--- a/Spring Boot Lombok.docx
+++ b/Spring Boot Lombok.docx
@@ -37,7 +37,13 @@
         </w:r>
       </w:hyperlink>
     </w:p>
-    <w:p/>
+    <w:p>
+      <w:pPr>
+        <w:rPr>
+          <w:lang w:val="en-US"/>
+        </w:rPr>
+      </w:pPr>
+    </w:p>
     <w:p>
       <w:r>
         <w:t>El inglés es bueno, aun</w:t>
@@ -47,7 +53,15 @@
       </w:r>
     </w:p>
     <w:p>
-      <w:r>
+      <w:pPr>
+        <w:rPr>
+          <w:lang w:val="en-US"/>
+        </w:rPr>
+      </w:pPr>
+      <w:r>
+        <w:rPr>
+          <w:lang w:val="en-US"/>
+        </w:rPr>
         <w:t xml:space="preserve">It's a step by step Java Spring Boot quick start guide. In this tutorial we are going to setup VsCode (Visual Studio Code) to be able to develop Java Spring Boot application in it. We are going to install Java Extension Pack and set up other extensions. We are going to run our Spring Boot maven application at the end of the tutorial from VsCode. </w:t>
       </w:r>
     </w:p>
@@ -761,7 +775,15 @@
       </w:r>
     </w:p>
     <w:p>
-      <w:r>
+      <w:pPr>
+        <w:rPr>
+          <w:lang w:val="en-US"/>
+        </w:rPr>
+      </w:pPr>
+      <w:r>
+        <w:rPr>
+          <w:lang w:val="en-US"/>
+        </w:rPr>
         <w:t>Lombok Annotations Support for VS Code</w:t>
       </w:r>
     </w:p>
@@ -1268,30 +1290,543 @@
       <w:r>
         <w:t>Para instalar las dependencias, en la terminal ejecutar:</w:t>
       </w:r>
+    </w:p>
+    <w:p>
+      <w:pPr>
+        <w:rPr>
+          <w:lang w:val="en-US"/>
+        </w:rPr>
+      </w:pPr>
+      <w:r>
+        <w:rPr>
+          <w:lang w:val="en-US"/>
+        </w:rPr>
+        <w:t>mvn clean install</w:t>
+      </w:r>
+    </w:p>
+    <w:p>
+      <w:pPr>
+        <w:pStyle w:val="Heading1"/>
+        <w:rPr>
+          <w:lang w:val="en-US"/>
+        </w:rPr>
+      </w:pPr>
+      <w:r>
+        <w:rPr>
+          <w:lang w:val="en-US"/>
+        </w:rPr>
+        <w:lastRenderedPageBreak/>
+        <w:t>src\main\java\tup\demo\models\User.java</w:t>
+      </w:r>
+    </w:p>
+    <w:p>
+      <w:pPr>
+        <w:keepNext/>
+        <w:keepLines/>
+      </w:pPr>
+      <w:r>
+        <w:t>Crear un paquete models y agregar la siguiente clase:</w:t>
+      </w:r>
+    </w:p>
+    <w:p>
+      <w:pPr>
+        <w:shd w:val="clear" w:color="auto" w:fill="1E1E1E"/>
+        <w:spacing w:after="0" w:line="240" w:lineRule="auto"/>
+        <w:contextualSpacing w:val="0"/>
+        <w:rPr>
+          <w:rFonts w:ascii="Consolas" w:eastAsia="Times New Roman" w:hAnsi="Consolas" w:cs="Times New Roman"/>
+          <w:color w:val="D4D4D4"/>
+          <w:sz w:val="20"/>
+          <w:szCs w:val="20"/>
+          <w:lang w:val="en-US" w:eastAsia="es-AR"/>
+        </w:rPr>
+      </w:pPr>
+      <w:r>
+        <w:rPr>
+          <w:rFonts w:ascii="Consolas" w:eastAsia="Times New Roman" w:hAnsi="Consolas" w:cs="Times New Roman"/>
+          <w:color w:val="569CD6"/>
+          <w:sz w:val="20"/>
+          <w:szCs w:val="20"/>
+          <w:lang w:val="en-US" w:eastAsia="es-AR"/>
+        </w:rPr>
+        <w:t>package</w:t>
+      </w:r>
+      <w:r>
+        <w:rPr>
+          <w:rFonts w:ascii="Consolas" w:eastAsia="Times New Roman" w:hAnsi="Consolas" w:cs="Times New Roman"/>
+          <w:color w:val="D4D4D4"/>
+          <w:sz w:val="20"/>
+          <w:szCs w:val="20"/>
+          <w:lang w:val="en-US" w:eastAsia="es-AR"/>
+        </w:rPr>
+        <w:t xml:space="preserve"> tup.demo.models;</w:t>
+      </w:r>
+    </w:p>
+    <w:p>
+      <w:pPr>
+        <w:shd w:val="clear" w:color="auto" w:fill="1E1E1E"/>
+        <w:spacing w:after="0" w:line="240" w:lineRule="auto"/>
+        <w:contextualSpacing w:val="0"/>
+        <w:rPr>
+          <w:rFonts w:ascii="Consolas" w:eastAsia="Times New Roman" w:hAnsi="Consolas" w:cs="Times New Roman"/>
+          <w:color w:val="D4D4D4"/>
+          <w:sz w:val="20"/>
+          <w:szCs w:val="20"/>
+          <w:lang w:val="en-US" w:eastAsia="es-AR"/>
+        </w:rPr>
+      </w:pPr>
+    </w:p>
+    <w:p>
+      <w:pPr>
+        <w:shd w:val="clear" w:color="auto" w:fill="1E1E1E"/>
+        <w:spacing w:after="0" w:line="240" w:lineRule="auto"/>
+        <w:contextualSpacing w:val="0"/>
+        <w:rPr>
+          <w:rFonts w:ascii="Consolas" w:eastAsia="Times New Roman" w:hAnsi="Consolas" w:cs="Times New Roman"/>
+          <w:color w:val="D4D4D4"/>
+          <w:sz w:val="20"/>
+          <w:szCs w:val="20"/>
+          <w:lang w:val="en-US" w:eastAsia="es-AR"/>
+        </w:rPr>
+      </w:pPr>
+      <w:r>
+        <w:rPr>
+          <w:rFonts w:ascii="Consolas" w:eastAsia="Times New Roman" w:hAnsi="Consolas" w:cs="Times New Roman"/>
+          <w:color w:val="569CD6"/>
+          <w:sz w:val="20"/>
+          <w:szCs w:val="20"/>
+          <w:lang w:val="en-US" w:eastAsia="es-AR"/>
+        </w:rPr>
+        <w:t>import</w:t>
+      </w:r>
+      <w:r>
+        <w:rPr>
+          <w:rFonts w:ascii="Consolas" w:eastAsia="Times New Roman" w:hAnsi="Consolas" w:cs="Times New Roman"/>
+          <w:color w:val="D4D4D4"/>
+          <w:sz w:val="20"/>
+          <w:szCs w:val="20"/>
+          <w:lang w:val="en-US" w:eastAsia="es-AR"/>
+        </w:rPr>
+        <w:t xml:space="preserve"> lombok.</w:t>
+      </w:r>
+      <w:r>
+        <w:rPr>
+          <w:rFonts w:ascii="Consolas" w:eastAsia="Times New Roman" w:hAnsi="Consolas" w:cs="Times New Roman"/>
+          <w:color w:val="569CD6"/>
+          <w:sz w:val="20"/>
+          <w:szCs w:val="20"/>
+          <w:lang w:val="en-US" w:eastAsia="es-AR"/>
+        </w:rPr>
+        <w:t>Data</w:t>
+      </w:r>
+      <w:r>
+        <w:rPr>
+          <w:rFonts w:ascii="Consolas" w:eastAsia="Times New Roman" w:hAnsi="Consolas" w:cs="Times New Roman"/>
+          <w:color w:val="D4D4D4"/>
+          <w:sz w:val="20"/>
+          <w:szCs w:val="20"/>
+          <w:lang w:val="en-US" w:eastAsia="es-AR"/>
+        </w:rPr>
+        <w:t>;</w:t>
+      </w:r>
+    </w:p>
+    <w:p>
+      <w:pPr>
+        <w:shd w:val="clear" w:color="auto" w:fill="1E1E1E"/>
+        <w:spacing w:after="0" w:line="240" w:lineRule="auto"/>
+        <w:contextualSpacing w:val="0"/>
+        <w:rPr>
+          <w:rFonts w:ascii="Consolas" w:eastAsia="Times New Roman" w:hAnsi="Consolas" w:cs="Times New Roman"/>
+          <w:color w:val="D4D4D4"/>
+          <w:sz w:val="20"/>
+          <w:szCs w:val="20"/>
+          <w:lang w:val="en-US" w:eastAsia="es-AR"/>
+        </w:rPr>
+      </w:pPr>
+    </w:p>
+    <w:p>
+      <w:pPr>
+        <w:shd w:val="clear" w:color="auto" w:fill="1E1E1E"/>
+        <w:spacing w:after="0" w:line="240" w:lineRule="auto"/>
+        <w:contextualSpacing w:val="0"/>
+        <w:rPr>
+          <w:rFonts w:ascii="Consolas" w:eastAsia="Times New Roman" w:hAnsi="Consolas" w:cs="Times New Roman"/>
+          <w:color w:val="D4D4D4"/>
+          <w:sz w:val="20"/>
+          <w:szCs w:val="20"/>
+          <w:lang w:val="en-US" w:eastAsia="es-AR"/>
+        </w:rPr>
+      </w:pPr>
+      <w:r>
+        <w:rPr>
+          <w:rFonts w:ascii="Consolas" w:eastAsia="Times New Roman" w:hAnsi="Consolas" w:cs="Times New Roman"/>
+          <w:color w:val="6A9955"/>
+          <w:sz w:val="20"/>
+          <w:szCs w:val="20"/>
+          <w:lang w:val="en-US" w:eastAsia="es-AR"/>
+        </w:rPr>
+        <w:t>/*</w:t>
+      </w:r>
+    </w:p>
+    <w:p>
+      <w:pPr>
+        <w:shd w:val="clear" w:color="auto" w:fill="1E1E1E"/>
+        <w:spacing w:after="0" w:line="240" w:lineRule="auto"/>
+        <w:contextualSpacing w:val="0"/>
+        <w:rPr>
+          <w:rFonts w:ascii="Consolas" w:eastAsia="Times New Roman" w:hAnsi="Consolas" w:cs="Times New Roman"/>
+          <w:color w:val="D4D4D4"/>
+          <w:sz w:val="20"/>
+          <w:szCs w:val="20"/>
+          <w:lang w:val="en-US" w:eastAsia="es-AR"/>
+        </w:rPr>
+      </w:pPr>
+      <w:r>
+        <w:rPr>
+          <w:rFonts w:ascii="Consolas" w:eastAsia="Times New Roman" w:hAnsi="Consolas" w:cs="Times New Roman"/>
+          <w:color w:val="6A9955"/>
+          <w:sz w:val="20"/>
+          <w:szCs w:val="20"/>
+          <w:lang w:val="en-US" w:eastAsia="es-AR"/>
+        </w:rPr>
+        <w:t xml:space="preserve">Generates getters for all fields, a useful toString method, and hashCode and equals </w:t>
+      </w:r>
+    </w:p>
+    <w:p>
+      <w:pPr>
+        <w:shd w:val="clear" w:color="auto" w:fill="1E1E1E"/>
+        <w:spacing w:after="0" w:line="240" w:lineRule="auto"/>
+        <w:contextualSpacing w:val="0"/>
+        <w:rPr>
+          <w:rFonts w:ascii="Consolas" w:eastAsia="Times New Roman" w:hAnsi="Consolas" w:cs="Times New Roman"/>
+          <w:color w:val="D4D4D4"/>
+          <w:sz w:val="20"/>
+          <w:szCs w:val="20"/>
+          <w:lang w:val="en-US" w:eastAsia="es-AR"/>
+        </w:rPr>
+      </w:pPr>
+      <w:r>
+        <w:rPr>
+          <w:rFonts w:ascii="Consolas" w:eastAsia="Times New Roman" w:hAnsi="Consolas" w:cs="Times New Roman"/>
+          <w:color w:val="6A9955"/>
+          <w:sz w:val="20"/>
+          <w:szCs w:val="20"/>
+          <w:lang w:val="en-US" w:eastAsia="es-AR"/>
+        </w:rPr>
+        <w:t>implementations that check all non-transient fields. Will also generate setters for</w:t>
+      </w:r>
+    </w:p>
+    <w:p>
+      <w:pPr>
+        <w:shd w:val="clear" w:color="auto" w:fill="1E1E1E"/>
+        <w:spacing w:after="0" w:line="240" w:lineRule="auto"/>
+        <w:contextualSpacing w:val="0"/>
+        <w:rPr>
+          <w:rFonts w:ascii="Consolas" w:eastAsia="Times New Roman" w:hAnsi="Consolas" w:cs="Times New Roman"/>
+          <w:color w:val="D4D4D4"/>
+          <w:sz w:val="20"/>
+          <w:szCs w:val="20"/>
+          <w:lang w:val="en-US" w:eastAsia="es-AR"/>
+        </w:rPr>
+      </w:pPr>
+      <w:r>
+        <w:rPr>
+          <w:rFonts w:ascii="Consolas" w:eastAsia="Times New Roman" w:hAnsi="Consolas" w:cs="Times New Roman"/>
+          <w:color w:val="6A9955"/>
+          <w:sz w:val="20"/>
+          <w:szCs w:val="20"/>
+          <w:lang w:val="en-US" w:eastAsia="es-AR"/>
+        </w:rPr>
+        <w:t> all non-final fields, as well as a constructor.</w:t>
+      </w:r>
+    </w:p>
+    <w:p>
+      <w:pPr>
+        <w:shd w:val="clear" w:color="auto" w:fill="1E1E1E"/>
+        <w:spacing w:after="0" w:line="240" w:lineRule="auto"/>
+        <w:contextualSpacing w:val="0"/>
+        <w:rPr>
+          <w:rFonts w:ascii="Consolas" w:eastAsia="Times New Roman" w:hAnsi="Consolas" w:cs="Times New Roman"/>
+          <w:color w:val="D4D4D4"/>
+          <w:sz w:val="20"/>
+          <w:szCs w:val="20"/>
+          <w:lang w:val="en-US" w:eastAsia="es-AR"/>
+        </w:rPr>
+      </w:pPr>
+      <w:r>
+        <w:rPr>
+          <w:rFonts w:ascii="Consolas" w:eastAsia="Times New Roman" w:hAnsi="Consolas" w:cs="Times New Roman"/>
+          <w:color w:val="6A9955"/>
+          <w:sz w:val="20"/>
+          <w:szCs w:val="20"/>
+          <w:lang w:val="en-US" w:eastAsia="es-AR"/>
+        </w:rPr>
+        <w:t>Equivalent to @Getter @Setter @RequiredArgsConstructor @ToString @EqualsAndHashCode.</w:t>
+      </w:r>
+    </w:p>
+    <w:p>
+      <w:pPr>
+        <w:shd w:val="clear" w:color="auto" w:fill="1E1E1E"/>
+        <w:spacing w:after="0" w:line="240" w:lineRule="auto"/>
+        <w:contextualSpacing w:val="0"/>
+        <w:rPr>
+          <w:rFonts w:ascii="Consolas" w:eastAsia="Times New Roman" w:hAnsi="Consolas" w:cs="Times New Roman"/>
+          <w:color w:val="D4D4D4"/>
+          <w:sz w:val="20"/>
+          <w:szCs w:val="20"/>
+          <w:lang w:val="en-US" w:eastAsia="es-AR"/>
+        </w:rPr>
+      </w:pPr>
+      <w:r>
+        <w:rPr>
+          <w:rFonts w:ascii="Consolas" w:eastAsia="Times New Roman" w:hAnsi="Consolas" w:cs="Times New Roman"/>
+          <w:color w:val="6A9955"/>
+          <w:sz w:val="20"/>
+          <w:szCs w:val="20"/>
+          <w:lang w:val="en-US" w:eastAsia="es-AR"/>
+        </w:rPr>
+        <w:t>*/</w:t>
+      </w:r>
+    </w:p>
+    <w:p>
+      <w:pPr>
+        <w:shd w:val="clear" w:color="auto" w:fill="1E1E1E"/>
+        <w:spacing w:after="0" w:line="240" w:lineRule="auto"/>
+        <w:contextualSpacing w:val="0"/>
+        <w:rPr>
+          <w:rFonts w:ascii="Consolas" w:eastAsia="Times New Roman" w:hAnsi="Consolas" w:cs="Times New Roman"/>
+          <w:color w:val="D4D4D4"/>
+          <w:sz w:val="20"/>
+          <w:szCs w:val="20"/>
+          <w:lang w:val="en-US" w:eastAsia="es-AR"/>
+        </w:rPr>
+      </w:pPr>
+    </w:p>
+    <w:p>
+      <w:pPr>
+        <w:shd w:val="clear" w:color="auto" w:fill="1E1E1E"/>
+        <w:spacing w:after="0" w:line="240" w:lineRule="auto"/>
+        <w:contextualSpacing w:val="0"/>
+        <w:rPr>
+          <w:rFonts w:ascii="Consolas" w:eastAsia="Times New Roman" w:hAnsi="Consolas" w:cs="Times New Roman"/>
+          <w:color w:val="D4D4D4"/>
+          <w:sz w:val="20"/>
+          <w:szCs w:val="20"/>
+          <w:lang w:val="en-US" w:eastAsia="es-AR"/>
+        </w:rPr>
+      </w:pPr>
+      <w:r>
+        <w:rPr>
+          <w:rFonts w:ascii="Consolas" w:eastAsia="Times New Roman" w:hAnsi="Consolas" w:cs="Times New Roman"/>
+          <w:color w:val="D4D4D4"/>
+          <w:sz w:val="20"/>
+          <w:szCs w:val="20"/>
+          <w:lang w:val="en-US" w:eastAsia="es-AR"/>
+        </w:rPr>
+        <w:t>@</w:t>
+      </w:r>
+      <w:r>
+        <w:rPr>
+          <w:rFonts w:ascii="Consolas" w:eastAsia="Times New Roman" w:hAnsi="Consolas" w:cs="Times New Roman"/>
+          <w:color w:val="569CD6"/>
+          <w:sz w:val="20"/>
+          <w:szCs w:val="20"/>
+          <w:lang w:val="en-US" w:eastAsia="es-AR"/>
+        </w:rPr>
+        <w:t>Data</w:t>
+      </w:r>
+    </w:p>
+    <w:p>
+      <w:pPr>
+        <w:shd w:val="clear" w:color="auto" w:fill="1E1E1E"/>
+        <w:spacing w:after="0" w:line="240" w:lineRule="auto"/>
+        <w:contextualSpacing w:val="0"/>
+        <w:rPr>
+          <w:rFonts w:ascii="Consolas" w:eastAsia="Times New Roman" w:hAnsi="Consolas" w:cs="Times New Roman"/>
+          <w:color w:val="D4D4D4"/>
+          <w:sz w:val="20"/>
+          <w:szCs w:val="20"/>
+          <w:lang w:val="en-US" w:eastAsia="es-AR"/>
+        </w:rPr>
+      </w:pPr>
+      <w:r>
+        <w:rPr>
+          <w:rFonts w:ascii="Consolas" w:eastAsia="Times New Roman" w:hAnsi="Consolas" w:cs="Times New Roman"/>
+          <w:color w:val="569CD6"/>
+          <w:sz w:val="20"/>
+          <w:szCs w:val="20"/>
+          <w:lang w:val="en-US" w:eastAsia="es-AR"/>
+        </w:rPr>
+        <w:t>public</w:t>
+      </w:r>
+      <w:r>
+        <w:rPr>
+          <w:rFonts w:ascii="Consolas" w:eastAsia="Times New Roman" w:hAnsi="Consolas" w:cs="Times New Roman"/>
+          <w:color w:val="D4D4D4"/>
+          <w:sz w:val="20"/>
+          <w:szCs w:val="20"/>
+          <w:lang w:val="en-US" w:eastAsia="es-AR"/>
+        </w:rPr>
+        <w:t xml:space="preserve"> </w:t>
+      </w:r>
+      <w:r>
+        <w:rPr>
+          <w:rFonts w:ascii="Consolas" w:eastAsia="Times New Roman" w:hAnsi="Consolas" w:cs="Times New Roman"/>
+          <w:color w:val="569CD6"/>
+          <w:sz w:val="20"/>
+          <w:szCs w:val="20"/>
+          <w:lang w:val="en-US" w:eastAsia="es-AR"/>
+        </w:rPr>
+        <w:t>class</w:t>
+      </w:r>
+      <w:r>
+        <w:rPr>
+          <w:rFonts w:ascii="Consolas" w:eastAsia="Times New Roman" w:hAnsi="Consolas" w:cs="Times New Roman"/>
+          <w:color w:val="D4D4D4"/>
+          <w:sz w:val="20"/>
+          <w:szCs w:val="20"/>
+          <w:lang w:val="en-US" w:eastAsia="es-AR"/>
+        </w:rPr>
+        <w:t xml:space="preserve"> User {</w:t>
+      </w:r>
+    </w:p>
+    <w:p>
+      <w:pPr>
+        <w:shd w:val="clear" w:color="auto" w:fill="1E1E1E"/>
+        <w:spacing w:after="0" w:line="240" w:lineRule="auto"/>
+        <w:contextualSpacing w:val="0"/>
+        <w:rPr>
+          <w:rFonts w:ascii="Consolas" w:eastAsia="Times New Roman" w:hAnsi="Consolas" w:cs="Times New Roman"/>
+          <w:color w:val="D4D4D4"/>
+          <w:sz w:val="20"/>
+          <w:szCs w:val="20"/>
+          <w:lang w:val="en-US" w:eastAsia="es-AR"/>
+        </w:rPr>
+      </w:pPr>
+    </w:p>
+    <w:p>
+      <w:pPr>
+        <w:shd w:val="clear" w:color="auto" w:fill="1E1E1E"/>
+        <w:spacing w:after="0" w:line="240" w:lineRule="auto"/>
+        <w:contextualSpacing w:val="0"/>
+        <w:rPr>
+          <w:rFonts w:ascii="Consolas" w:eastAsia="Times New Roman" w:hAnsi="Consolas" w:cs="Times New Roman"/>
+          <w:color w:val="D4D4D4"/>
+          <w:sz w:val="20"/>
+          <w:szCs w:val="20"/>
+          <w:lang w:val="en-US" w:eastAsia="es-AR"/>
+        </w:rPr>
+      </w:pPr>
+      <w:r>
+        <w:rPr>
+          <w:rFonts w:ascii="Consolas" w:eastAsia="Times New Roman" w:hAnsi="Consolas" w:cs="Times New Roman"/>
+          <w:color w:val="D4D4D4"/>
+          <w:sz w:val="20"/>
+          <w:szCs w:val="20"/>
+          <w:lang w:val="en-US" w:eastAsia="es-AR"/>
+        </w:rPr>
+        <w:t xml:space="preserve">    </w:t>
+      </w:r>
+      <w:r>
+        <w:rPr>
+          <w:rFonts w:ascii="Consolas" w:eastAsia="Times New Roman" w:hAnsi="Consolas" w:cs="Times New Roman"/>
+          <w:color w:val="569CD6"/>
+          <w:sz w:val="20"/>
+          <w:szCs w:val="20"/>
+          <w:lang w:val="en-US" w:eastAsia="es-AR"/>
+        </w:rPr>
+        <w:t>private</w:t>
+      </w:r>
+      <w:r>
+        <w:rPr>
+          <w:rFonts w:ascii="Consolas" w:eastAsia="Times New Roman" w:hAnsi="Consolas" w:cs="Times New Roman"/>
+          <w:color w:val="D4D4D4"/>
+          <w:sz w:val="20"/>
+          <w:szCs w:val="20"/>
+          <w:lang w:val="en-US" w:eastAsia="es-AR"/>
+        </w:rPr>
+        <w:t xml:space="preserve"> </w:t>
+      </w:r>
+      <w:r>
+        <w:rPr>
+          <w:rFonts w:ascii="Consolas" w:eastAsia="Times New Roman" w:hAnsi="Consolas" w:cs="Times New Roman"/>
+          <w:color w:val="569CD6"/>
+          <w:sz w:val="20"/>
+          <w:szCs w:val="20"/>
+          <w:lang w:val="en-US" w:eastAsia="es-AR"/>
+        </w:rPr>
+        <w:t>String</w:t>
+      </w:r>
+      <w:r>
+        <w:rPr>
+          <w:rFonts w:ascii="Consolas" w:eastAsia="Times New Roman" w:hAnsi="Consolas" w:cs="Times New Roman"/>
+          <w:color w:val="D4D4D4"/>
+          <w:sz w:val="20"/>
+          <w:szCs w:val="20"/>
+          <w:lang w:val="en-US" w:eastAsia="es-AR"/>
+        </w:rPr>
+        <w:t xml:space="preserve"> name;</w:t>
+      </w:r>
+    </w:p>
+    <w:p>
+      <w:pPr>
+        <w:shd w:val="clear" w:color="auto" w:fill="1E1E1E"/>
+        <w:spacing w:after="0" w:line="240" w:lineRule="auto"/>
+        <w:contextualSpacing w:val="0"/>
+        <w:rPr>
+          <w:rFonts w:ascii="Consolas" w:eastAsia="Times New Roman" w:hAnsi="Consolas" w:cs="Times New Roman"/>
+          <w:color w:val="D4D4D4"/>
+          <w:sz w:val="20"/>
+          <w:szCs w:val="20"/>
+          <w:lang w:val="en-US" w:eastAsia="es-AR"/>
+        </w:rPr>
+      </w:pPr>
+    </w:p>
+    <w:p>
+      <w:pPr>
+        <w:shd w:val="clear" w:color="auto" w:fill="1E1E1E"/>
+        <w:spacing w:after="0" w:line="240" w:lineRule="auto"/>
+        <w:contextualSpacing w:val="0"/>
+        <w:rPr>
+          <w:rFonts w:ascii="Consolas" w:eastAsia="Times New Roman" w:hAnsi="Consolas" w:cs="Times New Roman"/>
+          <w:color w:val="D4D4D4"/>
+          <w:sz w:val="20"/>
+          <w:szCs w:val="20"/>
+          <w:lang w:eastAsia="es-AR"/>
+        </w:rPr>
+      </w:pPr>
+      <w:r>
+        <w:rPr>
+          <w:rFonts w:ascii="Consolas" w:eastAsia="Times New Roman" w:hAnsi="Consolas" w:cs="Times New Roman"/>
+          <w:color w:val="D4D4D4"/>
+          <w:sz w:val="20"/>
+          <w:szCs w:val="20"/>
+          <w:lang w:eastAsia="es-AR"/>
+        </w:rPr>
+        <w:t>}</w:t>
+      </w:r>
+    </w:p>
+    <w:p>
+      <w:pPr>
+        <w:rPr>
+          <w:lang w:val="en-US"/>
+        </w:rPr>
+      </w:pPr>
       <w:bookmarkStart w:id="0" w:name="_GoBack"/>
       <w:bookmarkEnd w:id="0"/>
     </w:p>
     <w:p>
-      <w:r>
-        <w:t>mvn clean install</w:t>
-      </w:r>
-    </w:p>
-    <w:p>
       <w:pPr>
         <w:pStyle w:val="Heading1"/>
-      </w:pPr>
-      <w:r>
-        <w:lastRenderedPageBreak/>
-        <w:t>src\main\java\tup\demo\models\User.java</w:t>
-      </w:r>
-    </w:p>
-    <w:p>
-      <w:pPr>
-        <w:keepNext/>
-        <w:keepLines/>
-      </w:pPr>
-      <w:r>
-        <w:t>Crear un paquete models y agregar la siguiente clase:</w:t>
+        <w:rPr>
+          <w:lang w:val="en-US"/>
+        </w:rPr>
+      </w:pPr>
+      <w:r>
+        <w:rPr>
+          <w:lang w:val="en-US"/>
+        </w:rPr>
+        <w:t>src\main\java\tup\demo\DemoApplication.java</w:t>
       </w:r>
     </w:p>
     <w:p>
@@ -1299,92 +1834,468 @@
         <w:shd w:val="clear" w:color="auto" w:fill="1E1E1E"/>
         <w:spacing w:after="0" w:line="240" w:lineRule="auto"/>
         <w:rPr>
-          <w:rFonts w:ascii="Courier New" w:eastAsia="Times New Roman" w:hAnsi="Courier New" w:cs="Courier New"/>
-          <w:color w:val="D4D4D4"/>
-          <w:sz w:val="18"/>
-          <w:szCs w:val="21"/>
-          <w:lang w:val="en-US" w:eastAsia="es-AR"/>
-        </w:rPr>
-      </w:pPr>
-      <w:r>
-        <w:rPr>
-          <w:rFonts w:ascii="Courier New" w:eastAsia="Times New Roman" w:hAnsi="Courier New" w:cs="Courier New"/>
+          <w:rFonts w:ascii="Consolas" w:eastAsia="Times New Roman" w:hAnsi="Consolas" w:cs="Times New Roman"/>
+          <w:color w:val="D4D4D4"/>
+          <w:sz w:val="20"/>
+          <w:szCs w:val="24"/>
+          <w:lang w:val="en-US" w:eastAsia="es-AR"/>
+        </w:rPr>
+      </w:pPr>
+      <w:r>
+        <w:rPr>
+          <w:rFonts w:ascii="Consolas" w:eastAsia="Times New Roman" w:hAnsi="Consolas" w:cs="Times New Roman"/>
           <w:color w:val="569CD6"/>
-          <w:sz w:val="18"/>
-          <w:szCs w:val="21"/>
+          <w:sz w:val="20"/>
+          <w:szCs w:val="24"/>
           <w:lang w:val="en-US" w:eastAsia="es-AR"/>
         </w:rPr>
         <w:t>package</w:t>
       </w:r>
       <w:r>
         <w:rPr>
-          <w:rFonts w:ascii="Courier New" w:eastAsia="Times New Roman" w:hAnsi="Courier New" w:cs="Courier New"/>
-          <w:color w:val="D4D4D4"/>
-          <w:sz w:val="18"/>
-          <w:szCs w:val="21"/>
+          <w:rFonts w:ascii="Consolas" w:eastAsia="Times New Roman" w:hAnsi="Consolas" w:cs="Times New Roman"/>
+          <w:color w:val="D4D4D4"/>
+          <w:sz w:val="20"/>
+          <w:szCs w:val="24"/>
+          <w:lang w:val="en-US" w:eastAsia="es-AR"/>
+        </w:rPr>
+        <w:t xml:space="preserve"> tup.demo;</w:t>
+      </w:r>
+    </w:p>
+    <w:p>
+      <w:pPr>
+        <w:shd w:val="clear" w:color="auto" w:fill="1E1E1E"/>
+        <w:spacing w:after="0" w:line="240" w:lineRule="auto"/>
+        <w:rPr>
+          <w:rFonts w:ascii="Consolas" w:eastAsia="Times New Roman" w:hAnsi="Consolas" w:cs="Times New Roman"/>
+          <w:color w:val="D4D4D4"/>
+          <w:sz w:val="20"/>
+          <w:szCs w:val="24"/>
+          <w:lang w:val="en-US" w:eastAsia="es-AR"/>
+        </w:rPr>
+      </w:pPr>
+    </w:p>
+    <w:p>
+      <w:pPr>
+        <w:shd w:val="clear" w:color="auto" w:fill="1E1E1E"/>
+        <w:spacing w:after="0" w:line="240" w:lineRule="auto"/>
+        <w:rPr>
+          <w:rFonts w:ascii="Consolas" w:eastAsia="Times New Roman" w:hAnsi="Consolas" w:cs="Times New Roman"/>
+          <w:color w:val="D4D4D4"/>
+          <w:sz w:val="20"/>
+          <w:szCs w:val="24"/>
+          <w:lang w:val="en-US" w:eastAsia="es-AR"/>
+        </w:rPr>
+      </w:pPr>
+      <w:r>
+        <w:rPr>
+          <w:rFonts w:ascii="Consolas" w:eastAsia="Times New Roman" w:hAnsi="Consolas" w:cs="Times New Roman"/>
+          <w:color w:val="569CD6"/>
+          <w:sz w:val="20"/>
+          <w:szCs w:val="24"/>
+          <w:lang w:val="en-US" w:eastAsia="es-AR"/>
+        </w:rPr>
+        <w:t>import</w:t>
+      </w:r>
+      <w:r>
+        <w:rPr>
+          <w:rFonts w:ascii="Consolas" w:eastAsia="Times New Roman" w:hAnsi="Consolas" w:cs="Times New Roman"/>
+          <w:color w:val="D4D4D4"/>
+          <w:sz w:val="20"/>
+          <w:szCs w:val="24"/>
+          <w:lang w:val="en-US" w:eastAsia="es-AR"/>
+        </w:rPr>
+        <w:t xml:space="preserve"> org.springframework.boot.SpringApplication;</w:t>
+      </w:r>
+    </w:p>
+    <w:p>
+      <w:pPr>
+        <w:shd w:val="clear" w:color="auto" w:fill="1E1E1E"/>
+        <w:spacing w:after="0" w:line="240" w:lineRule="auto"/>
+        <w:rPr>
+          <w:rFonts w:ascii="Consolas" w:eastAsia="Times New Roman" w:hAnsi="Consolas" w:cs="Times New Roman"/>
+          <w:color w:val="D4D4D4"/>
+          <w:sz w:val="20"/>
+          <w:szCs w:val="24"/>
+          <w:lang w:val="en-US" w:eastAsia="es-AR"/>
+        </w:rPr>
+      </w:pPr>
+      <w:r>
+        <w:rPr>
+          <w:rFonts w:ascii="Consolas" w:eastAsia="Times New Roman" w:hAnsi="Consolas" w:cs="Times New Roman"/>
+          <w:color w:val="569CD6"/>
+          <w:sz w:val="20"/>
+          <w:szCs w:val="24"/>
+          <w:lang w:val="en-US" w:eastAsia="es-AR"/>
+        </w:rPr>
+        <w:t>import</w:t>
+      </w:r>
+      <w:r>
+        <w:rPr>
+          <w:rFonts w:ascii="Consolas" w:eastAsia="Times New Roman" w:hAnsi="Consolas" w:cs="Times New Roman"/>
+          <w:color w:val="D4D4D4"/>
+          <w:sz w:val="20"/>
+          <w:szCs w:val="24"/>
+          <w:lang w:val="en-US" w:eastAsia="es-AR"/>
+        </w:rPr>
+        <w:t xml:space="preserve"> org.springframework.boot.autoconfigure.</w:t>
+      </w:r>
+      <w:r>
+        <w:rPr>
+          <w:rFonts w:ascii="Consolas" w:eastAsia="Times New Roman" w:hAnsi="Consolas" w:cs="Times New Roman"/>
+          <w:color w:val="569CD6"/>
+          <w:sz w:val="20"/>
+          <w:szCs w:val="24"/>
+          <w:lang w:val="en-US" w:eastAsia="es-AR"/>
+        </w:rPr>
+        <w:t>SpringBootApplication</w:t>
+      </w:r>
+      <w:r>
+        <w:rPr>
+          <w:rFonts w:ascii="Consolas" w:eastAsia="Times New Roman" w:hAnsi="Consolas" w:cs="Times New Roman"/>
+          <w:color w:val="D4D4D4"/>
+          <w:sz w:val="20"/>
+          <w:szCs w:val="24"/>
+          <w:lang w:val="en-US" w:eastAsia="es-AR"/>
+        </w:rPr>
+        <w:t>;</w:t>
+      </w:r>
+    </w:p>
+    <w:p>
+      <w:pPr>
+        <w:shd w:val="clear" w:color="auto" w:fill="1E1E1E"/>
+        <w:spacing w:after="0" w:line="240" w:lineRule="auto"/>
+        <w:rPr>
+          <w:rFonts w:ascii="Consolas" w:eastAsia="Times New Roman" w:hAnsi="Consolas" w:cs="Times New Roman"/>
+          <w:color w:val="D4D4D4"/>
+          <w:sz w:val="20"/>
+          <w:szCs w:val="24"/>
+          <w:lang w:val="en-US" w:eastAsia="es-AR"/>
+        </w:rPr>
+      </w:pPr>
+      <w:r>
+        <w:rPr>
+          <w:rFonts w:ascii="Consolas" w:eastAsia="Times New Roman" w:hAnsi="Consolas" w:cs="Times New Roman"/>
+          <w:color w:val="569CD6"/>
+          <w:sz w:val="20"/>
+          <w:szCs w:val="24"/>
+          <w:lang w:val="en-US" w:eastAsia="es-AR"/>
+        </w:rPr>
+        <w:t>import</w:t>
+      </w:r>
+      <w:r>
+        <w:rPr>
+          <w:rFonts w:ascii="Consolas" w:eastAsia="Times New Roman" w:hAnsi="Consolas" w:cs="Times New Roman"/>
+          <w:color w:val="D4D4D4"/>
+          <w:sz w:val="20"/>
+          <w:szCs w:val="24"/>
+          <w:lang w:val="en-US" w:eastAsia="es-AR"/>
+        </w:rPr>
+        <w:t xml:space="preserve"> org.springframework.web.bind.annotation.</w:t>
+      </w:r>
+      <w:r>
+        <w:rPr>
+          <w:rFonts w:ascii="Consolas" w:eastAsia="Times New Roman" w:hAnsi="Consolas" w:cs="Times New Roman"/>
+          <w:color w:val="569CD6"/>
+          <w:sz w:val="20"/>
+          <w:szCs w:val="24"/>
+          <w:lang w:val="en-US" w:eastAsia="es-AR"/>
+        </w:rPr>
+        <w:t>GetMapping</w:t>
+      </w:r>
+      <w:r>
+        <w:rPr>
+          <w:rFonts w:ascii="Consolas" w:eastAsia="Times New Roman" w:hAnsi="Consolas" w:cs="Times New Roman"/>
+          <w:color w:val="D4D4D4"/>
+          <w:sz w:val="20"/>
+          <w:szCs w:val="24"/>
+          <w:lang w:val="en-US" w:eastAsia="es-AR"/>
+        </w:rPr>
+        <w:t>;</w:t>
+      </w:r>
+    </w:p>
+    <w:p>
+      <w:pPr>
+        <w:shd w:val="clear" w:color="auto" w:fill="1E1E1E"/>
+        <w:spacing w:after="0" w:line="240" w:lineRule="auto"/>
+        <w:rPr>
+          <w:rFonts w:ascii="Consolas" w:eastAsia="Times New Roman" w:hAnsi="Consolas" w:cs="Times New Roman"/>
+          <w:color w:val="D4D4D4"/>
+          <w:sz w:val="20"/>
+          <w:szCs w:val="24"/>
+          <w:lang w:val="en-US" w:eastAsia="es-AR"/>
+        </w:rPr>
+      </w:pPr>
+      <w:r>
+        <w:rPr>
+          <w:rFonts w:ascii="Consolas" w:eastAsia="Times New Roman" w:hAnsi="Consolas" w:cs="Times New Roman"/>
+          <w:color w:val="569CD6"/>
+          <w:sz w:val="20"/>
+          <w:szCs w:val="24"/>
+          <w:lang w:val="en-US" w:eastAsia="es-AR"/>
+        </w:rPr>
+        <w:t>import</w:t>
+      </w:r>
+      <w:r>
+        <w:rPr>
+          <w:rFonts w:ascii="Consolas" w:eastAsia="Times New Roman" w:hAnsi="Consolas" w:cs="Times New Roman"/>
+          <w:color w:val="D4D4D4"/>
+          <w:sz w:val="20"/>
+          <w:szCs w:val="24"/>
+          <w:lang w:val="en-US" w:eastAsia="es-AR"/>
+        </w:rPr>
+        <w:t xml:space="preserve"> org.springframework.web.bind.annotation.</w:t>
+      </w:r>
+      <w:r>
+        <w:rPr>
+          <w:rFonts w:ascii="Consolas" w:eastAsia="Times New Roman" w:hAnsi="Consolas" w:cs="Times New Roman"/>
+          <w:color w:val="569CD6"/>
+          <w:sz w:val="20"/>
+          <w:szCs w:val="24"/>
+          <w:lang w:val="en-US" w:eastAsia="es-AR"/>
+        </w:rPr>
+        <w:t>RequestParam</w:t>
+      </w:r>
+      <w:r>
+        <w:rPr>
+          <w:rFonts w:ascii="Consolas" w:eastAsia="Times New Roman" w:hAnsi="Consolas" w:cs="Times New Roman"/>
+          <w:color w:val="D4D4D4"/>
+          <w:sz w:val="20"/>
+          <w:szCs w:val="24"/>
+          <w:lang w:val="en-US" w:eastAsia="es-AR"/>
+        </w:rPr>
+        <w:t>;</w:t>
+      </w:r>
+    </w:p>
+    <w:p>
+      <w:pPr>
+        <w:shd w:val="clear" w:color="auto" w:fill="1E1E1E"/>
+        <w:spacing w:after="0" w:line="240" w:lineRule="auto"/>
+        <w:rPr>
+          <w:rFonts w:ascii="Consolas" w:eastAsia="Times New Roman" w:hAnsi="Consolas" w:cs="Times New Roman"/>
+          <w:color w:val="D4D4D4"/>
+          <w:sz w:val="20"/>
+          <w:szCs w:val="24"/>
+          <w:lang w:val="en-US" w:eastAsia="es-AR"/>
+        </w:rPr>
+      </w:pPr>
+      <w:r>
+        <w:rPr>
+          <w:rFonts w:ascii="Consolas" w:eastAsia="Times New Roman" w:hAnsi="Consolas" w:cs="Times New Roman"/>
+          <w:color w:val="569CD6"/>
+          <w:sz w:val="20"/>
+          <w:szCs w:val="24"/>
+          <w:lang w:val="en-US" w:eastAsia="es-AR"/>
+        </w:rPr>
+        <w:t>import</w:t>
+      </w:r>
+      <w:r>
+        <w:rPr>
+          <w:rFonts w:ascii="Consolas" w:eastAsia="Times New Roman" w:hAnsi="Consolas" w:cs="Times New Roman"/>
+          <w:color w:val="D4D4D4"/>
+          <w:sz w:val="20"/>
+          <w:szCs w:val="24"/>
+          <w:lang w:val="en-US" w:eastAsia="es-AR"/>
+        </w:rPr>
+        <w:t xml:space="preserve"> org.springframework.web.bind.annotation.</w:t>
+      </w:r>
+      <w:r>
+        <w:rPr>
+          <w:rFonts w:ascii="Consolas" w:eastAsia="Times New Roman" w:hAnsi="Consolas" w:cs="Times New Roman"/>
+          <w:color w:val="569CD6"/>
+          <w:sz w:val="20"/>
+          <w:szCs w:val="24"/>
+          <w:lang w:val="en-US" w:eastAsia="es-AR"/>
+        </w:rPr>
+        <w:t>RestController</w:t>
+      </w:r>
+      <w:r>
+        <w:rPr>
+          <w:rFonts w:ascii="Consolas" w:eastAsia="Times New Roman" w:hAnsi="Consolas" w:cs="Times New Roman"/>
+          <w:color w:val="D4D4D4"/>
+          <w:sz w:val="20"/>
+          <w:szCs w:val="24"/>
+          <w:lang w:val="en-US" w:eastAsia="es-AR"/>
+        </w:rPr>
+        <w:t>;</w:t>
+      </w:r>
+    </w:p>
+    <w:p>
+      <w:pPr>
+        <w:shd w:val="clear" w:color="auto" w:fill="1E1E1E"/>
+        <w:spacing w:after="0" w:line="240" w:lineRule="auto"/>
+        <w:rPr>
+          <w:rFonts w:ascii="Consolas" w:eastAsia="Times New Roman" w:hAnsi="Consolas" w:cs="Times New Roman"/>
+          <w:color w:val="D4D4D4"/>
+          <w:sz w:val="20"/>
+          <w:szCs w:val="24"/>
+          <w:lang w:val="en-US" w:eastAsia="es-AR"/>
+        </w:rPr>
+      </w:pPr>
+    </w:p>
+    <w:p>
+      <w:pPr>
+        <w:shd w:val="clear" w:color="auto" w:fill="1E1E1E"/>
+        <w:spacing w:after="0" w:line="240" w:lineRule="auto"/>
+        <w:rPr>
+          <w:rFonts w:ascii="Consolas" w:eastAsia="Times New Roman" w:hAnsi="Consolas" w:cs="Times New Roman"/>
+          <w:color w:val="D4D4D4"/>
+          <w:sz w:val="20"/>
+          <w:szCs w:val="24"/>
+          <w:lang w:val="en-US" w:eastAsia="es-AR"/>
+        </w:rPr>
+      </w:pPr>
+      <w:r>
+        <w:rPr>
+          <w:rFonts w:ascii="Consolas" w:eastAsia="Times New Roman" w:hAnsi="Consolas" w:cs="Times New Roman"/>
+          <w:color w:val="569CD6"/>
+          <w:sz w:val="20"/>
+          <w:szCs w:val="24"/>
+          <w:lang w:val="en-US" w:eastAsia="es-AR"/>
+        </w:rPr>
+        <w:t>import</w:t>
+      </w:r>
+      <w:r>
+        <w:rPr>
+          <w:rFonts w:ascii="Consolas" w:eastAsia="Times New Roman" w:hAnsi="Consolas" w:cs="Times New Roman"/>
+          <w:color w:val="D4D4D4"/>
+          <w:sz w:val="20"/>
+          <w:szCs w:val="24"/>
+          <w:lang w:val="en-US" w:eastAsia="es-AR"/>
+        </w:rPr>
+        <w:t xml:space="preserve"> tup.demo.models.User;</w:t>
+      </w:r>
+    </w:p>
+    <w:p>
+      <w:pPr>
+        <w:shd w:val="clear" w:color="auto" w:fill="1E1E1E"/>
+        <w:spacing w:after="0" w:line="240" w:lineRule="auto"/>
+        <w:rPr>
+          <w:rFonts w:ascii="Consolas" w:eastAsia="Times New Roman" w:hAnsi="Consolas" w:cs="Times New Roman"/>
+          <w:color w:val="D4D4D4"/>
+          <w:sz w:val="20"/>
+          <w:szCs w:val="24"/>
+          <w:lang w:val="en-US" w:eastAsia="es-AR"/>
+        </w:rPr>
+      </w:pPr>
+    </w:p>
+    <w:p>
+      <w:pPr>
+        <w:shd w:val="clear" w:color="auto" w:fill="1E1E1E"/>
+        <w:spacing w:after="0" w:line="240" w:lineRule="auto"/>
+        <w:rPr>
+          <w:rFonts w:ascii="Consolas" w:eastAsia="Times New Roman" w:hAnsi="Consolas" w:cs="Times New Roman"/>
+          <w:color w:val="D4D4D4"/>
+          <w:sz w:val="20"/>
+          <w:szCs w:val="24"/>
+          <w:lang w:val="en-US" w:eastAsia="es-AR"/>
+        </w:rPr>
+      </w:pPr>
+      <w:r>
+        <w:rPr>
+          <w:rFonts w:ascii="Consolas" w:eastAsia="Times New Roman" w:hAnsi="Consolas" w:cs="Times New Roman"/>
+          <w:color w:val="D4D4D4"/>
+          <w:sz w:val="20"/>
+          <w:szCs w:val="24"/>
+          <w:lang w:val="en-US" w:eastAsia="es-AR"/>
+        </w:rPr>
+        <w:t>@</w:t>
+      </w:r>
+      <w:r>
+        <w:rPr>
+          <w:rFonts w:ascii="Consolas" w:eastAsia="Times New Roman" w:hAnsi="Consolas" w:cs="Times New Roman"/>
+          <w:color w:val="569CD6"/>
+          <w:sz w:val="20"/>
+          <w:szCs w:val="24"/>
+          <w:lang w:val="en-US" w:eastAsia="es-AR"/>
+        </w:rPr>
+        <w:t>SpringBootApplication</w:t>
+      </w:r>
+    </w:p>
+    <w:p>
+      <w:pPr>
+        <w:shd w:val="clear" w:color="auto" w:fill="1E1E1E"/>
+        <w:spacing w:after="0" w:line="240" w:lineRule="auto"/>
+        <w:rPr>
+          <w:rFonts w:ascii="Consolas" w:eastAsia="Times New Roman" w:hAnsi="Consolas" w:cs="Times New Roman"/>
+          <w:color w:val="D4D4D4"/>
+          <w:sz w:val="20"/>
+          <w:szCs w:val="24"/>
+          <w:lang w:val="en-US" w:eastAsia="es-AR"/>
+        </w:rPr>
+      </w:pPr>
+      <w:r>
+        <w:rPr>
+          <w:rFonts w:ascii="Consolas" w:eastAsia="Times New Roman" w:hAnsi="Consolas" w:cs="Times New Roman"/>
+          <w:color w:val="D4D4D4"/>
+          <w:sz w:val="20"/>
+          <w:szCs w:val="24"/>
+          <w:lang w:val="en-US" w:eastAsia="es-AR"/>
+        </w:rPr>
+        <w:t>@</w:t>
+      </w:r>
+      <w:r>
+        <w:rPr>
+          <w:rFonts w:ascii="Consolas" w:eastAsia="Times New Roman" w:hAnsi="Consolas" w:cs="Times New Roman"/>
+          <w:color w:val="569CD6"/>
+          <w:sz w:val="20"/>
+          <w:szCs w:val="24"/>
+          <w:lang w:val="en-US" w:eastAsia="es-AR"/>
+        </w:rPr>
+        <w:t>RestController</w:t>
+      </w:r>
+    </w:p>
+    <w:p>
+      <w:pPr>
+        <w:shd w:val="clear" w:color="auto" w:fill="1E1E1E"/>
+        <w:spacing w:after="0" w:line="240" w:lineRule="auto"/>
+        <w:rPr>
+          <w:rFonts w:ascii="Consolas" w:eastAsia="Times New Roman" w:hAnsi="Consolas" w:cs="Times New Roman"/>
+          <w:color w:val="D4D4D4"/>
+          <w:sz w:val="20"/>
+          <w:szCs w:val="24"/>
+          <w:lang w:val="en-US" w:eastAsia="es-AR"/>
+        </w:rPr>
+      </w:pPr>
+      <w:r>
+        <w:rPr>
+          <w:rFonts w:ascii="Consolas" w:eastAsia="Times New Roman" w:hAnsi="Consolas" w:cs="Times New Roman"/>
+          <w:color w:val="569CD6"/>
+          <w:sz w:val="20"/>
+          <w:szCs w:val="24"/>
+          <w:lang w:val="en-US" w:eastAsia="es-AR"/>
+        </w:rPr>
+        <w:t>public</w:t>
+      </w:r>
+      <w:r>
+        <w:rPr>
+          <w:rFonts w:ascii="Consolas" w:eastAsia="Times New Roman" w:hAnsi="Consolas" w:cs="Times New Roman"/>
+          <w:color w:val="D4D4D4"/>
+          <w:sz w:val="20"/>
+          <w:szCs w:val="24"/>
           <w:lang w:val="en-US" w:eastAsia="es-AR"/>
         </w:rPr>
         <w:t xml:space="preserve"> </w:t>
       </w:r>
       <w:r>
         <w:rPr>
-          <w:rFonts w:ascii="Courier New" w:eastAsia="Times New Roman" w:hAnsi="Courier New" w:cs="Courier New"/>
-          <w:color w:val="4EC9B0"/>
-          <w:sz w:val="18"/>
-          <w:szCs w:val="21"/>
-          <w:lang w:val="en-US" w:eastAsia="es-AR"/>
-        </w:rPr>
-        <w:t>tup</w:t>
-      </w:r>
-      <w:r>
-        <w:rPr>
-          <w:rFonts w:ascii="Courier New" w:eastAsia="Times New Roman" w:hAnsi="Courier New" w:cs="Courier New"/>
-          <w:color w:val="D4D4D4"/>
-          <w:sz w:val="18"/>
-          <w:szCs w:val="21"/>
-          <w:lang w:val="en-US" w:eastAsia="es-AR"/>
-        </w:rPr>
-        <w:t>.</w:t>
-      </w:r>
-      <w:r>
-        <w:rPr>
-          <w:rFonts w:ascii="Courier New" w:eastAsia="Times New Roman" w:hAnsi="Courier New" w:cs="Courier New"/>
-          <w:color w:val="4EC9B0"/>
-          <w:sz w:val="18"/>
-          <w:szCs w:val="21"/>
-          <w:lang w:val="en-US" w:eastAsia="es-AR"/>
-        </w:rPr>
-        <w:t>demo</w:t>
-      </w:r>
-      <w:r>
-        <w:rPr>
-          <w:rFonts w:ascii="Courier New" w:eastAsia="Times New Roman" w:hAnsi="Courier New" w:cs="Courier New"/>
-          <w:color w:val="D4D4D4"/>
-          <w:sz w:val="18"/>
-          <w:szCs w:val="21"/>
-          <w:lang w:val="en-US" w:eastAsia="es-AR"/>
-        </w:rPr>
-        <w:t>.</w:t>
-      </w:r>
-      <w:r>
-        <w:rPr>
-          <w:rFonts w:ascii="Courier New" w:eastAsia="Times New Roman" w:hAnsi="Courier New" w:cs="Courier New"/>
-          <w:color w:val="4EC9B0"/>
-          <w:sz w:val="18"/>
-          <w:szCs w:val="21"/>
-          <w:lang w:val="en-US" w:eastAsia="es-AR"/>
-        </w:rPr>
-        <w:t>models</w:t>
-      </w:r>
-      <w:r>
-        <w:rPr>
-          <w:rFonts w:ascii="Courier New" w:eastAsia="Times New Roman" w:hAnsi="Courier New" w:cs="Courier New"/>
-          <w:color w:val="D4D4D4"/>
-          <w:sz w:val="18"/>
-          <w:szCs w:val="21"/>
-          <w:lang w:val="en-US" w:eastAsia="es-AR"/>
-        </w:rPr>
-        <w:t>;</w:t>
+          <w:rFonts w:ascii="Consolas" w:eastAsia="Times New Roman" w:hAnsi="Consolas" w:cs="Times New Roman"/>
+          <w:color w:val="569CD6"/>
+          <w:sz w:val="20"/>
+          <w:szCs w:val="24"/>
+          <w:lang w:val="en-US" w:eastAsia="es-AR"/>
+        </w:rPr>
+        <w:t>class</w:t>
+      </w:r>
+      <w:r>
+        <w:rPr>
+          <w:rFonts w:ascii="Consolas" w:eastAsia="Times New Roman" w:hAnsi="Consolas" w:cs="Times New Roman"/>
+          <w:color w:val="D4D4D4"/>
+          <w:sz w:val="20"/>
+          <w:szCs w:val="24"/>
+          <w:lang w:val="en-US" w:eastAsia="es-AR"/>
+        </w:rPr>
+        <w:t xml:space="preserve"> DemoApplication {</w:t>
       </w:r>
     </w:p>
     <w:p>
@@ -1392,10 +2303,10 @@
         <w:shd w:val="clear" w:color="auto" w:fill="1E1E1E"/>
         <w:spacing w:after="0" w:line="240" w:lineRule="auto"/>
         <w:rPr>
-          <w:rFonts w:ascii="Courier New" w:eastAsia="Times New Roman" w:hAnsi="Courier New" w:cs="Courier New"/>
-          <w:color w:val="D4D4D4"/>
-          <w:sz w:val="18"/>
-          <w:szCs w:val="21"/>
+          <w:rFonts w:ascii="Consolas" w:eastAsia="Times New Roman" w:hAnsi="Consolas" w:cs="Times New Roman"/>
+          <w:color w:val="D4D4D4"/>
+          <w:sz w:val="20"/>
+          <w:szCs w:val="24"/>
           <w:lang w:val="en-US" w:eastAsia="es-AR"/>
         </w:rPr>
       </w:pPr>
@@ -1405,72 +2316,102 @@
         <w:shd w:val="clear" w:color="auto" w:fill="1E1E1E"/>
         <w:spacing w:after="0" w:line="240" w:lineRule="auto"/>
         <w:rPr>
-          <w:rFonts w:ascii="Courier New" w:eastAsia="Times New Roman" w:hAnsi="Courier New" w:cs="Courier New"/>
-          <w:color w:val="D4D4D4"/>
-          <w:sz w:val="18"/>
-          <w:szCs w:val="21"/>
-          <w:lang w:val="en-US" w:eastAsia="es-AR"/>
-        </w:rPr>
-      </w:pPr>
-      <w:r>
-        <w:rPr>
-          <w:rFonts w:ascii="Courier New" w:eastAsia="Times New Roman" w:hAnsi="Courier New" w:cs="Courier New"/>
+          <w:rFonts w:ascii="Consolas" w:eastAsia="Times New Roman" w:hAnsi="Consolas" w:cs="Times New Roman"/>
+          <w:color w:val="D4D4D4"/>
+          <w:sz w:val="20"/>
+          <w:szCs w:val="24"/>
+          <w:lang w:val="en-US" w:eastAsia="es-AR"/>
+        </w:rPr>
+      </w:pPr>
+      <w:r>
+        <w:rPr>
+          <w:rFonts w:ascii="Consolas" w:eastAsia="Times New Roman" w:hAnsi="Consolas" w:cs="Times New Roman"/>
+          <w:color w:val="D4D4D4"/>
+          <w:sz w:val="20"/>
+          <w:szCs w:val="24"/>
+          <w:lang w:val="en-US" w:eastAsia="es-AR"/>
+        </w:rPr>
+        <w:t xml:space="preserve">    </w:t>
+      </w:r>
+      <w:r>
+        <w:rPr>
+          <w:rFonts w:ascii="Consolas" w:eastAsia="Times New Roman" w:hAnsi="Consolas" w:cs="Times New Roman"/>
           <w:color w:val="569CD6"/>
-          <w:sz w:val="18"/>
-          <w:szCs w:val="21"/>
-          <w:lang w:val="en-US" w:eastAsia="es-AR"/>
-        </w:rPr>
-        <w:t>import</w:t>
-      </w:r>
-      <w:r>
-        <w:rPr>
-          <w:rFonts w:ascii="Courier New" w:eastAsia="Times New Roman" w:hAnsi="Courier New" w:cs="Courier New"/>
-          <w:color w:val="D4D4D4"/>
-          <w:sz w:val="18"/>
-          <w:szCs w:val="21"/>
+          <w:sz w:val="20"/>
+          <w:szCs w:val="24"/>
+          <w:lang w:val="en-US" w:eastAsia="es-AR"/>
+        </w:rPr>
+        <w:t>public</w:t>
+      </w:r>
+      <w:r>
+        <w:rPr>
+          <w:rFonts w:ascii="Consolas" w:eastAsia="Times New Roman" w:hAnsi="Consolas" w:cs="Times New Roman"/>
+          <w:color w:val="D4D4D4"/>
+          <w:sz w:val="20"/>
+          <w:szCs w:val="24"/>
           <w:lang w:val="en-US" w:eastAsia="es-AR"/>
         </w:rPr>
         <w:t xml:space="preserve"> </w:t>
       </w:r>
       <w:r>
         <w:rPr>
-          <w:rFonts w:ascii="Courier New" w:eastAsia="Times New Roman" w:hAnsi="Courier New" w:cs="Courier New"/>
-          <w:color w:val="4EC9B0"/>
-          <w:sz w:val="18"/>
-          <w:szCs w:val="21"/>
-          <w:lang w:val="en-US" w:eastAsia="es-AR"/>
-        </w:rPr>
-        <w:t>lombok</w:t>
-      </w:r>
-      <w:r>
-        <w:rPr>
-          <w:rFonts w:ascii="Courier New" w:eastAsia="Times New Roman" w:hAnsi="Courier New" w:cs="Courier New"/>
-          <w:color w:val="D4D4D4"/>
-          <w:sz w:val="18"/>
-          <w:szCs w:val="21"/>
-          <w:lang w:val="en-US" w:eastAsia="es-AR"/>
-        </w:rPr>
-        <w:t>.</w:t>
-      </w:r>
-      <w:r>
-        <w:rPr>
-          <w:rFonts w:ascii="Courier New" w:eastAsia="Times New Roman" w:hAnsi="Courier New" w:cs="Courier New"/>
-          <w:color w:val="4EC9B0"/>
-          <w:sz w:val="18"/>
-          <w:szCs w:val="21"/>
-          <w:lang w:val="en-US" w:eastAsia="es-AR"/>
-        </w:rPr>
-        <w:t>Data</w:t>
-      </w:r>
-      <w:r>
-        <w:rPr>
-          <w:rFonts w:ascii="Courier New" w:eastAsia="Times New Roman" w:hAnsi="Courier New" w:cs="Courier New"/>
-          <w:color w:val="D4D4D4"/>
-          <w:sz w:val="18"/>
-          <w:szCs w:val="21"/>
-          <w:lang w:val="en-US" w:eastAsia="es-AR"/>
-        </w:rPr>
-        <w:t>;</w:t>
+          <w:rFonts w:ascii="Consolas" w:eastAsia="Times New Roman" w:hAnsi="Consolas" w:cs="Times New Roman"/>
+          <w:color w:val="569CD6"/>
+          <w:sz w:val="20"/>
+          <w:szCs w:val="24"/>
+          <w:lang w:val="en-US" w:eastAsia="es-AR"/>
+        </w:rPr>
+        <w:t>static</w:t>
+      </w:r>
+      <w:r>
+        <w:rPr>
+          <w:rFonts w:ascii="Consolas" w:eastAsia="Times New Roman" w:hAnsi="Consolas" w:cs="Times New Roman"/>
+          <w:color w:val="D4D4D4"/>
+          <w:sz w:val="20"/>
+          <w:szCs w:val="24"/>
+          <w:lang w:val="en-US" w:eastAsia="es-AR"/>
+        </w:rPr>
+        <w:t xml:space="preserve"> </w:t>
+      </w:r>
+      <w:r>
+        <w:rPr>
+          <w:rFonts w:ascii="Consolas" w:eastAsia="Times New Roman" w:hAnsi="Consolas" w:cs="Times New Roman"/>
+          <w:color w:val="569CD6"/>
+          <w:sz w:val="20"/>
+          <w:szCs w:val="24"/>
+          <w:lang w:val="en-US" w:eastAsia="es-AR"/>
+        </w:rPr>
+        <w:t>void</w:t>
+      </w:r>
+      <w:r>
+        <w:rPr>
+          <w:rFonts w:ascii="Consolas" w:eastAsia="Times New Roman" w:hAnsi="Consolas" w:cs="Times New Roman"/>
+          <w:color w:val="D4D4D4"/>
+          <w:sz w:val="20"/>
+          <w:szCs w:val="24"/>
+          <w:lang w:val="en-US" w:eastAsia="es-AR"/>
+        </w:rPr>
+        <w:t xml:space="preserve"> main(</w:t>
+      </w:r>
+      <w:r>
+        <w:rPr>
+          <w:rFonts w:ascii="Consolas" w:eastAsia="Times New Roman" w:hAnsi="Consolas" w:cs="Times New Roman"/>
+          <w:color w:val="569CD6"/>
+          <w:sz w:val="20"/>
+          <w:szCs w:val="24"/>
+          <w:lang w:val="en-US" w:eastAsia="es-AR"/>
+        </w:rPr>
+        <w:t>String</w:t>
+      </w:r>
+      <w:r>
+        <w:rPr>
+          <w:rFonts w:ascii="Consolas" w:eastAsia="Times New Roman" w:hAnsi="Consolas" w:cs="Times New Roman"/>
+          <w:color w:val="D4D4D4"/>
+          <w:sz w:val="20"/>
+          <w:szCs w:val="24"/>
+          <w:lang w:val="en-US" w:eastAsia="es-AR"/>
+        </w:rPr>
+        <w:t>[] args) {</w:t>
       </w:r>
     </w:p>
     <w:p>
@@ -1478,35 +2419,65 @@
         <w:shd w:val="clear" w:color="auto" w:fill="1E1E1E"/>
         <w:spacing w:after="0" w:line="240" w:lineRule="auto"/>
         <w:rPr>
-          <w:rFonts w:ascii="Courier New" w:eastAsia="Times New Roman" w:hAnsi="Courier New" w:cs="Courier New"/>
-          <w:color w:val="D4D4D4"/>
-          <w:sz w:val="18"/>
-          <w:szCs w:val="21"/>
-          <w:lang w:val="en-US" w:eastAsia="es-AR"/>
-        </w:rPr>
-      </w:pPr>
+          <w:rFonts w:ascii="Consolas" w:eastAsia="Times New Roman" w:hAnsi="Consolas" w:cs="Times New Roman"/>
+          <w:color w:val="D4D4D4"/>
+          <w:sz w:val="20"/>
+          <w:szCs w:val="24"/>
+          <w:lang w:val="en-US" w:eastAsia="es-AR"/>
+        </w:rPr>
+      </w:pPr>
+      <w:r>
+        <w:rPr>
+          <w:rFonts w:ascii="Consolas" w:eastAsia="Times New Roman" w:hAnsi="Consolas" w:cs="Times New Roman"/>
+          <w:color w:val="D4D4D4"/>
+          <w:sz w:val="20"/>
+          <w:szCs w:val="24"/>
+          <w:lang w:val="en-US" w:eastAsia="es-AR"/>
+        </w:rPr>
+        <w:t>        SpringApplication.run(DemoApplication.</w:t>
+      </w:r>
+      <w:r>
+        <w:rPr>
+          <w:rFonts w:ascii="Consolas" w:eastAsia="Times New Roman" w:hAnsi="Consolas" w:cs="Times New Roman"/>
+          <w:color w:val="569CD6"/>
+          <w:sz w:val="20"/>
+          <w:szCs w:val="24"/>
+          <w:lang w:val="en-US" w:eastAsia="es-AR"/>
+        </w:rPr>
+        <w:t>class</w:t>
+      </w:r>
+      <w:r>
+        <w:rPr>
+          <w:rFonts w:ascii="Consolas" w:eastAsia="Times New Roman" w:hAnsi="Consolas" w:cs="Times New Roman"/>
+          <w:color w:val="D4D4D4"/>
+          <w:sz w:val="20"/>
+          <w:szCs w:val="24"/>
+          <w:lang w:val="en-US" w:eastAsia="es-AR"/>
+        </w:rPr>
+        <w:t>, args);</w:t>
+      </w:r>
     </w:p>
     <w:p>
       <w:pPr>
         <w:shd w:val="clear" w:color="auto" w:fill="1E1E1E"/>
         <w:spacing w:after="0" w:line="240" w:lineRule="auto"/>
         <w:rPr>
-          <w:rFonts w:ascii="Courier New" w:eastAsia="Times New Roman" w:hAnsi="Courier New" w:cs="Courier New"/>
-          <w:color w:val="D4D4D4"/>
-          <w:sz w:val="18"/>
-          <w:szCs w:val="21"/>
-          <w:lang w:val="en-US" w:eastAsia="es-AR"/>
-        </w:rPr>
-      </w:pPr>
-      <w:r>
-        <w:rPr>
-          <w:rFonts w:ascii="Courier New" w:eastAsia="Times New Roman" w:hAnsi="Courier New" w:cs="Courier New"/>
-          <w:color w:val="4EC9B0"/>
-          <w:sz w:val="18"/>
-          <w:szCs w:val="21"/>
-          <w:lang w:val="en-US" w:eastAsia="es-AR"/>
-        </w:rPr>
-        <w:t>@Data</w:t>
+          <w:rFonts w:ascii="Consolas" w:eastAsia="Times New Roman" w:hAnsi="Consolas" w:cs="Times New Roman"/>
+          <w:color w:val="D4D4D4"/>
+          <w:sz w:val="20"/>
+          <w:szCs w:val="24"/>
+          <w:lang w:val="en-US" w:eastAsia="es-AR"/>
+        </w:rPr>
+      </w:pPr>
+      <w:r>
+        <w:rPr>
+          <w:rFonts w:ascii="Consolas" w:eastAsia="Times New Roman" w:hAnsi="Consolas" w:cs="Times New Roman"/>
+          <w:color w:val="D4D4D4"/>
+          <w:sz w:val="20"/>
+          <w:szCs w:val="24"/>
+          <w:lang w:val="en-US" w:eastAsia="es-AR"/>
+        </w:rPr>
+        <w:t>    }</w:t>
       </w:r>
     </w:p>
     <w:p>
@@ -1514,72 +2485,406 @@
         <w:shd w:val="clear" w:color="auto" w:fill="1E1E1E"/>
         <w:spacing w:after="0" w:line="240" w:lineRule="auto"/>
         <w:rPr>
-          <w:rFonts w:ascii="Courier New" w:eastAsia="Times New Roman" w:hAnsi="Courier New" w:cs="Courier New"/>
-          <w:color w:val="D4D4D4"/>
-          <w:sz w:val="18"/>
-          <w:szCs w:val="21"/>
-          <w:lang w:val="en-US" w:eastAsia="es-AR"/>
-        </w:rPr>
-      </w:pPr>
-      <w:r>
-        <w:rPr>
-          <w:rFonts w:ascii="Courier New" w:eastAsia="Times New Roman" w:hAnsi="Courier New" w:cs="Courier New"/>
+          <w:rFonts w:ascii="Consolas" w:eastAsia="Times New Roman" w:hAnsi="Consolas" w:cs="Times New Roman"/>
+          <w:color w:val="D4D4D4"/>
+          <w:sz w:val="20"/>
+          <w:szCs w:val="24"/>
+          <w:lang w:val="en-US" w:eastAsia="es-AR"/>
+        </w:rPr>
+      </w:pPr>
+    </w:p>
+    <w:p>
+      <w:pPr>
+        <w:shd w:val="clear" w:color="auto" w:fill="1E1E1E"/>
+        <w:spacing w:after="0" w:line="240" w:lineRule="auto"/>
+        <w:rPr>
+          <w:rFonts w:ascii="Consolas" w:eastAsia="Times New Roman" w:hAnsi="Consolas" w:cs="Times New Roman"/>
+          <w:color w:val="D4D4D4"/>
+          <w:sz w:val="20"/>
+          <w:szCs w:val="24"/>
+          <w:lang w:val="en-US" w:eastAsia="es-AR"/>
+        </w:rPr>
+      </w:pPr>
+      <w:r>
+        <w:rPr>
+          <w:rFonts w:ascii="Consolas" w:eastAsia="Times New Roman" w:hAnsi="Consolas" w:cs="Times New Roman"/>
+          <w:color w:val="D4D4D4"/>
+          <w:sz w:val="20"/>
+          <w:szCs w:val="24"/>
+          <w:lang w:val="en-US" w:eastAsia="es-AR"/>
+        </w:rPr>
+        <w:t>    @</w:t>
+      </w:r>
+      <w:r>
+        <w:rPr>
+          <w:rFonts w:ascii="Consolas" w:eastAsia="Times New Roman" w:hAnsi="Consolas" w:cs="Times New Roman"/>
           <w:color w:val="569CD6"/>
-          <w:sz w:val="18"/>
-          <w:szCs w:val="21"/>
+          <w:sz w:val="20"/>
+          <w:szCs w:val="24"/>
+          <w:lang w:val="en-US" w:eastAsia="es-AR"/>
+        </w:rPr>
+        <w:t>GetMapping</w:t>
+      </w:r>
+      <w:r>
+        <w:rPr>
+          <w:rFonts w:ascii="Consolas" w:eastAsia="Times New Roman" w:hAnsi="Consolas" w:cs="Times New Roman"/>
+          <w:color w:val="D4D4D4"/>
+          <w:sz w:val="20"/>
+          <w:szCs w:val="24"/>
+          <w:lang w:val="en-US" w:eastAsia="es-AR"/>
+        </w:rPr>
+        <w:t>(</w:t>
+      </w:r>
+      <w:r>
+        <w:rPr>
+          <w:rFonts w:ascii="Consolas" w:eastAsia="Times New Roman" w:hAnsi="Consolas" w:cs="Times New Roman"/>
+          <w:color w:val="CE9178"/>
+          <w:sz w:val="20"/>
+          <w:szCs w:val="24"/>
+          <w:lang w:val="en-US" w:eastAsia="es-AR"/>
+        </w:rPr>
+        <w:t>"/"</w:t>
+      </w:r>
+      <w:r>
+        <w:rPr>
+          <w:rFonts w:ascii="Consolas" w:eastAsia="Times New Roman" w:hAnsi="Consolas" w:cs="Times New Roman"/>
+          <w:color w:val="D4D4D4"/>
+          <w:sz w:val="20"/>
+          <w:szCs w:val="24"/>
+          <w:lang w:val="en-US" w:eastAsia="es-AR"/>
+        </w:rPr>
+        <w:t>)</w:t>
+      </w:r>
+    </w:p>
+    <w:p>
+      <w:pPr>
+        <w:shd w:val="clear" w:color="auto" w:fill="1E1E1E"/>
+        <w:spacing w:after="0" w:line="240" w:lineRule="auto"/>
+        <w:rPr>
+          <w:rFonts w:ascii="Consolas" w:eastAsia="Times New Roman" w:hAnsi="Consolas" w:cs="Times New Roman"/>
+          <w:color w:val="D4D4D4"/>
+          <w:sz w:val="20"/>
+          <w:szCs w:val="24"/>
+          <w:lang w:val="en-US" w:eastAsia="es-AR"/>
+        </w:rPr>
+      </w:pPr>
+      <w:r>
+        <w:rPr>
+          <w:rFonts w:ascii="Consolas" w:eastAsia="Times New Roman" w:hAnsi="Consolas" w:cs="Times New Roman"/>
+          <w:color w:val="D4D4D4"/>
+          <w:sz w:val="20"/>
+          <w:szCs w:val="24"/>
+          <w:lang w:val="en-US" w:eastAsia="es-AR"/>
+        </w:rPr>
+        <w:t xml:space="preserve">    </w:t>
+      </w:r>
+      <w:r>
+        <w:rPr>
+          <w:rFonts w:ascii="Consolas" w:eastAsia="Times New Roman" w:hAnsi="Consolas" w:cs="Times New Roman"/>
+          <w:color w:val="569CD6"/>
+          <w:sz w:val="20"/>
+          <w:szCs w:val="24"/>
           <w:lang w:val="en-US" w:eastAsia="es-AR"/>
         </w:rPr>
         <w:t>public</w:t>
       </w:r>
       <w:r>
         <w:rPr>
-          <w:rFonts w:ascii="Courier New" w:eastAsia="Times New Roman" w:hAnsi="Courier New" w:cs="Courier New"/>
-          <w:color w:val="D4D4D4"/>
-          <w:sz w:val="18"/>
-          <w:szCs w:val="21"/>
+          <w:rFonts w:ascii="Consolas" w:eastAsia="Times New Roman" w:hAnsi="Consolas" w:cs="Times New Roman"/>
+          <w:color w:val="D4D4D4"/>
+          <w:sz w:val="20"/>
+          <w:szCs w:val="24"/>
           <w:lang w:val="en-US" w:eastAsia="es-AR"/>
         </w:rPr>
         <w:t xml:space="preserve"> </w:t>
       </w:r>
       <w:r>
         <w:rPr>
-          <w:rFonts w:ascii="Courier New" w:eastAsia="Times New Roman" w:hAnsi="Courier New" w:cs="Courier New"/>
+          <w:rFonts w:ascii="Consolas" w:eastAsia="Times New Roman" w:hAnsi="Consolas" w:cs="Times New Roman"/>
           <w:color w:val="569CD6"/>
-          <w:sz w:val="18"/>
-          <w:szCs w:val="21"/>
-          <w:lang w:val="en-US" w:eastAsia="es-AR"/>
-        </w:rPr>
-        <w:t>class</w:t>
-      </w:r>
-      <w:r>
-        <w:rPr>
-          <w:rFonts w:ascii="Courier New" w:eastAsia="Times New Roman" w:hAnsi="Courier New" w:cs="Courier New"/>
-          <w:color w:val="D4D4D4"/>
-          <w:sz w:val="18"/>
-          <w:szCs w:val="21"/>
-          <w:lang w:val="en-US" w:eastAsia="es-AR"/>
-        </w:rPr>
-        <w:t xml:space="preserve"> </w:t>
-      </w:r>
-      <w:r>
-        <w:rPr>
-          <w:rFonts w:ascii="Courier New" w:eastAsia="Times New Roman" w:hAnsi="Courier New" w:cs="Courier New"/>
-          <w:color w:val="4EC9B0"/>
-          <w:sz w:val="18"/>
-          <w:szCs w:val="21"/>
+          <w:sz w:val="20"/>
+          <w:szCs w:val="24"/>
+          <w:lang w:val="en-US" w:eastAsia="es-AR"/>
+        </w:rPr>
+        <w:t>String</w:t>
+      </w:r>
+      <w:r>
+        <w:rPr>
+          <w:rFonts w:ascii="Consolas" w:eastAsia="Times New Roman" w:hAnsi="Consolas" w:cs="Times New Roman"/>
+          <w:color w:val="D4D4D4"/>
+          <w:sz w:val="20"/>
+          <w:szCs w:val="24"/>
+          <w:lang w:val="en-US" w:eastAsia="es-AR"/>
+        </w:rPr>
+        <w:t xml:space="preserve"> hola(@</w:t>
+      </w:r>
+      <w:r>
+        <w:rPr>
+          <w:rFonts w:ascii="Consolas" w:eastAsia="Times New Roman" w:hAnsi="Consolas" w:cs="Times New Roman"/>
+          <w:color w:val="569CD6"/>
+          <w:sz w:val="20"/>
+          <w:szCs w:val="24"/>
+          <w:lang w:val="en-US" w:eastAsia="es-AR"/>
+        </w:rPr>
+        <w:t>RequestParam</w:t>
+      </w:r>
+      <w:r>
+        <w:rPr>
+          <w:rFonts w:ascii="Consolas" w:eastAsia="Times New Roman" w:hAnsi="Consolas" w:cs="Times New Roman"/>
+          <w:color w:val="D4D4D4"/>
+          <w:sz w:val="20"/>
+          <w:szCs w:val="24"/>
+          <w:lang w:val="en-US" w:eastAsia="es-AR"/>
+        </w:rPr>
+        <w:t xml:space="preserve">(value = </w:t>
+      </w:r>
+      <w:r>
+        <w:rPr>
+          <w:rFonts w:ascii="Consolas" w:eastAsia="Times New Roman" w:hAnsi="Consolas" w:cs="Times New Roman"/>
+          <w:color w:val="CE9178"/>
+          <w:sz w:val="20"/>
+          <w:szCs w:val="24"/>
+          <w:lang w:val="en-US" w:eastAsia="es-AR"/>
+        </w:rPr>
+        <w:t>"name"</w:t>
+      </w:r>
+      <w:r>
+        <w:rPr>
+          <w:rFonts w:ascii="Consolas" w:eastAsia="Times New Roman" w:hAnsi="Consolas" w:cs="Times New Roman"/>
+          <w:color w:val="D4D4D4"/>
+          <w:sz w:val="20"/>
+          <w:szCs w:val="24"/>
+          <w:lang w:val="en-US" w:eastAsia="es-AR"/>
+        </w:rPr>
+        <w:t xml:space="preserve">, defaultValue = </w:t>
+      </w:r>
+      <w:r>
+        <w:rPr>
+          <w:rFonts w:ascii="Consolas" w:eastAsia="Times New Roman" w:hAnsi="Consolas" w:cs="Times New Roman"/>
+          <w:color w:val="CE9178"/>
+          <w:sz w:val="20"/>
+          <w:szCs w:val="24"/>
+          <w:lang w:val="en-US" w:eastAsia="es-AR"/>
+        </w:rPr>
+        <w:t>"José"</w:t>
+      </w:r>
+      <w:r>
+        <w:rPr>
+          <w:rFonts w:ascii="Consolas" w:eastAsia="Times New Roman" w:hAnsi="Consolas" w:cs="Times New Roman"/>
+          <w:color w:val="D4D4D4"/>
+          <w:sz w:val="20"/>
+          <w:szCs w:val="24"/>
+          <w:lang w:val="en-US" w:eastAsia="es-AR"/>
+        </w:rPr>
+        <w:t xml:space="preserve">) </w:t>
+      </w:r>
+      <w:r>
+        <w:rPr>
+          <w:rFonts w:ascii="Consolas" w:eastAsia="Times New Roman" w:hAnsi="Consolas" w:cs="Times New Roman"/>
+          <w:color w:val="569CD6"/>
+          <w:sz w:val="20"/>
+          <w:szCs w:val="24"/>
+          <w:lang w:val="en-US" w:eastAsia="es-AR"/>
+        </w:rPr>
+        <w:t>String</w:t>
+      </w:r>
+      <w:r>
+        <w:rPr>
+          <w:rFonts w:ascii="Consolas" w:eastAsia="Times New Roman" w:hAnsi="Consolas" w:cs="Times New Roman"/>
+          <w:color w:val="D4D4D4"/>
+          <w:sz w:val="20"/>
+          <w:szCs w:val="24"/>
+          <w:lang w:val="en-US" w:eastAsia="es-AR"/>
+        </w:rPr>
+        <w:t xml:space="preserve"> name) {</w:t>
+      </w:r>
+    </w:p>
+    <w:p>
+      <w:pPr>
+        <w:shd w:val="clear" w:color="auto" w:fill="1E1E1E"/>
+        <w:spacing w:after="0" w:line="240" w:lineRule="auto"/>
+        <w:rPr>
+          <w:rFonts w:ascii="Consolas" w:eastAsia="Times New Roman" w:hAnsi="Consolas" w:cs="Times New Roman"/>
+          <w:color w:val="D4D4D4"/>
+          <w:sz w:val="20"/>
+          <w:szCs w:val="24"/>
+          <w:lang w:val="en-US" w:eastAsia="es-AR"/>
+        </w:rPr>
+      </w:pPr>
+    </w:p>
+    <w:p>
+      <w:pPr>
+        <w:shd w:val="clear" w:color="auto" w:fill="1E1E1E"/>
+        <w:spacing w:after="0" w:line="240" w:lineRule="auto"/>
+        <w:rPr>
+          <w:rFonts w:ascii="Consolas" w:eastAsia="Times New Roman" w:hAnsi="Consolas" w:cs="Times New Roman"/>
+          <w:color w:val="D4D4D4"/>
+          <w:sz w:val="20"/>
+          <w:szCs w:val="24"/>
+          <w:lang w:eastAsia="es-AR"/>
+        </w:rPr>
+      </w:pPr>
+      <w:r>
+        <w:rPr>
+          <w:rFonts w:ascii="Consolas" w:eastAsia="Times New Roman" w:hAnsi="Consolas" w:cs="Times New Roman"/>
+          <w:color w:val="D4D4D4"/>
+          <w:sz w:val="20"/>
+          <w:szCs w:val="24"/>
+          <w:lang w:val="en-US" w:eastAsia="es-AR"/>
+        </w:rPr>
+        <w:t xml:space="preserve">        </w:t>
+      </w:r>
+      <w:r>
+        <w:rPr>
+          <w:rFonts w:ascii="Consolas" w:eastAsia="Times New Roman" w:hAnsi="Consolas" w:cs="Times New Roman"/>
+          <w:color w:val="6A9955"/>
+          <w:sz w:val="20"/>
+          <w:szCs w:val="24"/>
+          <w:lang w:eastAsia="es-AR"/>
+        </w:rPr>
+        <w:t>/*</w:t>
+      </w:r>
+    </w:p>
+    <w:p>
+      <w:pPr>
+        <w:shd w:val="clear" w:color="auto" w:fill="1E1E1E"/>
+        <w:spacing w:after="0" w:line="240" w:lineRule="auto"/>
+        <w:rPr>
+          <w:rFonts w:ascii="Consolas" w:eastAsia="Times New Roman" w:hAnsi="Consolas" w:cs="Times New Roman"/>
+          <w:color w:val="D4D4D4"/>
+          <w:sz w:val="20"/>
+          <w:szCs w:val="24"/>
+          <w:lang w:eastAsia="es-AR"/>
+        </w:rPr>
+      </w:pPr>
+      <w:r>
+        <w:rPr>
+          <w:rFonts w:ascii="Consolas" w:eastAsia="Times New Roman" w:hAnsi="Consolas" w:cs="Times New Roman"/>
+          <w:color w:val="6A9955"/>
+          <w:sz w:val="20"/>
+          <w:szCs w:val="24"/>
+          <w:lang w:eastAsia="es-AR"/>
+        </w:rPr>
+        <w:t>         * Usamos varios métodos de la clase User, pero no los implementamos nosotros,</w:t>
+      </w:r>
+    </w:p>
+    <w:p>
+      <w:pPr>
+        <w:shd w:val="clear" w:color="auto" w:fill="1E1E1E"/>
+        <w:spacing w:after="0" w:line="240" w:lineRule="auto"/>
+        <w:rPr>
+          <w:rFonts w:ascii="Consolas" w:eastAsia="Times New Roman" w:hAnsi="Consolas" w:cs="Times New Roman"/>
+          <w:color w:val="D4D4D4"/>
+          <w:sz w:val="20"/>
+          <w:szCs w:val="24"/>
+          <w:lang w:eastAsia="es-AR"/>
+        </w:rPr>
+      </w:pPr>
+      <w:r>
+        <w:rPr>
+          <w:rFonts w:ascii="Consolas" w:eastAsia="Times New Roman" w:hAnsi="Consolas" w:cs="Times New Roman"/>
+          <w:color w:val="6A9955"/>
+          <w:sz w:val="20"/>
+          <w:szCs w:val="24"/>
+          <w:lang w:eastAsia="es-AR"/>
+        </w:rPr>
+        <w:t>         * sino que fueron generados por la anotación @Data de Lombok.</w:t>
+      </w:r>
+    </w:p>
+    <w:p>
+      <w:pPr>
+        <w:shd w:val="clear" w:color="auto" w:fill="1E1E1E"/>
+        <w:spacing w:after="0" w:line="240" w:lineRule="auto"/>
+        <w:rPr>
+          <w:rFonts w:ascii="Consolas" w:eastAsia="Times New Roman" w:hAnsi="Consolas" w:cs="Times New Roman"/>
+          <w:color w:val="D4D4D4"/>
+          <w:sz w:val="20"/>
+          <w:szCs w:val="24"/>
+          <w:lang w:val="en-US" w:eastAsia="es-AR"/>
+        </w:rPr>
+      </w:pPr>
+      <w:r>
+        <w:rPr>
+          <w:rFonts w:ascii="Consolas" w:eastAsia="Times New Roman" w:hAnsi="Consolas" w:cs="Times New Roman"/>
+          <w:color w:val="6A9955"/>
+          <w:sz w:val="20"/>
+          <w:szCs w:val="24"/>
+          <w:lang w:eastAsia="es-AR"/>
+        </w:rPr>
+        <w:t>         </w:t>
+      </w:r>
+      <w:r>
+        <w:rPr>
+          <w:rFonts w:ascii="Consolas" w:eastAsia="Times New Roman" w:hAnsi="Consolas" w:cs="Times New Roman"/>
+          <w:color w:val="6A9955"/>
+          <w:sz w:val="20"/>
+          <w:szCs w:val="24"/>
+          <w:lang w:val="en-US" w:eastAsia="es-AR"/>
+        </w:rPr>
+        <w:t>*/</w:t>
+      </w:r>
+    </w:p>
+    <w:p>
+      <w:pPr>
+        <w:shd w:val="clear" w:color="auto" w:fill="1E1E1E"/>
+        <w:spacing w:after="0" w:line="240" w:lineRule="auto"/>
+        <w:rPr>
+          <w:rFonts w:ascii="Consolas" w:eastAsia="Times New Roman" w:hAnsi="Consolas" w:cs="Times New Roman"/>
+          <w:color w:val="D4D4D4"/>
+          <w:sz w:val="20"/>
+          <w:szCs w:val="24"/>
+          <w:lang w:val="en-US" w:eastAsia="es-AR"/>
+        </w:rPr>
+      </w:pPr>
+      <w:r>
+        <w:rPr>
+          <w:rFonts w:ascii="Consolas" w:eastAsia="Times New Roman" w:hAnsi="Consolas" w:cs="Times New Roman"/>
+          <w:color w:val="D4D4D4"/>
+          <w:sz w:val="20"/>
+          <w:szCs w:val="24"/>
+          <w:lang w:val="en-US" w:eastAsia="es-AR"/>
+        </w:rPr>
+        <w:t xml:space="preserve">        </w:t>
+      </w:r>
+      <w:r>
+        <w:rPr>
+          <w:rFonts w:ascii="Consolas" w:eastAsia="Times New Roman" w:hAnsi="Consolas" w:cs="Times New Roman"/>
+          <w:color w:val="569CD6"/>
+          <w:sz w:val="20"/>
+          <w:szCs w:val="24"/>
           <w:lang w:val="en-US" w:eastAsia="es-AR"/>
         </w:rPr>
         <w:t>User</w:t>
       </w:r>
       <w:r>
         <w:rPr>
-          <w:rFonts w:ascii="Courier New" w:eastAsia="Times New Roman" w:hAnsi="Courier New" w:cs="Courier New"/>
-          <w:color w:val="D4D4D4"/>
-          <w:sz w:val="18"/>
-          <w:szCs w:val="21"/>
-          <w:lang w:val="en-US" w:eastAsia="es-AR"/>
-        </w:rPr>
-        <w:t xml:space="preserve"> {</w:t>
+          <w:rFonts w:ascii="Consolas" w:eastAsia="Times New Roman" w:hAnsi="Consolas" w:cs="Times New Roman"/>
+          <w:color w:val="D4D4D4"/>
+          <w:sz w:val="20"/>
+          <w:szCs w:val="24"/>
+          <w:lang w:val="en-US" w:eastAsia="es-AR"/>
+        </w:rPr>
+        <w:t xml:space="preserve"> user = </w:t>
+      </w:r>
+      <w:r>
+        <w:rPr>
+          <w:rFonts w:ascii="Consolas" w:eastAsia="Times New Roman" w:hAnsi="Consolas" w:cs="Times New Roman"/>
+          <w:color w:val="569CD6"/>
+          <w:sz w:val="20"/>
+          <w:szCs w:val="24"/>
+          <w:lang w:val="en-US" w:eastAsia="es-AR"/>
+        </w:rPr>
+        <w:t>new</w:t>
+      </w:r>
+      <w:r>
+        <w:rPr>
+          <w:rFonts w:ascii="Consolas" w:eastAsia="Times New Roman" w:hAnsi="Consolas" w:cs="Times New Roman"/>
+          <w:color w:val="D4D4D4"/>
+          <w:sz w:val="20"/>
+          <w:szCs w:val="24"/>
+          <w:lang w:val="en-US" w:eastAsia="es-AR"/>
+        </w:rPr>
+        <w:t xml:space="preserve"> User();</w:t>
       </w:r>
     </w:p>
     <w:p>
@@ -1587,95 +2892,131 @@
         <w:shd w:val="clear" w:color="auto" w:fill="1E1E1E"/>
         <w:spacing w:after="0" w:line="240" w:lineRule="auto"/>
         <w:rPr>
-          <w:rFonts w:ascii="Courier New" w:eastAsia="Times New Roman" w:hAnsi="Courier New" w:cs="Courier New"/>
-          <w:color w:val="D4D4D4"/>
-          <w:sz w:val="18"/>
-          <w:szCs w:val="21"/>
-          <w:lang w:val="en-US" w:eastAsia="es-AR"/>
-        </w:rPr>
-      </w:pPr>
+          <w:rFonts w:ascii="Consolas" w:eastAsia="Times New Roman" w:hAnsi="Consolas" w:cs="Times New Roman"/>
+          <w:color w:val="D4D4D4"/>
+          <w:sz w:val="20"/>
+          <w:szCs w:val="24"/>
+          <w:lang w:val="en-US" w:eastAsia="es-AR"/>
+        </w:rPr>
+      </w:pPr>
+      <w:r>
+        <w:rPr>
+          <w:rFonts w:ascii="Consolas" w:eastAsia="Times New Roman" w:hAnsi="Consolas" w:cs="Times New Roman"/>
+          <w:color w:val="D4D4D4"/>
+          <w:sz w:val="20"/>
+          <w:szCs w:val="24"/>
+          <w:lang w:val="en-US" w:eastAsia="es-AR"/>
+        </w:rPr>
+        <w:t>        user.setName(name);</w:t>
+      </w:r>
     </w:p>
     <w:p>
       <w:pPr>
         <w:shd w:val="clear" w:color="auto" w:fill="1E1E1E"/>
         <w:spacing w:after="0" w:line="240" w:lineRule="auto"/>
         <w:rPr>
-          <w:rFonts w:ascii="Courier New" w:eastAsia="Times New Roman" w:hAnsi="Courier New" w:cs="Courier New"/>
-          <w:color w:val="D4D4D4"/>
-          <w:sz w:val="18"/>
-          <w:szCs w:val="21"/>
-          <w:lang w:val="en-US" w:eastAsia="es-AR"/>
-        </w:rPr>
-      </w:pPr>
-      <w:r>
-        <w:rPr>
-          <w:rFonts w:ascii="Courier New" w:eastAsia="Times New Roman" w:hAnsi="Courier New" w:cs="Courier New"/>
-          <w:color w:val="D4D4D4"/>
-          <w:sz w:val="18"/>
-          <w:szCs w:val="21"/>
+          <w:rFonts w:ascii="Consolas" w:eastAsia="Times New Roman" w:hAnsi="Consolas" w:cs="Times New Roman"/>
+          <w:color w:val="D4D4D4"/>
+          <w:sz w:val="20"/>
+          <w:szCs w:val="24"/>
+          <w:lang w:val="en-US" w:eastAsia="es-AR"/>
+        </w:rPr>
+      </w:pPr>
+    </w:p>
+    <w:p>
+      <w:pPr>
+        <w:shd w:val="clear" w:color="auto" w:fill="1E1E1E"/>
+        <w:spacing w:after="0" w:line="240" w:lineRule="auto"/>
+        <w:rPr>
+          <w:rFonts w:ascii="Consolas" w:eastAsia="Times New Roman" w:hAnsi="Consolas" w:cs="Times New Roman"/>
+          <w:color w:val="D4D4D4"/>
+          <w:sz w:val="20"/>
+          <w:szCs w:val="24"/>
+          <w:lang w:val="en-US" w:eastAsia="es-AR"/>
+        </w:rPr>
+      </w:pPr>
+      <w:r>
+        <w:rPr>
+          <w:rFonts w:ascii="Consolas" w:eastAsia="Times New Roman" w:hAnsi="Consolas" w:cs="Times New Roman"/>
+          <w:color w:val="D4D4D4"/>
+          <w:sz w:val="20"/>
+          <w:szCs w:val="24"/>
+          <w:lang w:val="en-US" w:eastAsia="es-AR"/>
+        </w:rPr>
+        <w:t xml:space="preserve">        </w:t>
+      </w:r>
+      <w:r>
+        <w:rPr>
+          <w:rFonts w:ascii="Consolas" w:eastAsia="Times New Roman" w:hAnsi="Consolas" w:cs="Times New Roman"/>
+          <w:color w:val="569CD6"/>
+          <w:sz w:val="20"/>
+          <w:szCs w:val="24"/>
+          <w:lang w:val="en-US" w:eastAsia="es-AR"/>
+        </w:rPr>
+        <w:t>return</w:t>
+      </w:r>
+      <w:r>
+        <w:rPr>
+          <w:rFonts w:ascii="Consolas" w:eastAsia="Times New Roman" w:hAnsi="Consolas" w:cs="Times New Roman"/>
+          <w:color w:val="D4D4D4"/>
+          <w:sz w:val="20"/>
+          <w:szCs w:val="24"/>
+          <w:lang w:val="en-US" w:eastAsia="es-AR"/>
+        </w:rPr>
+        <w:t xml:space="preserve"> String.format(</w:t>
+      </w:r>
+      <w:r>
+        <w:rPr>
+          <w:rFonts w:ascii="Consolas" w:eastAsia="Times New Roman" w:hAnsi="Consolas" w:cs="Times New Roman"/>
+          <w:color w:val="CE9178"/>
+          <w:sz w:val="20"/>
+          <w:szCs w:val="24"/>
+          <w:lang w:val="en-US" w:eastAsia="es-AR"/>
+        </w:rPr>
+        <w:t>"¡Hola %s!"</w:t>
+      </w:r>
+      <w:r>
+        <w:rPr>
+          <w:rFonts w:ascii="Consolas" w:eastAsia="Times New Roman" w:hAnsi="Consolas" w:cs="Times New Roman"/>
+          <w:color w:val="D4D4D4"/>
+          <w:sz w:val="20"/>
+          <w:szCs w:val="24"/>
+          <w:lang w:val="en-US" w:eastAsia="es-AR"/>
+        </w:rPr>
+        <w:t>, user.getName());</w:t>
+      </w:r>
+    </w:p>
+    <w:p>
+      <w:pPr>
+        <w:shd w:val="clear" w:color="auto" w:fill="1E1E1E"/>
+        <w:spacing w:after="0" w:line="240" w:lineRule="auto"/>
+        <w:rPr>
+          <w:rFonts w:ascii="Consolas" w:eastAsia="Times New Roman" w:hAnsi="Consolas" w:cs="Times New Roman"/>
+          <w:color w:val="D4D4D4"/>
+          <w:sz w:val="20"/>
+          <w:szCs w:val="24"/>
+          <w:lang w:eastAsia="es-AR"/>
+        </w:rPr>
+      </w:pPr>
+      <w:r>
+        <w:rPr>
+          <w:rFonts w:ascii="Consolas" w:eastAsia="Times New Roman" w:hAnsi="Consolas" w:cs="Times New Roman"/>
+          <w:color w:val="D4D4D4"/>
+          <w:sz w:val="20"/>
+          <w:szCs w:val="24"/>
           <w:lang w:val="en-US" w:eastAsia="es-AR"/>
         </w:rPr>
         <w:t xml:space="preserve">    </w:t>
       </w:r>
       <w:r>
         <w:rPr>
-          <w:rFonts w:ascii="Courier New" w:eastAsia="Times New Roman" w:hAnsi="Courier New" w:cs="Courier New"/>
-          <w:color w:val="569CD6"/>
-          <w:sz w:val="18"/>
-          <w:szCs w:val="21"/>
-          <w:lang w:val="en-US" w:eastAsia="es-AR"/>
-        </w:rPr>
-        <w:t>private</w:t>
-      </w:r>
-      <w:r>
-        <w:rPr>
-          <w:rFonts w:ascii="Courier New" w:eastAsia="Times New Roman" w:hAnsi="Courier New" w:cs="Courier New"/>
-          <w:color w:val="D4D4D4"/>
-          <w:sz w:val="18"/>
-          <w:szCs w:val="21"/>
-          <w:lang w:val="en-US" w:eastAsia="es-AR"/>
-        </w:rPr>
-        <w:t xml:space="preserve"> </w:t>
-      </w:r>
-      <w:r>
-        <w:rPr>
-          <w:rFonts w:ascii="Courier New" w:eastAsia="Times New Roman" w:hAnsi="Courier New" w:cs="Courier New"/>
-          <w:color w:val="4EC9B0"/>
-          <w:sz w:val="18"/>
-          <w:szCs w:val="21"/>
-          <w:lang w:val="en-US" w:eastAsia="es-AR"/>
-        </w:rPr>
-        <w:t>String</w:t>
-      </w:r>
-      <w:r>
-        <w:rPr>
-          <w:rFonts w:ascii="Courier New" w:eastAsia="Times New Roman" w:hAnsi="Courier New" w:cs="Courier New"/>
-          <w:color w:val="D4D4D4"/>
-          <w:sz w:val="18"/>
-          <w:szCs w:val="21"/>
-          <w:lang w:val="en-US" w:eastAsia="es-AR"/>
-        </w:rPr>
-        <w:t xml:space="preserve"> </w:t>
-      </w:r>
-      <w:r>
-        <w:rPr>
-          <w:rFonts w:ascii="Courier New" w:eastAsia="Times New Roman" w:hAnsi="Courier New" w:cs="Courier New"/>
-          <w:color w:val="9CDCFE"/>
-          <w:sz w:val="18"/>
-          <w:szCs w:val="21"/>
-          <w:lang w:val="en-US" w:eastAsia="es-AR"/>
-        </w:rPr>
-        <w:t>name</w:t>
-      </w:r>
-      <w:r>
-        <w:rPr>
-          <w:rFonts w:ascii="Courier New" w:eastAsia="Times New Roman" w:hAnsi="Courier New" w:cs="Courier New"/>
-          <w:color w:val="D4D4D4"/>
-          <w:sz w:val="18"/>
-          <w:szCs w:val="21"/>
-          <w:lang w:val="en-US" w:eastAsia="es-AR"/>
-        </w:rPr>
-        <w:t>;</w:t>
+          <w:rFonts w:ascii="Consolas" w:eastAsia="Times New Roman" w:hAnsi="Consolas" w:cs="Times New Roman"/>
+          <w:color w:val="D4D4D4"/>
+          <w:sz w:val="20"/>
+          <w:szCs w:val="24"/>
+          <w:lang w:eastAsia="es-AR"/>
+        </w:rPr>
+        <w:t>}</w:t>
       </w:r>
     </w:p>
     <w:p>
@@ -1683,2139 +3024,36 @@
         <w:shd w:val="clear" w:color="auto" w:fill="1E1E1E"/>
         <w:spacing w:after="0" w:line="240" w:lineRule="auto"/>
         <w:rPr>
-          <w:rFonts w:ascii="Courier New" w:eastAsia="Times New Roman" w:hAnsi="Courier New" w:cs="Courier New"/>
-          <w:color w:val="D4D4D4"/>
-          <w:sz w:val="18"/>
-          <w:szCs w:val="21"/>
-          <w:lang w:val="en-US" w:eastAsia="es-AR"/>
-        </w:rPr>
-      </w:pPr>
+          <w:rFonts w:ascii="Consolas" w:eastAsia="Times New Roman" w:hAnsi="Consolas" w:cs="Times New Roman"/>
+          <w:color w:val="D4D4D4"/>
+          <w:sz w:val="20"/>
+          <w:szCs w:val="24"/>
+          <w:lang w:eastAsia="es-AR"/>
+        </w:rPr>
+      </w:pPr>
+      <w:r>
+        <w:rPr>
+          <w:rFonts w:ascii="Consolas" w:eastAsia="Times New Roman" w:hAnsi="Consolas" w:cs="Times New Roman"/>
+          <w:color w:val="D4D4D4"/>
+          <w:sz w:val="20"/>
+          <w:szCs w:val="24"/>
+          <w:lang w:eastAsia="es-AR"/>
+        </w:rPr>
+        <w:t>}</w:t>
+      </w:r>
     </w:p>
     <w:p>
       <w:pPr>
         <w:shd w:val="clear" w:color="auto" w:fill="1E1E1E"/>
         <w:spacing w:after="0" w:line="240" w:lineRule="auto"/>
         <w:rPr>
-          <w:rFonts w:ascii="Courier New" w:eastAsia="Times New Roman" w:hAnsi="Courier New" w:cs="Courier New"/>
-          <w:color w:val="D4D4D4"/>
-          <w:sz w:val="18"/>
-          <w:szCs w:val="21"/>
+          <w:rFonts w:ascii="Consolas" w:eastAsia="Times New Roman" w:hAnsi="Consolas" w:cs="Times New Roman"/>
+          <w:color w:val="D4D4D4"/>
+          <w:sz w:val="20"/>
+          <w:szCs w:val="24"/>
           <w:lang w:eastAsia="es-AR"/>
         </w:rPr>
       </w:pPr>
-      <w:r>
-        <w:rPr>
-          <w:rFonts w:ascii="Courier New" w:eastAsia="Times New Roman" w:hAnsi="Courier New" w:cs="Courier New"/>
-          <w:color w:val="D4D4D4"/>
-          <w:sz w:val="18"/>
-          <w:szCs w:val="21"/>
-          <w:lang w:eastAsia="es-AR"/>
-        </w:rPr>
-        <w:t>}</w:t>
-      </w:r>
-    </w:p>
-    <w:p/>
-    <w:p>
-      <w:pPr>
-        <w:pStyle w:val="Heading1"/>
-      </w:pPr>
-      <w:r>
-        <w:t>src\main\java\tup\demo\DemoApplication.java</w:t>
-      </w:r>
-    </w:p>
-    <w:p>
-      <w:pPr>
-        <w:shd w:val="clear" w:color="auto" w:fill="1E1E1E"/>
-        <w:spacing w:after="0" w:line="240" w:lineRule="auto"/>
-        <w:contextualSpacing w:val="0"/>
-        <w:rPr>
-          <w:rFonts w:ascii="Courier New" w:eastAsia="Times New Roman" w:hAnsi="Courier New" w:cs="Courier New"/>
-          <w:color w:val="D4D4D4"/>
-          <w:sz w:val="18"/>
-          <w:szCs w:val="21"/>
-          <w:lang w:val="en-US" w:eastAsia="es-AR"/>
-        </w:rPr>
-      </w:pPr>
-      <w:r>
-        <w:rPr>
-          <w:rFonts w:ascii="Courier New" w:eastAsia="Times New Roman" w:hAnsi="Courier New" w:cs="Courier New"/>
-          <w:color w:val="569CD6"/>
-          <w:sz w:val="18"/>
-          <w:szCs w:val="21"/>
-          <w:lang w:val="en-US" w:eastAsia="es-AR"/>
-        </w:rPr>
-        <w:t>package</w:t>
-      </w:r>
-      <w:r>
-        <w:rPr>
-          <w:rFonts w:ascii="Courier New" w:eastAsia="Times New Roman" w:hAnsi="Courier New" w:cs="Courier New"/>
-          <w:color w:val="D4D4D4"/>
-          <w:sz w:val="18"/>
-          <w:szCs w:val="21"/>
-          <w:lang w:val="en-US" w:eastAsia="es-AR"/>
-        </w:rPr>
-        <w:t xml:space="preserve"> </w:t>
-      </w:r>
-      <w:r>
-        <w:rPr>
-          <w:rFonts w:ascii="Courier New" w:eastAsia="Times New Roman" w:hAnsi="Courier New" w:cs="Courier New"/>
-          <w:color w:val="4EC9B0"/>
-          <w:sz w:val="18"/>
-          <w:szCs w:val="21"/>
-          <w:lang w:val="en-US" w:eastAsia="es-AR"/>
-        </w:rPr>
-        <w:t>tup</w:t>
-      </w:r>
-      <w:r>
-        <w:rPr>
-          <w:rFonts w:ascii="Courier New" w:eastAsia="Times New Roman" w:hAnsi="Courier New" w:cs="Courier New"/>
-          <w:color w:val="D4D4D4"/>
-          <w:sz w:val="18"/>
-          <w:szCs w:val="21"/>
-          <w:lang w:val="en-US" w:eastAsia="es-AR"/>
-        </w:rPr>
-        <w:t>.</w:t>
-      </w:r>
-      <w:r>
-        <w:rPr>
-          <w:rFonts w:ascii="Courier New" w:eastAsia="Times New Roman" w:hAnsi="Courier New" w:cs="Courier New"/>
-          <w:color w:val="4EC9B0"/>
-          <w:sz w:val="18"/>
-          <w:szCs w:val="21"/>
-          <w:lang w:val="en-US" w:eastAsia="es-AR"/>
-        </w:rPr>
-        <w:t>demo</w:t>
-      </w:r>
-      <w:r>
-        <w:rPr>
-          <w:rFonts w:ascii="Courier New" w:eastAsia="Times New Roman" w:hAnsi="Courier New" w:cs="Courier New"/>
-          <w:color w:val="D4D4D4"/>
-          <w:sz w:val="18"/>
-          <w:szCs w:val="21"/>
-          <w:lang w:val="en-US" w:eastAsia="es-AR"/>
-        </w:rPr>
-        <w:t>;</w:t>
-      </w:r>
-    </w:p>
-    <w:p>
-      <w:pPr>
-        <w:shd w:val="clear" w:color="auto" w:fill="1E1E1E"/>
-        <w:spacing w:after="0" w:line="240" w:lineRule="auto"/>
-        <w:contextualSpacing w:val="0"/>
-        <w:rPr>
-          <w:rFonts w:ascii="Courier New" w:eastAsia="Times New Roman" w:hAnsi="Courier New" w:cs="Courier New"/>
-          <w:color w:val="D4D4D4"/>
-          <w:sz w:val="18"/>
-          <w:szCs w:val="21"/>
-          <w:lang w:val="en-US" w:eastAsia="es-AR"/>
-        </w:rPr>
-      </w:pPr>
-    </w:p>
-    <w:p>
-      <w:pPr>
-        <w:shd w:val="clear" w:color="auto" w:fill="1E1E1E"/>
-        <w:spacing w:after="0" w:line="240" w:lineRule="auto"/>
-        <w:contextualSpacing w:val="0"/>
-        <w:rPr>
-          <w:rFonts w:ascii="Courier New" w:eastAsia="Times New Roman" w:hAnsi="Courier New" w:cs="Courier New"/>
-          <w:color w:val="D4D4D4"/>
-          <w:sz w:val="18"/>
-          <w:szCs w:val="21"/>
-          <w:lang w:val="en-US" w:eastAsia="es-AR"/>
-        </w:rPr>
-      </w:pPr>
-      <w:r>
-        <w:rPr>
-          <w:rFonts w:ascii="Courier New" w:eastAsia="Times New Roman" w:hAnsi="Courier New" w:cs="Courier New"/>
-          <w:color w:val="569CD6"/>
-          <w:sz w:val="18"/>
-          <w:szCs w:val="21"/>
-          <w:lang w:val="en-US" w:eastAsia="es-AR"/>
-        </w:rPr>
-        <w:t>import</w:t>
-      </w:r>
-      <w:r>
-        <w:rPr>
-          <w:rFonts w:ascii="Courier New" w:eastAsia="Times New Roman" w:hAnsi="Courier New" w:cs="Courier New"/>
-          <w:color w:val="D4D4D4"/>
-          <w:sz w:val="18"/>
-          <w:szCs w:val="21"/>
-          <w:lang w:val="en-US" w:eastAsia="es-AR"/>
-        </w:rPr>
-        <w:t xml:space="preserve"> </w:t>
-      </w:r>
-      <w:r>
-        <w:rPr>
-          <w:rFonts w:ascii="Courier New" w:eastAsia="Times New Roman" w:hAnsi="Courier New" w:cs="Courier New"/>
-          <w:color w:val="4EC9B0"/>
-          <w:sz w:val="18"/>
-          <w:szCs w:val="21"/>
-          <w:lang w:val="en-US" w:eastAsia="es-AR"/>
-        </w:rPr>
-        <w:t>org</w:t>
-      </w:r>
-      <w:r>
-        <w:rPr>
-          <w:rFonts w:ascii="Courier New" w:eastAsia="Times New Roman" w:hAnsi="Courier New" w:cs="Courier New"/>
-          <w:color w:val="D4D4D4"/>
-          <w:sz w:val="18"/>
-          <w:szCs w:val="21"/>
-          <w:lang w:val="en-US" w:eastAsia="es-AR"/>
-        </w:rPr>
-        <w:t>.</w:t>
-      </w:r>
-      <w:r>
-        <w:rPr>
-          <w:rFonts w:ascii="Courier New" w:eastAsia="Times New Roman" w:hAnsi="Courier New" w:cs="Courier New"/>
-          <w:color w:val="4EC9B0"/>
-          <w:sz w:val="18"/>
-          <w:szCs w:val="21"/>
-          <w:lang w:val="en-US" w:eastAsia="es-AR"/>
-        </w:rPr>
-        <w:t>springframework</w:t>
-      </w:r>
-      <w:r>
-        <w:rPr>
-          <w:rFonts w:ascii="Courier New" w:eastAsia="Times New Roman" w:hAnsi="Courier New" w:cs="Courier New"/>
-          <w:color w:val="D4D4D4"/>
-          <w:sz w:val="18"/>
-          <w:szCs w:val="21"/>
-          <w:lang w:val="en-US" w:eastAsia="es-AR"/>
-        </w:rPr>
-        <w:t>.</w:t>
-      </w:r>
-      <w:r>
-        <w:rPr>
-          <w:rFonts w:ascii="Courier New" w:eastAsia="Times New Roman" w:hAnsi="Courier New" w:cs="Courier New"/>
-          <w:color w:val="4EC9B0"/>
-          <w:sz w:val="18"/>
-          <w:szCs w:val="21"/>
-          <w:lang w:val="en-US" w:eastAsia="es-AR"/>
-        </w:rPr>
-        <w:t>boot</w:t>
-      </w:r>
-      <w:r>
-        <w:rPr>
-          <w:rFonts w:ascii="Courier New" w:eastAsia="Times New Roman" w:hAnsi="Courier New" w:cs="Courier New"/>
-          <w:color w:val="D4D4D4"/>
-          <w:sz w:val="18"/>
-          <w:szCs w:val="21"/>
-          <w:lang w:val="en-US" w:eastAsia="es-AR"/>
-        </w:rPr>
-        <w:t>.</w:t>
-      </w:r>
-      <w:r>
-        <w:rPr>
-          <w:rFonts w:ascii="Courier New" w:eastAsia="Times New Roman" w:hAnsi="Courier New" w:cs="Courier New"/>
-          <w:color w:val="4EC9B0"/>
-          <w:sz w:val="18"/>
-          <w:szCs w:val="21"/>
-          <w:lang w:val="en-US" w:eastAsia="es-AR"/>
-        </w:rPr>
-        <w:t>SpringApplication</w:t>
-      </w:r>
-      <w:r>
-        <w:rPr>
-          <w:rFonts w:ascii="Courier New" w:eastAsia="Times New Roman" w:hAnsi="Courier New" w:cs="Courier New"/>
-          <w:color w:val="D4D4D4"/>
-          <w:sz w:val="18"/>
-          <w:szCs w:val="21"/>
-          <w:lang w:val="en-US" w:eastAsia="es-AR"/>
-        </w:rPr>
-        <w:t>;</w:t>
-      </w:r>
-    </w:p>
-    <w:p>
-      <w:pPr>
-        <w:shd w:val="clear" w:color="auto" w:fill="1E1E1E"/>
-        <w:spacing w:after="0" w:line="240" w:lineRule="auto"/>
-        <w:contextualSpacing w:val="0"/>
-        <w:rPr>
-          <w:rFonts w:ascii="Courier New" w:eastAsia="Times New Roman" w:hAnsi="Courier New" w:cs="Courier New"/>
-          <w:color w:val="D4D4D4"/>
-          <w:sz w:val="18"/>
-          <w:szCs w:val="21"/>
-          <w:lang w:val="en-US" w:eastAsia="es-AR"/>
-        </w:rPr>
-      </w:pPr>
-      <w:r>
-        <w:rPr>
-          <w:rFonts w:ascii="Courier New" w:eastAsia="Times New Roman" w:hAnsi="Courier New" w:cs="Courier New"/>
-          <w:color w:val="569CD6"/>
-          <w:sz w:val="18"/>
-          <w:szCs w:val="21"/>
-          <w:lang w:val="en-US" w:eastAsia="es-AR"/>
-        </w:rPr>
-        <w:t>import</w:t>
-      </w:r>
-      <w:r>
-        <w:rPr>
-          <w:rFonts w:ascii="Courier New" w:eastAsia="Times New Roman" w:hAnsi="Courier New" w:cs="Courier New"/>
-          <w:color w:val="D4D4D4"/>
-          <w:sz w:val="18"/>
-          <w:szCs w:val="21"/>
-          <w:lang w:val="en-US" w:eastAsia="es-AR"/>
-        </w:rPr>
-        <w:t xml:space="preserve"> </w:t>
-      </w:r>
-      <w:r>
-        <w:rPr>
-          <w:rFonts w:ascii="Courier New" w:eastAsia="Times New Roman" w:hAnsi="Courier New" w:cs="Courier New"/>
-          <w:color w:val="4EC9B0"/>
-          <w:sz w:val="18"/>
-          <w:szCs w:val="21"/>
-          <w:lang w:val="en-US" w:eastAsia="es-AR"/>
-        </w:rPr>
-        <w:t>org</w:t>
-      </w:r>
-      <w:r>
-        <w:rPr>
-          <w:rFonts w:ascii="Courier New" w:eastAsia="Times New Roman" w:hAnsi="Courier New" w:cs="Courier New"/>
-          <w:color w:val="D4D4D4"/>
-          <w:sz w:val="18"/>
-          <w:szCs w:val="21"/>
-          <w:lang w:val="en-US" w:eastAsia="es-AR"/>
-        </w:rPr>
-        <w:t>.</w:t>
-      </w:r>
-      <w:r>
-        <w:rPr>
-          <w:rFonts w:ascii="Courier New" w:eastAsia="Times New Roman" w:hAnsi="Courier New" w:cs="Courier New"/>
-          <w:color w:val="4EC9B0"/>
-          <w:sz w:val="18"/>
-          <w:szCs w:val="21"/>
-          <w:lang w:val="en-US" w:eastAsia="es-AR"/>
-        </w:rPr>
-        <w:t>springframework</w:t>
-      </w:r>
-      <w:r>
-        <w:rPr>
-          <w:rFonts w:ascii="Courier New" w:eastAsia="Times New Roman" w:hAnsi="Courier New" w:cs="Courier New"/>
-          <w:color w:val="D4D4D4"/>
-          <w:sz w:val="18"/>
-          <w:szCs w:val="21"/>
-          <w:lang w:val="en-US" w:eastAsia="es-AR"/>
-        </w:rPr>
-        <w:t>.</w:t>
-      </w:r>
-      <w:r>
-        <w:rPr>
-          <w:rFonts w:ascii="Courier New" w:eastAsia="Times New Roman" w:hAnsi="Courier New" w:cs="Courier New"/>
-          <w:color w:val="4EC9B0"/>
-          <w:sz w:val="18"/>
-          <w:szCs w:val="21"/>
-          <w:lang w:val="en-US" w:eastAsia="es-AR"/>
-        </w:rPr>
-        <w:t>boot</w:t>
-      </w:r>
-      <w:r>
-        <w:rPr>
-          <w:rFonts w:ascii="Courier New" w:eastAsia="Times New Roman" w:hAnsi="Courier New" w:cs="Courier New"/>
-          <w:color w:val="D4D4D4"/>
-          <w:sz w:val="18"/>
-          <w:szCs w:val="21"/>
-          <w:lang w:val="en-US" w:eastAsia="es-AR"/>
-        </w:rPr>
-        <w:t>.</w:t>
-      </w:r>
-      <w:r>
-        <w:rPr>
-          <w:rFonts w:ascii="Courier New" w:eastAsia="Times New Roman" w:hAnsi="Courier New" w:cs="Courier New"/>
-          <w:color w:val="4EC9B0"/>
-          <w:sz w:val="18"/>
-          <w:szCs w:val="21"/>
-          <w:lang w:val="en-US" w:eastAsia="es-AR"/>
-        </w:rPr>
-        <w:t>autoconfigure</w:t>
-      </w:r>
-      <w:r>
-        <w:rPr>
-          <w:rFonts w:ascii="Courier New" w:eastAsia="Times New Roman" w:hAnsi="Courier New" w:cs="Courier New"/>
-          <w:color w:val="D4D4D4"/>
-          <w:sz w:val="18"/>
-          <w:szCs w:val="21"/>
-          <w:lang w:val="en-US" w:eastAsia="es-AR"/>
-        </w:rPr>
-        <w:t>.</w:t>
-      </w:r>
-      <w:r>
-        <w:rPr>
-          <w:rFonts w:ascii="Courier New" w:eastAsia="Times New Roman" w:hAnsi="Courier New" w:cs="Courier New"/>
-          <w:color w:val="4EC9B0"/>
-          <w:sz w:val="18"/>
-          <w:szCs w:val="21"/>
-          <w:lang w:val="en-US" w:eastAsia="es-AR"/>
-        </w:rPr>
-        <w:t>SpringBootApplication</w:t>
-      </w:r>
-      <w:r>
-        <w:rPr>
-          <w:rFonts w:ascii="Courier New" w:eastAsia="Times New Roman" w:hAnsi="Courier New" w:cs="Courier New"/>
-          <w:color w:val="D4D4D4"/>
-          <w:sz w:val="18"/>
-          <w:szCs w:val="21"/>
-          <w:lang w:val="en-US" w:eastAsia="es-AR"/>
-        </w:rPr>
-        <w:t>;</w:t>
-      </w:r>
-    </w:p>
-    <w:p>
-      <w:pPr>
-        <w:shd w:val="clear" w:color="auto" w:fill="1E1E1E"/>
-        <w:spacing w:after="0" w:line="240" w:lineRule="auto"/>
-        <w:contextualSpacing w:val="0"/>
-        <w:rPr>
-          <w:rFonts w:ascii="Courier New" w:eastAsia="Times New Roman" w:hAnsi="Courier New" w:cs="Courier New"/>
-          <w:color w:val="D4D4D4"/>
-          <w:sz w:val="18"/>
-          <w:szCs w:val="21"/>
-          <w:lang w:val="en-US" w:eastAsia="es-AR"/>
-        </w:rPr>
-      </w:pPr>
-      <w:r>
-        <w:rPr>
-          <w:rFonts w:ascii="Courier New" w:eastAsia="Times New Roman" w:hAnsi="Courier New" w:cs="Courier New"/>
-          <w:color w:val="569CD6"/>
-          <w:sz w:val="18"/>
-          <w:szCs w:val="21"/>
-          <w:lang w:val="en-US" w:eastAsia="es-AR"/>
-        </w:rPr>
-        <w:t>import</w:t>
-      </w:r>
-      <w:r>
-        <w:rPr>
-          <w:rFonts w:ascii="Courier New" w:eastAsia="Times New Roman" w:hAnsi="Courier New" w:cs="Courier New"/>
-          <w:color w:val="D4D4D4"/>
-          <w:sz w:val="18"/>
-          <w:szCs w:val="21"/>
-          <w:lang w:val="en-US" w:eastAsia="es-AR"/>
-        </w:rPr>
-        <w:t xml:space="preserve"> </w:t>
-      </w:r>
-      <w:r>
-        <w:rPr>
-          <w:rFonts w:ascii="Courier New" w:eastAsia="Times New Roman" w:hAnsi="Courier New" w:cs="Courier New"/>
-          <w:color w:val="4EC9B0"/>
-          <w:sz w:val="18"/>
-          <w:szCs w:val="21"/>
-          <w:lang w:val="en-US" w:eastAsia="es-AR"/>
-        </w:rPr>
-        <w:t>org</w:t>
-      </w:r>
-      <w:r>
-        <w:rPr>
-          <w:rFonts w:ascii="Courier New" w:eastAsia="Times New Roman" w:hAnsi="Courier New" w:cs="Courier New"/>
-          <w:color w:val="D4D4D4"/>
-          <w:sz w:val="18"/>
-          <w:szCs w:val="21"/>
-          <w:lang w:val="en-US" w:eastAsia="es-AR"/>
-        </w:rPr>
-        <w:t>.</w:t>
-      </w:r>
-      <w:r>
-        <w:rPr>
-          <w:rFonts w:ascii="Courier New" w:eastAsia="Times New Roman" w:hAnsi="Courier New" w:cs="Courier New"/>
-          <w:color w:val="4EC9B0"/>
-          <w:sz w:val="18"/>
-          <w:szCs w:val="21"/>
-          <w:lang w:val="en-US" w:eastAsia="es-AR"/>
-        </w:rPr>
-        <w:t>springframework</w:t>
-      </w:r>
-      <w:r>
-        <w:rPr>
-          <w:rFonts w:ascii="Courier New" w:eastAsia="Times New Roman" w:hAnsi="Courier New" w:cs="Courier New"/>
-          <w:color w:val="D4D4D4"/>
-          <w:sz w:val="18"/>
-          <w:szCs w:val="21"/>
-          <w:lang w:val="en-US" w:eastAsia="es-AR"/>
-        </w:rPr>
-        <w:t>.</w:t>
-      </w:r>
-      <w:r>
-        <w:rPr>
-          <w:rFonts w:ascii="Courier New" w:eastAsia="Times New Roman" w:hAnsi="Courier New" w:cs="Courier New"/>
-          <w:color w:val="4EC9B0"/>
-          <w:sz w:val="18"/>
-          <w:szCs w:val="21"/>
-          <w:lang w:val="en-US" w:eastAsia="es-AR"/>
-        </w:rPr>
-        <w:t>web</w:t>
-      </w:r>
-      <w:r>
-        <w:rPr>
-          <w:rFonts w:ascii="Courier New" w:eastAsia="Times New Roman" w:hAnsi="Courier New" w:cs="Courier New"/>
-          <w:color w:val="D4D4D4"/>
-          <w:sz w:val="18"/>
-          <w:szCs w:val="21"/>
-          <w:lang w:val="en-US" w:eastAsia="es-AR"/>
-        </w:rPr>
-        <w:t>.</w:t>
-      </w:r>
-      <w:r>
-        <w:rPr>
-          <w:rFonts w:ascii="Courier New" w:eastAsia="Times New Roman" w:hAnsi="Courier New" w:cs="Courier New"/>
-          <w:color w:val="4EC9B0"/>
-          <w:sz w:val="18"/>
-          <w:szCs w:val="21"/>
-          <w:lang w:val="en-US" w:eastAsia="es-AR"/>
-        </w:rPr>
-        <w:t>bind</w:t>
-      </w:r>
-      <w:r>
-        <w:rPr>
-          <w:rFonts w:ascii="Courier New" w:eastAsia="Times New Roman" w:hAnsi="Courier New" w:cs="Courier New"/>
-          <w:color w:val="D4D4D4"/>
-          <w:sz w:val="18"/>
-          <w:szCs w:val="21"/>
-          <w:lang w:val="en-US" w:eastAsia="es-AR"/>
-        </w:rPr>
-        <w:t>.</w:t>
-      </w:r>
-      <w:r>
-        <w:rPr>
-          <w:rFonts w:ascii="Courier New" w:eastAsia="Times New Roman" w:hAnsi="Courier New" w:cs="Courier New"/>
-          <w:color w:val="4EC9B0"/>
-          <w:sz w:val="18"/>
-          <w:szCs w:val="21"/>
-          <w:lang w:val="en-US" w:eastAsia="es-AR"/>
-        </w:rPr>
-        <w:t>annotation</w:t>
-      </w:r>
-      <w:r>
-        <w:rPr>
-          <w:rFonts w:ascii="Courier New" w:eastAsia="Times New Roman" w:hAnsi="Courier New" w:cs="Courier New"/>
-          <w:color w:val="D4D4D4"/>
-          <w:sz w:val="18"/>
-          <w:szCs w:val="21"/>
-          <w:lang w:val="en-US" w:eastAsia="es-AR"/>
-        </w:rPr>
-        <w:t>.</w:t>
-      </w:r>
-      <w:r>
-        <w:rPr>
-          <w:rFonts w:ascii="Courier New" w:eastAsia="Times New Roman" w:hAnsi="Courier New" w:cs="Courier New"/>
-          <w:color w:val="4EC9B0"/>
-          <w:sz w:val="18"/>
-          <w:szCs w:val="21"/>
-          <w:lang w:val="en-US" w:eastAsia="es-AR"/>
-        </w:rPr>
-        <w:t>GetMapping</w:t>
-      </w:r>
-      <w:r>
-        <w:rPr>
-          <w:rFonts w:ascii="Courier New" w:eastAsia="Times New Roman" w:hAnsi="Courier New" w:cs="Courier New"/>
-          <w:color w:val="D4D4D4"/>
-          <w:sz w:val="18"/>
-          <w:szCs w:val="21"/>
-          <w:lang w:val="en-US" w:eastAsia="es-AR"/>
-        </w:rPr>
-        <w:t>;</w:t>
-      </w:r>
-    </w:p>
-    <w:p>
-      <w:pPr>
-        <w:shd w:val="clear" w:color="auto" w:fill="1E1E1E"/>
-        <w:spacing w:after="0" w:line="240" w:lineRule="auto"/>
-        <w:contextualSpacing w:val="0"/>
-        <w:rPr>
-          <w:rFonts w:ascii="Courier New" w:eastAsia="Times New Roman" w:hAnsi="Courier New" w:cs="Courier New"/>
-          <w:color w:val="D4D4D4"/>
-          <w:sz w:val="18"/>
-          <w:szCs w:val="21"/>
-          <w:lang w:val="en-US" w:eastAsia="es-AR"/>
-        </w:rPr>
-      </w:pPr>
-      <w:r>
-        <w:rPr>
-          <w:rFonts w:ascii="Courier New" w:eastAsia="Times New Roman" w:hAnsi="Courier New" w:cs="Courier New"/>
-          <w:color w:val="569CD6"/>
-          <w:sz w:val="18"/>
-          <w:szCs w:val="21"/>
-          <w:lang w:val="en-US" w:eastAsia="es-AR"/>
-        </w:rPr>
-        <w:t>import</w:t>
-      </w:r>
-      <w:r>
-        <w:rPr>
-          <w:rFonts w:ascii="Courier New" w:eastAsia="Times New Roman" w:hAnsi="Courier New" w:cs="Courier New"/>
-          <w:color w:val="D4D4D4"/>
-          <w:sz w:val="18"/>
-          <w:szCs w:val="21"/>
-          <w:lang w:val="en-US" w:eastAsia="es-AR"/>
-        </w:rPr>
-        <w:t xml:space="preserve"> </w:t>
-      </w:r>
-      <w:r>
-        <w:rPr>
-          <w:rFonts w:ascii="Courier New" w:eastAsia="Times New Roman" w:hAnsi="Courier New" w:cs="Courier New"/>
-          <w:color w:val="4EC9B0"/>
-          <w:sz w:val="18"/>
-          <w:szCs w:val="21"/>
-          <w:lang w:val="en-US" w:eastAsia="es-AR"/>
-        </w:rPr>
-        <w:t>org</w:t>
-      </w:r>
-      <w:r>
-        <w:rPr>
-          <w:rFonts w:ascii="Courier New" w:eastAsia="Times New Roman" w:hAnsi="Courier New" w:cs="Courier New"/>
-          <w:color w:val="D4D4D4"/>
-          <w:sz w:val="18"/>
-          <w:szCs w:val="21"/>
-          <w:lang w:val="en-US" w:eastAsia="es-AR"/>
-        </w:rPr>
-        <w:t>.</w:t>
-      </w:r>
-      <w:r>
-        <w:rPr>
-          <w:rFonts w:ascii="Courier New" w:eastAsia="Times New Roman" w:hAnsi="Courier New" w:cs="Courier New"/>
-          <w:color w:val="4EC9B0"/>
-          <w:sz w:val="18"/>
-          <w:szCs w:val="21"/>
-          <w:lang w:val="en-US" w:eastAsia="es-AR"/>
-        </w:rPr>
-        <w:t>springframework</w:t>
-      </w:r>
-      <w:r>
-        <w:rPr>
-          <w:rFonts w:ascii="Courier New" w:eastAsia="Times New Roman" w:hAnsi="Courier New" w:cs="Courier New"/>
-          <w:color w:val="D4D4D4"/>
-          <w:sz w:val="18"/>
-          <w:szCs w:val="21"/>
-          <w:lang w:val="en-US" w:eastAsia="es-AR"/>
-        </w:rPr>
-        <w:t>.</w:t>
-      </w:r>
-      <w:r>
-        <w:rPr>
-          <w:rFonts w:ascii="Courier New" w:eastAsia="Times New Roman" w:hAnsi="Courier New" w:cs="Courier New"/>
-          <w:color w:val="4EC9B0"/>
-          <w:sz w:val="18"/>
-          <w:szCs w:val="21"/>
-          <w:lang w:val="en-US" w:eastAsia="es-AR"/>
-        </w:rPr>
-        <w:t>web</w:t>
-      </w:r>
-      <w:r>
-        <w:rPr>
-          <w:rFonts w:ascii="Courier New" w:eastAsia="Times New Roman" w:hAnsi="Courier New" w:cs="Courier New"/>
-          <w:color w:val="D4D4D4"/>
-          <w:sz w:val="18"/>
-          <w:szCs w:val="21"/>
-          <w:lang w:val="en-US" w:eastAsia="es-AR"/>
-        </w:rPr>
-        <w:t>.</w:t>
-      </w:r>
-      <w:r>
-        <w:rPr>
-          <w:rFonts w:ascii="Courier New" w:eastAsia="Times New Roman" w:hAnsi="Courier New" w:cs="Courier New"/>
-          <w:color w:val="4EC9B0"/>
-          <w:sz w:val="18"/>
-          <w:szCs w:val="21"/>
-          <w:lang w:val="en-US" w:eastAsia="es-AR"/>
-        </w:rPr>
-        <w:t>bind</w:t>
-      </w:r>
-      <w:r>
-        <w:rPr>
-          <w:rFonts w:ascii="Courier New" w:eastAsia="Times New Roman" w:hAnsi="Courier New" w:cs="Courier New"/>
-          <w:color w:val="D4D4D4"/>
-          <w:sz w:val="18"/>
-          <w:szCs w:val="21"/>
-          <w:lang w:val="en-US" w:eastAsia="es-AR"/>
-        </w:rPr>
-        <w:t>.</w:t>
-      </w:r>
-      <w:r>
-        <w:rPr>
-          <w:rFonts w:ascii="Courier New" w:eastAsia="Times New Roman" w:hAnsi="Courier New" w:cs="Courier New"/>
-          <w:color w:val="4EC9B0"/>
-          <w:sz w:val="18"/>
-          <w:szCs w:val="21"/>
-          <w:lang w:val="en-US" w:eastAsia="es-AR"/>
-        </w:rPr>
-        <w:t>annotation</w:t>
-      </w:r>
-      <w:r>
-        <w:rPr>
-          <w:rFonts w:ascii="Courier New" w:eastAsia="Times New Roman" w:hAnsi="Courier New" w:cs="Courier New"/>
-          <w:color w:val="D4D4D4"/>
-          <w:sz w:val="18"/>
-          <w:szCs w:val="21"/>
-          <w:lang w:val="en-US" w:eastAsia="es-AR"/>
-        </w:rPr>
-        <w:t>.</w:t>
-      </w:r>
-      <w:r>
-        <w:rPr>
-          <w:rFonts w:ascii="Courier New" w:eastAsia="Times New Roman" w:hAnsi="Courier New" w:cs="Courier New"/>
-          <w:color w:val="4EC9B0"/>
-          <w:sz w:val="18"/>
-          <w:szCs w:val="21"/>
-          <w:lang w:val="en-US" w:eastAsia="es-AR"/>
-        </w:rPr>
-        <w:t>RequestParam</w:t>
-      </w:r>
-      <w:r>
-        <w:rPr>
-          <w:rFonts w:ascii="Courier New" w:eastAsia="Times New Roman" w:hAnsi="Courier New" w:cs="Courier New"/>
-          <w:color w:val="D4D4D4"/>
-          <w:sz w:val="18"/>
-          <w:szCs w:val="21"/>
-          <w:lang w:val="en-US" w:eastAsia="es-AR"/>
-        </w:rPr>
-        <w:t>;</w:t>
-      </w:r>
-    </w:p>
-    <w:p>
-      <w:pPr>
-        <w:shd w:val="clear" w:color="auto" w:fill="1E1E1E"/>
-        <w:spacing w:after="0" w:line="240" w:lineRule="auto"/>
-        <w:contextualSpacing w:val="0"/>
-        <w:rPr>
-          <w:rFonts w:ascii="Courier New" w:eastAsia="Times New Roman" w:hAnsi="Courier New" w:cs="Courier New"/>
-          <w:color w:val="D4D4D4"/>
-          <w:sz w:val="18"/>
-          <w:szCs w:val="21"/>
-          <w:lang w:val="en-US" w:eastAsia="es-AR"/>
-        </w:rPr>
-      </w:pPr>
-      <w:r>
-        <w:rPr>
-          <w:rFonts w:ascii="Courier New" w:eastAsia="Times New Roman" w:hAnsi="Courier New" w:cs="Courier New"/>
-          <w:color w:val="569CD6"/>
-          <w:sz w:val="18"/>
-          <w:szCs w:val="21"/>
-          <w:lang w:val="en-US" w:eastAsia="es-AR"/>
-        </w:rPr>
-        <w:t>import</w:t>
-      </w:r>
-      <w:r>
-        <w:rPr>
-          <w:rFonts w:ascii="Courier New" w:eastAsia="Times New Roman" w:hAnsi="Courier New" w:cs="Courier New"/>
-          <w:color w:val="D4D4D4"/>
-          <w:sz w:val="18"/>
-          <w:szCs w:val="21"/>
-          <w:lang w:val="en-US" w:eastAsia="es-AR"/>
-        </w:rPr>
-        <w:t xml:space="preserve"> </w:t>
-      </w:r>
-      <w:r>
-        <w:rPr>
-          <w:rFonts w:ascii="Courier New" w:eastAsia="Times New Roman" w:hAnsi="Courier New" w:cs="Courier New"/>
-          <w:color w:val="4EC9B0"/>
-          <w:sz w:val="18"/>
-          <w:szCs w:val="21"/>
-          <w:lang w:val="en-US" w:eastAsia="es-AR"/>
-        </w:rPr>
-        <w:t>org</w:t>
-      </w:r>
-      <w:r>
-        <w:rPr>
-          <w:rFonts w:ascii="Courier New" w:eastAsia="Times New Roman" w:hAnsi="Courier New" w:cs="Courier New"/>
-          <w:color w:val="D4D4D4"/>
-          <w:sz w:val="18"/>
-          <w:szCs w:val="21"/>
-          <w:lang w:val="en-US" w:eastAsia="es-AR"/>
-        </w:rPr>
-        <w:t>.</w:t>
-      </w:r>
-      <w:r>
-        <w:rPr>
-          <w:rFonts w:ascii="Courier New" w:eastAsia="Times New Roman" w:hAnsi="Courier New" w:cs="Courier New"/>
-          <w:color w:val="4EC9B0"/>
-          <w:sz w:val="18"/>
-          <w:szCs w:val="21"/>
-          <w:lang w:val="en-US" w:eastAsia="es-AR"/>
-        </w:rPr>
-        <w:t>springframework</w:t>
-      </w:r>
-      <w:r>
-        <w:rPr>
-          <w:rFonts w:ascii="Courier New" w:eastAsia="Times New Roman" w:hAnsi="Courier New" w:cs="Courier New"/>
-          <w:color w:val="D4D4D4"/>
-          <w:sz w:val="18"/>
-          <w:szCs w:val="21"/>
-          <w:lang w:val="en-US" w:eastAsia="es-AR"/>
-        </w:rPr>
-        <w:t>.</w:t>
-      </w:r>
-      <w:r>
-        <w:rPr>
-          <w:rFonts w:ascii="Courier New" w:eastAsia="Times New Roman" w:hAnsi="Courier New" w:cs="Courier New"/>
-          <w:color w:val="4EC9B0"/>
-          <w:sz w:val="18"/>
-          <w:szCs w:val="21"/>
-          <w:lang w:val="en-US" w:eastAsia="es-AR"/>
-        </w:rPr>
-        <w:t>web</w:t>
-      </w:r>
-      <w:r>
-        <w:rPr>
-          <w:rFonts w:ascii="Courier New" w:eastAsia="Times New Roman" w:hAnsi="Courier New" w:cs="Courier New"/>
-          <w:color w:val="D4D4D4"/>
-          <w:sz w:val="18"/>
-          <w:szCs w:val="21"/>
-          <w:lang w:val="en-US" w:eastAsia="es-AR"/>
-        </w:rPr>
-        <w:t>.</w:t>
-      </w:r>
-      <w:r>
-        <w:rPr>
-          <w:rFonts w:ascii="Courier New" w:eastAsia="Times New Roman" w:hAnsi="Courier New" w:cs="Courier New"/>
-          <w:color w:val="4EC9B0"/>
-          <w:sz w:val="18"/>
-          <w:szCs w:val="21"/>
-          <w:lang w:val="en-US" w:eastAsia="es-AR"/>
-        </w:rPr>
-        <w:t>bind</w:t>
-      </w:r>
-      <w:r>
-        <w:rPr>
-          <w:rFonts w:ascii="Courier New" w:eastAsia="Times New Roman" w:hAnsi="Courier New" w:cs="Courier New"/>
-          <w:color w:val="D4D4D4"/>
-          <w:sz w:val="18"/>
-          <w:szCs w:val="21"/>
-          <w:lang w:val="en-US" w:eastAsia="es-AR"/>
-        </w:rPr>
-        <w:t>.</w:t>
-      </w:r>
-      <w:r>
-        <w:rPr>
-          <w:rFonts w:ascii="Courier New" w:eastAsia="Times New Roman" w:hAnsi="Courier New" w:cs="Courier New"/>
-          <w:color w:val="4EC9B0"/>
-          <w:sz w:val="18"/>
-          <w:szCs w:val="21"/>
-          <w:lang w:val="en-US" w:eastAsia="es-AR"/>
-        </w:rPr>
-        <w:t>annotation</w:t>
-      </w:r>
-      <w:r>
-        <w:rPr>
-          <w:rFonts w:ascii="Courier New" w:eastAsia="Times New Roman" w:hAnsi="Courier New" w:cs="Courier New"/>
-          <w:color w:val="D4D4D4"/>
-          <w:sz w:val="18"/>
-          <w:szCs w:val="21"/>
-          <w:lang w:val="en-US" w:eastAsia="es-AR"/>
-        </w:rPr>
-        <w:t>.</w:t>
-      </w:r>
-      <w:r>
-        <w:rPr>
-          <w:rFonts w:ascii="Courier New" w:eastAsia="Times New Roman" w:hAnsi="Courier New" w:cs="Courier New"/>
-          <w:color w:val="4EC9B0"/>
-          <w:sz w:val="18"/>
-          <w:szCs w:val="21"/>
-          <w:lang w:val="en-US" w:eastAsia="es-AR"/>
-        </w:rPr>
-        <w:t>RestController</w:t>
-      </w:r>
-      <w:r>
-        <w:rPr>
-          <w:rFonts w:ascii="Courier New" w:eastAsia="Times New Roman" w:hAnsi="Courier New" w:cs="Courier New"/>
-          <w:color w:val="D4D4D4"/>
-          <w:sz w:val="18"/>
-          <w:szCs w:val="21"/>
-          <w:lang w:val="en-US" w:eastAsia="es-AR"/>
-        </w:rPr>
-        <w:t>;</w:t>
-      </w:r>
-    </w:p>
-    <w:p>
-      <w:pPr>
-        <w:shd w:val="clear" w:color="auto" w:fill="1E1E1E"/>
-        <w:spacing w:after="0" w:line="240" w:lineRule="auto"/>
-        <w:contextualSpacing w:val="0"/>
-        <w:rPr>
-          <w:rFonts w:ascii="Courier New" w:eastAsia="Times New Roman" w:hAnsi="Courier New" w:cs="Courier New"/>
-          <w:color w:val="D4D4D4"/>
-          <w:sz w:val="18"/>
-          <w:szCs w:val="21"/>
-          <w:lang w:val="en-US" w:eastAsia="es-AR"/>
-        </w:rPr>
-      </w:pPr>
-    </w:p>
-    <w:p>
-      <w:pPr>
-        <w:shd w:val="clear" w:color="auto" w:fill="1E1E1E"/>
-        <w:spacing w:after="0" w:line="240" w:lineRule="auto"/>
-        <w:contextualSpacing w:val="0"/>
-        <w:rPr>
-          <w:rFonts w:ascii="Courier New" w:eastAsia="Times New Roman" w:hAnsi="Courier New" w:cs="Courier New"/>
-          <w:color w:val="D4D4D4"/>
-          <w:sz w:val="18"/>
-          <w:szCs w:val="21"/>
-          <w:lang w:val="en-US" w:eastAsia="es-AR"/>
-        </w:rPr>
-      </w:pPr>
-      <w:r>
-        <w:rPr>
-          <w:rFonts w:ascii="Courier New" w:eastAsia="Times New Roman" w:hAnsi="Courier New" w:cs="Courier New"/>
-          <w:color w:val="569CD6"/>
-          <w:sz w:val="18"/>
-          <w:szCs w:val="21"/>
-          <w:lang w:val="en-US" w:eastAsia="es-AR"/>
-        </w:rPr>
-        <w:t>import</w:t>
-      </w:r>
-      <w:r>
-        <w:rPr>
-          <w:rFonts w:ascii="Courier New" w:eastAsia="Times New Roman" w:hAnsi="Courier New" w:cs="Courier New"/>
-          <w:color w:val="D4D4D4"/>
-          <w:sz w:val="18"/>
-          <w:szCs w:val="21"/>
-          <w:lang w:val="en-US" w:eastAsia="es-AR"/>
-        </w:rPr>
-        <w:t xml:space="preserve"> </w:t>
-      </w:r>
-      <w:r>
-        <w:rPr>
-          <w:rFonts w:ascii="Courier New" w:eastAsia="Times New Roman" w:hAnsi="Courier New" w:cs="Courier New"/>
-          <w:color w:val="4EC9B0"/>
-          <w:sz w:val="18"/>
-          <w:szCs w:val="21"/>
-          <w:lang w:val="en-US" w:eastAsia="es-AR"/>
-        </w:rPr>
-        <w:t>tup</w:t>
-      </w:r>
-      <w:r>
-        <w:rPr>
-          <w:rFonts w:ascii="Courier New" w:eastAsia="Times New Roman" w:hAnsi="Courier New" w:cs="Courier New"/>
-          <w:color w:val="D4D4D4"/>
-          <w:sz w:val="18"/>
-          <w:szCs w:val="21"/>
-          <w:lang w:val="en-US" w:eastAsia="es-AR"/>
-        </w:rPr>
-        <w:t>.</w:t>
-      </w:r>
-      <w:r>
-        <w:rPr>
-          <w:rFonts w:ascii="Courier New" w:eastAsia="Times New Roman" w:hAnsi="Courier New" w:cs="Courier New"/>
-          <w:color w:val="4EC9B0"/>
-          <w:sz w:val="18"/>
-          <w:szCs w:val="21"/>
-          <w:lang w:val="en-US" w:eastAsia="es-AR"/>
-        </w:rPr>
-        <w:t>demo</w:t>
-      </w:r>
-      <w:r>
-        <w:rPr>
-          <w:rFonts w:ascii="Courier New" w:eastAsia="Times New Roman" w:hAnsi="Courier New" w:cs="Courier New"/>
-          <w:color w:val="D4D4D4"/>
-          <w:sz w:val="18"/>
-          <w:szCs w:val="21"/>
-          <w:lang w:val="en-US" w:eastAsia="es-AR"/>
-        </w:rPr>
-        <w:t>.</w:t>
-      </w:r>
-      <w:r>
-        <w:rPr>
-          <w:rFonts w:ascii="Courier New" w:eastAsia="Times New Roman" w:hAnsi="Courier New" w:cs="Courier New"/>
-          <w:color w:val="4EC9B0"/>
-          <w:sz w:val="18"/>
-          <w:szCs w:val="21"/>
-          <w:lang w:val="en-US" w:eastAsia="es-AR"/>
-        </w:rPr>
-        <w:t>models</w:t>
-      </w:r>
-      <w:r>
-        <w:rPr>
-          <w:rFonts w:ascii="Courier New" w:eastAsia="Times New Roman" w:hAnsi="Courier New" w:cs="Courier New"/>
-          <w:color w:val="D4D4D4"/>
-          <w:sz w:val="18"/>
-          <w:szCs w:val="21"/>
-          <w:lang w:val="en-US" w:eastAsia="es-AR"/>
-        </w:rPr>
-        <w:t>.</w:t>
-      </w:r>
-      <w:r>
-        <w:rPr>
-          <w:rFonts w:ascii="Courier New" w:eastAsia="Times New Roman" w:hAnsi="Courier New" w:cs="Courier New"/>
-          <w:color w:val="4EC9B0"/>
-          <w:sz w:val="18"/>
-          <w:szCs w:val="21"/>
-          <w:lang w:val="en-US" w:eastAsia="es-AR"/>
-        </w:rPr>
-        <w:t>User</w:t>
-      </w:r>
-      <w:r>
-        <w:rPr>
-          <w:rFonts w:ascii="Courier New" w:eastAsia="Times New Roman" w:hAnsi="Courier New" w:cs="Courier New"/>
-          <w:color w:val="D4D4D4"/>
-          <w:sz w:val="18"/>
-          <w:szCs w:val="21"/>
-          <w:lang w:val="en-US" w:eastAsia="es-AR"/>
-        </w:rPr>
-        <w:t>;</w:t>
-      </w:r>
-    </w:p>
-    <w:p>
-      <w:pPr>
-        <w:shd w:val="clear" w:color="auto" w:fill="1E1E1E"/>
-        <w:spacing w:after="0" w:line="240" w:lineRule="auto"/>
-        <w:contextualSpacing w:val="0"/>
-        <w:rPr>
-          <w:rFonts w:ascii="Courier New" w:eastAsia="Times New Roman" w:hAnsi="Courier New" w:cs="Courier New"/>
-          <w:color w:val="D4D4D4"/>
-          <w:sz w:val="18"/>
-          <w:szCs w:val="21"/>
-          <w:lang w:val="en-US" w:eastAsia="es-AR"/>
-        </w:rPr>
-      </w:pPr>
-    </w:p>
-    <w:p>
-      <w:pPr>
-        <w:shd w:val="clear" w:color="auto" w:fill="1E1E1E"/>
-        <w:spacing w:after="0" w:line="240" w:lineRule="auto"/>
-        <w:contextualSpacing w:val="0"/>
-        <w:rPr>
-          <w:rFonts w:ascii="Courier New" w:eastAsia="Times New Roman" w:hAnsi="Courier New" w:cs="Courier New"/>
-          <w:color w:val="D4D4D4"/>
-          <w:sz w:val="18"/>
-          <w:szCs w:val="21"/>
-          <w:lang w:val="en-US" w:eastAsia="es-AR"/>
-        </w:rPr>
-      </w:pPr>
-      <w:r>
-        <w:rPr>
-          <w:rFonts w:ascii="Courier New" w:eastAsia="Times New Roman" w:hAnsi="Courier New" w:cs="Courier New"/>
-          <w:color w:val="D4D4D4"/>
-          <w:sz w:val="18"/>
-          <w:szCs w:val="21"/>
-          <w:lang w:val="en-US" w:eastAsia="es-AR"/>
-        </w:rPr>
-        <w:t>@</w:t>
-      </w:r>
-      <w:r>
-        <w:rPr>
-          <w:rFonts w:ascii="Courier New" w:eastAsia="Times New Roman" w:hAnsi="Courier New" w:cs="Courier New"/>
-          <w:color w:val="4EC9B0"/>
-          <w:sz w:val="18"/>
-          <w:szCs w:val="21"/>
-          <w:lang w:val="en-US" w:eastAsia="es-AR"/>
-        </w:rPr>
-        <w:t>SpringBootApplication</w:t>
-      </w:r>
-    </w:p>
-    <w:p>
-      <w:pPr>
-        <w:shd w:val="clear" w:color="auto" w:fill="1E1E1E"/>
-        <w:spacing w:after="0" w:line="240" w:lineRule="auto"/>
-        <w:contextualSpacing w:val="0"/>
-        <w:rPr>
-          <w:rFonts w:ascii="Courier New" w:eastAsia="Times New Roman" w:hAnsi="Courier New" w:cs="Courier New"/>
-          <w:color w:val="D4D4D4"/>
-          <w:sz w:val="18"/>
-          <w:szCs w:val="21"/>
-          <w:lang w:val="en-US" w:eastAsia="es-AR"/>
-        </w:rPr>
-      </w:pPr>
-      <w:r>
-        <w:rPr>
-          <w:rFonts w:ascii="Courier New" w:eastAsia="Times New Roman" w:hAnsi="Courier New" w:cs="Courier New"/>
-          <w:color w:val="D4D4D4"/>
-          <w:sz w:val="18"/>
-          <w:szCs w:val="21"/>
-          <w:lang w:val="en-US" w:eastAsia="es-AR"/>
-        </w:rPr>
-        <w:t>@</w:t>
-      </w:r>
-      <w:r>
-        <w:rPr>
-          <w:rFonts w:ascii="Courier New" w:eastAsia="Times New Roman" w:hAnsi="Courier New" w:cs="Courier New"/>
-          <w:color w:val="4EC9B0"/>
-          <w:sz w:val="18"/>
-          <w:szCs w:val="21"/>
-          <w:lang w:val="en-US" w:eastAsia="es-AR"/>
-        </w:rPr>
-        <w:t>RestController</w:t>
-      </w:r>
-    </w:p>
-    <w:p>
-      <w:pPr>
-        <w:shd w:val="clear" w:color="auto" w:fill="1E1E1E"/>
-        <w:spacing w:after="0" w:line="240" w:lineRule="auto"/>
-        <w:contextualSpacing w:val="0"/>
-        <w:rPr>
-          <w:rFonts w:ascii="Courier New" w:eastAsia="Times New Roman" w:hAnsi="Courier New" w:cs="Courier New"/>
-          <w:color w:val="D4D4D4"/>
-          <w:sz w:val="18"/>
-          <w:szCs w:val="21"/>
-          <w:lang w:val="en-US" w:eastAsia="es-AR"/>
-        </w:rPr>
-      </w:pPr>
-      <w:r>
-        <w:rPr>
-          <w:rFonts w:ascii="Courier New" w:eastAsia="Times New Roman" w:hAnsi="Courier New" w:cs="Courier New"/>
-          <w:color w:val="569CD6"/>
-          <w:sz w:val="18"/>
-          <w:szCs w:val="21"/>
-          <w:lang w:val="en-US" w:eastAsia="es-AR"/>
-        </w:rPr>
-        <w:t>public</w:t>
-      </w:r>
-      <w:r>
-        <w:rPr>
-          <w:rFonts w:ascii="Courier New" w:eastAsia="Times New Roman" w:hAnsi="Courier New" w:cs="Courier New"/>
-          <w:color w:val="D4D4D4"/>
-          <w:sz w:val="18"/>
-          <w:szCs w:val="21"/>
-          <w:lang w:val="en-US" w:eastAsia="es-AR"/>
-        </w:rPr>
-        <w:t xml:space="preserve"> </w:t>
-      </w:r>
-      <w:r>
-        <w:rPr>
-          <w:rFonts w:ascii="Courier New" w:eastAsia="Times New Roman" w:hAnsi="Courier New" w:cs="Courier New"/>
-          <w:color w:val="569CD6"/>
-          <w:sz w:val="18"/>
-          <w:szCs w:val="21"/>
-          <w:lang w:val="en-US" w:eastAsia="es-AR"/>
-        </w:rPr>
-        <w:t>class</w:t>
-      </w:r>
-      <w:r>
-        <w:rPr>
-          <w:rFonts w:ascii="Courier New" w:eastAsia="Times New Roman" w:hAnsi="Courier New" w:cs="Courier New"/>
-          <w:color w:val="D4D4D4"/>
-          <w:sz w:val="18"/>
-          <w:szCs w:val="21"/>
-          <w:lang w:val="en-US" w:eastAsia="es-AR"/>
-        </w:rPr>
-        <w:t xml:space="preserve"> </w:t>
-      </w:r>
-      <w:r>
-        <w:rPr>
-          <w:rFonts w:ascii="Courier New" w:eastAsia="Times New Roman" w:hAnsi="Courier New" w:cs="Courier New"/>
-          <w:color w:val="4EC9B0"/>
-          <w:sz w:val="18"/>
-          <w:szCs w:val="21"/>
-          <w:lang w:val="en-US" w:eastAsia="es-AR"/>
-        </w:rPr>
-        <w:t>DemoApplication</w:t>
-      </w:r>
-      <w:r>
-        <w:rPr>
-          <w:rFonts w:ascii="Courier New" w:eastAsia="Times New Roman" w:hAnsi="Courier New" w:cs="Courier New"/>
-          <w:color w:val="D4D4D4"/>
-          <w:sz w:val="18"/>
-          <w:szCs w:val="21"/>
-          <w:lang w:val="en-US" w:eastAsia="es-AR"/>
-        </w:rPr>
-        <w:t xml:space="preserve"> {</w:t>
-      </w:r>
-    </w:p>
-    <w:p>
-      <w:pPr>
-        <w:shd w:val="clear" w:color="auto" w:fill="1E1E1E"/>
-        <w:spacing w:after="0" w:line="240" w:lineRule="auto"/>
-        <w:contextualSpacing w:val="0"/>
-        <w:rPr>
-          <w:rFonts w:ascii="Courier New" w:eastAsia="Times New Roman" w:hAnsi="Courier New" w:cs="Courier New"/>
-          <w:color w:val="D4D4D4"/>
-          <w:sz w:val="18"/>
-          <w:szCs w:val="21"/>
-          <w:lang w:val="en-US" w:eastAsia="es-AR"/>
-        </w:rPr>
-      </w:pPr>
-    </w:p>
-    <w:p>
-      <w:pPr>
-        <w:shd w:val="clear" w:color="auto" w:fill="1E1E1E"/>
-        <w:spacing w:after="0" w:line="240" w:lineRule="auto"/>
-        <w:contextualSpacing w:val="0"/>
-        <w:rPr>
-          <w:rFonts w:ascii="Courier New" w:eastAsia="Times New Roman" w:hAnsi="Courier New" w:cs="Courier New"/>
-          <w:color w:val="D4D4D4"/>
-          <w:sz w:val="18"/>
-          <w:szCs w:val="21"/>
-          <w:lang w:val="en-US" w:eastAsia="es-AR"/>
-        </w:rPr>
-      </w:pPr>
-      <w:r>
-        <w:rPr>
-          <w:rFonts w:ascii="Courier New" w:eastAsia="Times New Roman" w:hAnsi="Courier New" w:cs="Courier New"/>
-          <w:color w:val="D4D4D4"/>
-          <w:sz w:val="18"/>
-          <w:szCs w:val="21"/>
-          <w:lang w:val="en-US" w:eastAsia="es-AR"/>
-        </w:rPr>
-        <w:t xml:space="preserve">    </w:t>
-      </w:r>
-      <w:r>
-        <w:rPr>
-          <w:rFonts w:ascii="Courier New" w:eastAsia="Times New Roman" w:hAnsi="Courier New" w:cs="Courier New"/>
-          <w:color w:val="569CD6"/>
-          <w:sz w:val="18"/>
-          <w:szCs w:val="21"/>
-          <w:lang w:val="en-US" w:eastAsia="es-AR"/>
-        </w:rPr>
-        <w:t>public</w:t>
-      </w:r>
-      <w:r>
-        <w:rPr>
-          <w:rFonts w:ascii="Courier New" w:eastAsia="Times New Roman" w:hAnsi="Courier New" w:cs="Courier New"/>
-          <w:color w:val="D4D4D4"/>
-          <w:sz w:val="18"/>
-          <w:szCs w:val="21"/>
-          <w:lang w:val="en-US" w:eastAsia="es-AR"/>
-        </w:rPr>
-        <w:t xml:space="preserve"> </w:t>
-      </w:r>
-      <w:r>
-        <w:rPr>
-          <w:rFonts w:ascii="Courier New" w:eastAsia="Times New Roman" w:hAnsi="Courier New" w:cs="Courier New"/>
-          <w:color w:val="569CD6"/>
-          <w:sz w:val="18"/>
-          <w:szCs w:val="21"/>
-          <w:lang w:val="en-US" w:eastAsia="es-AR"/>
-        </w:rPr>
-        <w:t>static</w:t>
-      </w:r>
-      <w:r>
-        <w:rPr>
-          <w:rFonts w:ascii="Courier New" w:eastAsia="Times New Roman" w:hAnsi="Courier New" w:cs="Courier New"/>
-          <w:color w:val="D4D4D4"/>
-          <w:sz w:val="18"/>
-          <w:szCs w:val="21"/>
-          <w:lang w:val="en-US" w:eastAsia="es-AR"/>
-        </w:rPr>
-        <w:t xml:space="preserve"> </w:t>
-      </w:r>
-      <w:r>
-        <w:rPr>
-          <w:rFonts w:ascii="Courier New" w:eastAsia="Times New Roman" w:hAnsi="Courier New" w:cs="Courier New"/>
-          <w:color w:val="4EC9B0"/>
-          <w:sz w:val="18"/>
-          <w:szCs w:val="21"/>
-          <w:lang w:val="en-US" w:eastAsia="es-AR"/>
-        </w:rPr>
-        <w:t>void</w:t>
-      </w:r>
-      <w:r>
-        <w:rPr>
-          <w:rFonts w:ascii="Courier New" w:eastAsia="Times New Roman" w:hAnsi="Courier New" w:cs="Courier New"/>
-          <w:color w:val="D4D4D4"/>
-          <w:sz w:val="18"/>
-          <w:szCs w:val="21"/>
-          <w:lang w:val="en-US" w:eastAsia="es-AR"/>
-        </w:rPr>
-        <w:t xml:space="preserve"> </w:t>
-      </w:r>
-      <w:r>
-        <w:rPr>
-          <w:rFonts w:ascii="Courier New" w:eastAsia="Times New Roman" w:hAnsi="Courier New" w:cs="Courier New"/>
-          <w:color w:val="DCDCAA"/>
-          <w:sz w:val="18"/>
-          <w:szCs w:val="21"/>
-          <w:lang w:val="en-US" w:eastAsia="es-AR"/>
-        </w:rPr>
-        <w:t>main</w:t>
-      </w:r>
-      <w:r>
-        <w:rPr>
-          <w:rFonts w:ascii="Courier New" w:eastAsia="Times New Roman" w:hAnsi="Courier New" w:cs="Courier New"/>
-          <w:color w:val="D4D4D4"/>
-          <w:sz w:val="18"/>
-          <w:szCs w:val="21"/>
-          <w:lang w:val="en-US" w:eastAsia="es-AR"/>
-        </w:rPr>
-        <w:t>(</w:t>
-      </w:r>
-      <w:r>
-        <w:rPr>
-          <w:rFonts w:ascii="Courier New" w:eastAsia="Times New Roman" w:hAnsi="Courier New" w:cs="Courier New"/>
-          <w:color w:val="4EC9B0"/>
-          <w:sz w:val="18"/>
-          <w:szCs w:val="21"/>
-          <w:lang w:val="en-US" w:eastAsia="es-AR"/>
-        </w:rPr>
-        <w:t>String</w:t>
-      </w:r>
-      <w:r>
-        <w:rPr>
-          <w:rFonts w:ascii="Courier New" w:eastAsia="Times New Roman" w:hAnsi="Courier New" w:cs="Courier New"/>
-          <w:color w:val="D4D4D4"/>
-          <w:sz w:val="18"/>
-          <w:szCs w:val="21"/>
-          <w:lang w:val="en-US" w:eastAsia="es-AR"/>
-        </w:rPr>
-        <w:t xml:space="preserve">[] </w:t>
-      </w:r>
-      <w:r>
-        <w:rPr>
-          <w:rFonts w:ascii="Courier New" w:eastAsia="Times New Roman" w:hAnsi="Courier New" w:cs="Courier New"/>
-          <w:color w:val="9CDCFE"/>
-          <w:sz w:val="18"/>
-          <w:szCs w:val="21"/>
-          <w:lang w:val="en-US" w:eastAsia="es-AR"/>
-        </w:rPr>
-        <w:t>args</w:t>
-      </w:r>
-      <w:r>
-        <w:rPr>
-          <w:rFonts w:ascii="Courier New" w:eastAsia="Times New Roman" w:hAnsi="Courier New" w:cs="Courier New"/>
-          <w:color w:val="D4D4D4"/>
-          <w:sz w:val="18"/>
-          <w:szCs w:val="21"/>
-          <w:lang w:val="en-US" w:eastAsia="es-AR"/>
-        </w:rPr>
-        <w:t>) {</w:t>
-      </w:r>
-    </w:p>
-    <w:p>
-      <w:pPr>
-        <w:shd w:val="clear" w:color="auto" w:fill="1E1E1E"/>
-        <w:spacing w:after="0" w:line="240" w:lineRule="auto"/>
-        <w:contextualSpacing w:val="0"/>
-        <w:rPr>
-          <w:rFonts w:ascii="Courier New" w:eastAsia="Times New Roman" w:hAnsi="Courier New" w:cs="Courier New"/>
-          <w:color w:val="D4D4D4"/>
-          <w:sz w:val="18"/>
-          <w:szCs w:val="21"/>
-          <w:lang w:val="en-US" w:eastAsia="es-AR"/>
-        </w:rPr>
-      </w:pPr>
-      <w:r>
-        <w:rPr>
-          <w:rFonts w:ascii="Courier New" w:eastAsia="Times New Roman" w:hAnsi="Courier New" w:cs="Courier New"/>
-          <w:color w:val="D4D4D4"/>
-          <w:sz w:val="18"/>
-          <w:szCs w:val="21"/>
-          <w:lang w:val="en-US" w:eastAsia="es-AR"/>
-        </w:rPr>
-        <w:t xml:space="preserve">        </w:t>
-      </w:r>
-      <w:r>
-        <w:rPr>
-          <w:rFonts w:ascii="Courier New" w:eastAsia="Times New Roman" w:hAnsi="Courier New" w:cs="Courier New"/>
-          <w:color w:val="4EC9B0"/>
-          <w:sz w:val="18"/>
-          <w:szCs w:val="21"/>
-          <w:lang w:val="en-US" w:eastAsia="es-AR"/>
-        </w:rPr>
-        <w:t>SpringApplication</w:t>
-      </w:r>
-      <w:r>
-        <w:rPr>
-          <w:rFonts w:ascii="Courier New" w:eastAsia="Times New Roman" w:hAnsi="Courier New" w:cs="Courier New"/>
-          <w:color w:val="D4D4D4"/>
-          <w:sz w:val="18"/>
-          <w:szCs w:val="21"/>
-          <w:lang w:val="en-US" w:eastAsia="es-AR"/>
-        </w:rPr>
-        <w:t>.</w:t>
-      </w:r>
-      <w:r>
-        <w:rPr>
-          <w:rFonts w:ascii="Courier New" w:eastAsia="Times New Roman" w:hAnsi="Courier New" w:cs="Courier New"/>
-          <w:color w:val="DCDCAA"/>
-          <w:sz w:val="18"/>
-          <w:szCs w:val="21"/>
-          <w:lang w:val="en-US" w:eastAsia="es-AR"/>
-        </w:rPr>
-        <w:t>run</w:t>
-      </w:r>
-      <w:r>
-        <w:rPr>
-          <w:rFonts w:ascii="Courier New" w:eastAsia="Times New Roman" w:hAnsi="Courier New" w:cs="Courier New"/>
-          <w:color w:val="D4D4D4"/>
-          <w:sz w:val="18"/>
-          <w:szCs w:val="21"/>
-          <w:lang w:val="en-US" w:eastAsia="es-AR"/>
-        </w:rPr>
-        <w:t>(</w:t>
-      </w:r>
-      <w:r>
-        <w:rPr>
-          <w:rFonts w:ascii="Courier New" w:eastAsia="Times New Roman" w:hAnsi="Courier New" w:cs="Courier New"/>
-          <w:color w:val="4EC9B0"/>
-          <w:sz w:val="18"/>
-          <w:szCs w:val="21"/>
-          <w:lang w:val="en-US" w:eastAsia="es-AR"/>
-        </w:rPr>
-        <w:t>DemoApplication</w:t>
-      </w:r>
-      <w:r>
-        <w:rPr>
-          <w:rFonts w:ascii="Courier New" w:eastAsia="Times New Roman" w:hAnsi="Courier New" w:cs="Courier New"/>
-          <w:color w:val="D4D4D4"/>
-          <w:sz w:val="18"/>
-          <w:szCs w:val="21"/>
-          <w:lang w:val="en-US" w:eastAsia="es-AR"/>
-        </w:rPr>
-        <w:t>.</w:t>
-      </w:r>
-      <w:r>
-        <w:rPr>
-          <w:rFonts w:ascii="Courier New" w:eastAsia="Times New Roman" w:hAnsi="Courier New" w:cs="Courier New"/>
-          <w:color w:val="C586C0"/>
-          <w:sz w:val="18"/>
-          <w:szCs w:val="21"/>
-          <w:lang w:val="en-US" w:eastAsia="es-AR"/>
-        </w:rPr>
-        <w:t>class</w:t>
-      </w:r>
-      <w:r>
-        <w:rPr>
-          <w:rFonts w:ascii="Courier New" w:eastAsia="Times New Roman" w:hAnsi="Courier New" w:cs="Courier New"/>
-          <w:color w:val="D4D4D4"/>
-          <w:sz w:val="18"/>
-          <w:szCs w:val="21"/>
-          <w:lang w:val="en-US" w:eastAsia="es-AR"/>
-        </w:rPr>
-        <w:t xml:space="preserve">, </w:t>
-      </w:r>
-      <w:r>
-        <w:rPr>
-          <w:rFonts w:ascii="Courier New" w:eastAsia="Times New Roman" w:hAnsi="Courier New" w:cs="Courier New"/>
-          <w:color w:val="9CDCFE"/>
-          <w:sz w:val="18"/>
-          <w:szCs w:val="21"/>
-          <w:lang w:val="en-US" w:eastAsia="es-AR"/>
-        </w:rPr>
-        <w:t>args</w:t>
-      </w:r>
-      <w:r>
-        <w:rPr>
-          <w:rFonts w:ascii="Courier New" w:eastAsia="Times New Roman" w:hAnsi="Courier New" w:cs="Courier New"/>
-          <w:color w:val="D4D4D4"/>
-          <w:sz w:val="18"/>
-          <w:szCs w:val="21"/>
-          <w:lang w:val="en-US" w:eastAsia="es-AR"/>
-        </w:rPr>
-        <w:t>);</w:t>
-      </w:r>
-    </w:p>
-    <w:p>
-      <w:pPr>
-        <w:shd w:val="clear" w:color="auto" w:fill="1E1E1E"/>
-        <w:spacing w:after="0" w:line="240" w:lineRule="auto"/>
-        <w:contextualSpacing w:val="0"/>
-        <w:rPr>
-          <w:rFonts w:ascii="Courier New" w:eastAsia="Times New Roman" w:hAnsi="Courier New" w:cs="Courier New"/>
-          <w:color w:val="D4D4D4"/>
-          <w:sz w:val="18"/>
-          <w:szCs w:val="21"/>
-          <w:lang w:val="en-US" w:eastAsia="es-AR"/>
-        </w:rPr>
-      </w:pPr>
-      <w:r>
-        <w:rPr>
-          <w:rFonts w:ascii="Courier New" w:eastAsia="Times New Roman" w:hAnsi="Courier New" w:cs="Courier New"/>
-          <w:color w:val="D4D4D4"/>
-          <w:sz w:val="18"/>
-          <w:szCs w:val="21"/>
-          <w:lang w:val="en-US" w:eastAsia="es-AR"/>
-        </w:rPr>
-        <w:t>    }</w:t>
-      </w:r>
-    </w:p>
-    <w:p>
-      <w:pPr>
-        <w:shd w:val="clear" w:color="auto" w:fill="1E1E1E"/>
-        <w:spacing w:after="0" w:line="240" w:lineRule="auto"/>
-        <w:contextualSpacing w:val="0"/>
-        <w:rPr>
-          <w:rFonts w:ascii="Courier New" w:eastAsia="Times New Roman" w:hAnsi="Courier New" w:cs="Courier New"/>
-          <w:color w:val="D4D4D4"/>
-          <w:sz w:val="18"/>
-          <w:szCs w:val="21"/>
-          <w:lang w:val="en-US" w:eastAsia="es-AR"/>
-        </w:rPr>
-      </w:pPr>
-    </w:p>
-    <w:p>
-      <w:pPr>
-        <w:shd w:val="clear" w:color="auto" w:fill="1E1E1E"/>
-        <w:spacing w:after="0" w:line="240" w:lineRule="auto"/>
-        <w:contextualSpacing w:val="0"/>
-        <w:rPr>
-          <w:rFonts w:ascii="Courier New" w:eastAsia="Times New Roman" w:hAnsi="Courier New" w:cs="Courier New"/>
-          <w:color w:val="D4D4D4"/>
-          <w:sz w:val="18"/>
-          <w:szCs w:val="21"/>
-          <w:lang w:val="en-US" w:eastAsia="es-AR"/>
-        </w:rPr>
-      </w:pPr>
-      <w:r>
-        <w:rPr>
-          <w:rFonts w:ascii="Courier New" w:eastAsia="Times New Roman" w:hAnsi="Courier New" w:cs="Courier New"/>
-          <w:color w:val="D4D4D4"/>
-          <w:sz w:val="18"/>
-          <w:szCs w:val="21"/>
-          <w:lang w:val="en-US" w:eastAsia="es-AR"/>
-        </w:rPr>
-        <w:t>    @</w:t>
-      </w:r>
-      <w:r>
-        <w:rPr>
-          <w:rFonts w:ascii="Courier New" w:eastAsia="Times New Roman" w:hAnsi="Courier New" w:cs="Courier New"/>
-          <w:color w:val="4EC9B0"/>
-          <w:sz w:val="18"/>
-          <w:szCs w:val="21"/>
-          <w:lang w:val="en-US" w:eastAsia="es-AR"/>
-        </w:rPr>
-        <w:t>GetMapping</w:t>
-      </w:r>
-      <w:r>
-        <w:rPr>
-          <w:rFonts w:ascii="Courier New" w:eastAsia="Times New Roman" w:hAnsi="Courier New" w:cs="Courier New"/>
-          <w:color w:val="D4D4D4"/>
-          <w:sz w:val="18"/>
-          <w:szCs w:val="21"/>
-          <w:lang w:val="en-US" w:eastAsia="es-AR"/>
-        </w:rPr>
-        <w:t>(</w:t>
-      </w:r>
-      <w:r>
-        <w:rPr>
-          <w:rFonts w:ascii="Courier New" w:eastAsia="Times New Roman" w:hAnsi="Courier New" w:cs="Courier New"/>
-          <w:color w:val="CE9178"/>
-          <w:sz w:val="18"/>
-          <w:szCs w:val="21"/>
-          <w:lang w:val="en-US" w:eastAsia="es-AR"/>
-        </w:rPr>
-        <w:t>"/"</w:t>
-      </w:r>
-      <w:r>
-        <w:rPr>
-          <w:rFonts w:ascii="Courier New" w:eastAsia="Times New Roman" w:hAnsi="Courier New" w:cs="Courier New"/>
-          <w:color w:val="D4D4D4"/>
-          <w:sz w:val="18"/>
-          <w:szCs w:val="21"/>
-          <w:lang w:val="en-US" w:eastAsia="es-AR"/>
-        </w:rPr>
-        <w:t>)</w:t>
-      </w:r>
-    </w:p>
-    <w:p>
-      <w:pPr>
-        <w:shd w:val="clear" w:color="auto" w:fill="1E1E1E"/>
-        <w:spacing w:after="0" w:line="240" w:lineRule="auto"/>
-        <w:contextualSpacing w:val="0"/>
-        <w:rPr>
-          <w:rFonts w:ascii="Courier New" w:eastAsia="Times New Roman" w:hAnsi="Courier New" w:cs="Courier New"/>
-          <w:color w:val="D4D4D4"/>
-          <w:sz w:val="18"/>
-          <w:szCs w:val="21"/>
-          <w:lang w:val="en-US" w:eastAsia="es-AR"/>
-        </w:rPr>
-      </w:pPr>
-      <w:r>
-        <w:rPr>
-          <w:rFonts w:ascii="Courier New" w:eastAsia="Times New Roman" w:hAnsi="Courier New" w:cs="Courier New"/>
-          <w:color w:val="D4D4D4"/>
-          <w:sz w:val="18"/>
-          <w:szCs w:val="21"/>
-          <w:lang w:val="en-US" w:eastAsia="es-AR"/>
-        </w:rPr>
-        <w:t xml:space="preserve">    </w:t>
-      </w:r>
-      <w:r>
-        <w:rPr>
-          <w:rFonts w:ascii="Courier New" w:eastAsia="Times New Roman" w:hAnsi="Courier New" w:cs="Courier New"/>
-          <w:color w:val="569CD6"/>
-          <w:sz w:val="18"/>
-          <w:szCs w:val="21"/>
-          <w:lang w:val="en-US" w:eastAsia="es-AR"/>
-        </w:rPr>
-        <w:t>public</w:t>
-      </w:r>
-      <w:r>
-        <w:rPr>
-          <w:rFonts w:ascii="Courier New" w:eastAsia="Times New Roman" w:hAnsi="Courier New" w:cs="Courier New"/>
-          <w:color w:val="D4D4D4"/>
-          <w:sz w:val="18"/>
-          <w:szCs w:val="21"/>
-          <w:lang w:val="en-US" w:eastAsia="es-AR"/>
-        </w:rPr>
-        <w:t xml:space="preserve"> </w:t>
-      </w:r>
-      <w:r>
-        <w:rPr>
-          <w:rFonts w:ascii="Courier New" w:eastAsia="Times New Roman" w:hAnsi="Courier New" w:cs="Courier New"/>
-          <w:color w:val="4EC9B0"/>
-          <w:sz w:val="18"/>
-          <w:szCs w:val="21"/>
-          <w:lang w:val="en-US" w:eastAsia="es-AR"/>
-        </w:rPr>
-        <w:t>String</w:t>
-      </w:r>
-      <w:r>
-        <w:rPr>
-          <w:rFonts w:ascii="Courier New" w:eastAsia="Times New Roman" w:hAnsi="Courier New" w:cs="Courier New"/>
-          <w:color w:val="D4D4D4"/>
-          <w:sz w:val="18"/>
-          <w:szCs w:val="21"/>
-          <w:lang w:val="en-US" w:eastAsia="es-AR"/>
-        </w:rPr>
-        <w:t xml:space="preserve"> </w:t>
-      </w:r>
-      <w:r>
-        <w:rPr>
-          <w:rFonts w:ascii="Courier New" w:eastAsia="Times New Roman" w:hAnsi="Courier New" w:cs="Courier New"/>
-          <w:color w:val="DCDCAA"/>
-          <w:sz w:val="18"/>
-          <w:szCs w:val="21"/>
-          <w:lang w:val="en-US" w:eastAsia="es-AR"/>
-        </w:rPr>
-        <w:t>hola</w:t>
-      </w:r>
-      <w:r>
-        <w:rPr>
-          <w:rFonts w:ascii="Courier New" w:eastAsia="Times New Roman" w:hAnsi="Courier New" w:cs="Courier New"/>
-          <w:color w:val="D4D4D4"/>
-          <w:sz w:val="18"/>
-          <w:szCs w:val="21"/>
-          <w:lang w:val="en-US" w:eastAsia="es-AR"/>
-        </w:rPr>
-        <w:t>(@</w:t>
-      </w:r>
-      <w:r>
-        <w:rPr>
-          <w:rFonts w:ascii="Courier New" w:eastAsia="Times New Roman" w:hAnsi="Courier New" w:cs="Courier New"/>
-          <w:color w:val="4EC9B0"/>
-          <w:sz w:val="18"/>
-          <w:szCs w:val="21"/>
-          <w:lang w:val="en-US" w:eastAsia="es-AR"/>
-        </w:rPr>
-        <w:t>RequestParam</w:t>
-      </w:r>
-      <w:r>
-        <w:rPr>
-          <w:rFonts w:ascii="Courier New" w:eastAsia="Times New Roman" w:hAnsi="Courier New" w:cs="Courier New"/>
-          <w:color w:val="D4D4D4"/>
-          <w:sz w:val="18"/>
-          <w:szCs w:val="21"/>
-          <w:lang w:val="en-US" w:eastAsia="es-AR"/>
-        </w:rPr>
-        <w:t>(</w:t>
-      </w:r>
-      <w:r>
-        <w:rPr>
-          <w:rFonts w:ascii="Courier New" w:eastAsia="Times New Roman" w:hAnsi="Courier New" w:cs="Courier New"/>
-          <w:color w:val="DCDCAA"/>
-          <w:sz w:val="18"/>
-          <w:szCs w:val="21"/>
-          <w:lang w:val="en-US" w:eastAsia="es-AR"/>
-        </w:rPr>
-        <w:t>value</w:t>
-      </w:r>
-      <w:r>
-        <w:rPr>
-          <w:rFonts w:ascii="Courier New" w:eastAsia="Times New Roman" w:hAnsi="Courier New" w:cs="Courier New"/>
-          <w:color w:val="D4D4D4"/>
-          <w:sz w:val="18"/>
-          <w:szCs w:val="21"/>
-          <w:lang w:val="en-US" w:eastAsia="es-AR"/>
-        </w:rPr>
-        <w:t xml:space="preserve"> = </w:t>
-      </w:r>
-      <w:r>
-        <w:rPr>
-          <w:rFonts w:ascii="Courier New" w:eastAsia="Times New Roman" w:hAnsi="Courier New" w:cs="Courier New"/>
-          <w:color w:val="CE9178"/>
-          <w:sz w:val="18"/>
-          <w:szCs w:val="21"/>
-          <w:lang w:val="en-US" w:eastAsia="es-AR"/>
-        </w:rPr>
-        <w:t>"name"</w:t>
-      </w:r>
-      <w:r>
-        <w:rPr>
-          <w:rFonts w:ascii="Courier New" w:eastAsia="Times New Roman" w:hAnsi="Courier New" w:cs="Courier New"/>
-          <w:color w:val="D4D4D4"/>
-          <w:sz w:val="18"/>
-          <w:szCs w:val="21"/>
-          <w:lang w:val="en-US" w:eastAsia="es-AR"/>
-        </w:rPr>
-        <w:t xml:space="preserve">, </w:t>
-      </w:r>
-      <w:r>
-        <w:rPr>
-          <w:rFonts w:ascii="Courier New" w:eastAsia="Times New Roman" w:hAnsi="Courier New" w:cs="Courier New"/>
-          <w:color w:val="DCDCAA"/>
-          <w:sz w:val="18"/>
-          <w:szCs w:val="21"/>
-          <w:lang w:val="en-US" w:eastAsia="es-AR"/>
-        </w:rPr>
-        <w:t>defaultValue</w:t>
-      </w:r>
-      <w:r>
-        <w:rPr>
-          <w:rFonts w:ascii="Courier New" w:eastAsia="Times New Roman" w:hAnsi="Courier New" w:cs="Courier New"/>
-          <w:color w:val="D4D4D4"/>
-          <w:sz w:val="18"/>
-          <w:szCs w:val="21"/>
-          <w:lang w:val="en-US" w:eastAsia="es-AR"/>
-        </w:rPr>
-        <w:t xml:space="preserve"> = </w:t>
-      </w:r>
-      <w:r>
-        <w:rPr>
-          <w:rFonts w:ascii="Courier New" w:eastAsia="Times New Roman" w:hAnsi="Courier New" w:cs="Courier New"/>
-          <w:color w:val="CE9178"/>
-          <w:sz w:val="18"/>
-          <w:szCs w:val="21"/>
-          <w:lang w:val="en-US" w:eastAsia="es-AR"/>
-        </w:rPr>
-        <w:t>"José"</w:t>
-      </w:r>
-      <w:r>
-        <w:rPr>
-          <w:rFonts w:ascii="Courier New" w:eastAsia="Times New Roman" w:hAnsi="Courier New" w:cs="Courier New"/>
-          <w:color w:val="D4D4D4"/>
-          <w:sz w:val="18"/>
-          <w:szCs w:val="21"/>
-          <w:lang w:val="en-US" w:eastAsia="es-AR"/>
-        </w:rPr>
-        <w:t xml:space="preserve">) </w:t>
-      </w:r>
-      <w:r>
-        <w:rPr>
-          <w:rFonts w:ascii="Courier New" w:eastAsia="Times New Roman" w:hAnsi="Courier New" w:cs="Courier New"/>
-          <w:color w:val="4EC9B0"/>
-          <w:sz w:val="18"/>
-          <w:szCs w:val="21"/>
-          <w:lang w:val="en-US" w:eastAsia="es-AR"/>
-        </w:rPr>
-        <w:t>String</w:t>
-      </w:r>
-      <w:r>
-        <w:rPr>
-          <w:rFonts w:ascii="Courier New" w:eastAsia="Times New Roman" w:hAnsi="Courier New" w:cs="Courier New"/>
-          <w:color w:val="D4D4D4"/>
-          <w:sz w:val="18"/>
-          <w:szCs w:val="21"/>
-          <w:lang w:val="en-US" w:eastAsia="es-AR"/>
-        </w:rPr>
-        <w:t xml:space="preserve"> </w:t>
-      </w:r>
-      <w:r>
-        <w:rPr>
-          <w:rFonts w:ascii="Courier New" w:eastAsia="Times New Roman" w:hAnsi="Courier New" w:cs="Courier New"/>
-          <w:color w:val="9CDCFE"/>
-          <w:sz w:val="18"/>
-          <w:szCs w:val="21"/>
-          <w:lang w:val="en-US" w:eastAsia="es-AR"/>
-        </w:rPr>
-        <w:t>name</w:t>
-      </w:r>
-      <w:r>
-        <w:rPr>
-          <w:rFonts w:ascii="Courier New" w:eastAsia="Times New Roman" w:hAnsi="Courier New" w:cs="Courier New"/>
-          <w:color w:val="D4D4D4"/>
-          <w:sz w:val="18"/>
-          <w:szCs w:val="21"/>
-          <w:lang w:val="en-US" w:eastAsia="es-AR"/>
-        </w:rPr>
-        <w:t>) {</w:t>
-      </w:r>
-    </w:p>
-    <w:p>
-      <w:pPr>
-        <w:shd w:val="clear" w:color="auto" w:fill="1E1E1E"/>
-        <w:spacing w:after="0" w:line="240" w:lineRule="auto"/>
-        <w:contextualSpacing w:val="0"/>
-        <w:rPr>
-          <w:rFonts w:ascii="Courier New" w:eastAsia="Times New Roman" w:hAnsi="Courier New" w:cs="Courier New"/>
-          <w:color w:val="D4D4D4"/>
-          <w:sz w:val="18"/>
-          <w:szCs w:val="21"/>
-          <w:lang w:val="en-US" w:eastAsia="es-AR"/>
-        </w:rPr>
-      </w:pPr>
-      <w:r>
-        <w:rPr>
-          <w:rFonts w:ascii="Courier New" w:eastAsia="Times New Roman" w:hAnsi="Courier New" w:cs="Courier New"/>
-          <w:color w:val="D4D4D4"/>
-          <w:sz w:val="18"/>
-          <w:szCs w:val="21"/>
-          <w:lang w:val="en-US" w:eastAsia="es-AR"/>
-        </w:rPr>
-        <w:t xml:space="preserve">        </w:t>
-      </w:r>
-      <w:r>
-        <w:rPr>
-          <w:rFonts w:ascii="Courier New" w:eastAsia="Times New Roman" w:hAnsi="Courier New" w:cs="Courier New"/>
-          <w:color w:val="4EC9B0"/>
-          <w:sz w:val="18"/>
-          <w:szCs w:val="21"/>
-          <w:lang w:val="en-US" w:eastAsia="es-AR"/>
-        </w:rPr>
-        <w:t>User</w:t>
-      </w:r>
-      <w:r>
-        <w:rPr>
-          <w:rFonts w:ascii="Courier New" w:eastAsia="Times New Roman" w:hAnsi="Courier New" w:cs="Courier New"/>
-          <w:color w:val="D4D4D4"/>
-          <w:sz w:val="18"/>
-          <w:szCs w:val="21"/>
-          <w:lang w:val="en-US" w:eastAsia="es-AR"/>
-        </w:rPr>
-        <w:t xml:space="preserve"> </w:t>
-      </w:r>
-      <w:r>
-        <w:rPr>
-          <w:rFonts w:ascii="Courier New" w:eastAsia="Times New Roman" w:hAnsi="Courier New" w:cs="Courier New"/>
-          <w:color w:val="9CDCFE"/>
-          <w:sz w:val="18"/>
-          <w:szCs w:val="21"/>
-          <w:lang w:val="en-US" w:eastAsia="es-AR"/>
-        </w:rPr>
-        <w:t>user</w:t>
-      </w:r>
-      <w:r>
-        <w:rPr>
-          <w:rFonts w:ascii="Courier New" w:eastAsia="Times New Roman" w:hAnsi="Courier New" w:cs="Courier New"/>
-          <w:color w:val="D4D4D4"/>
-          <w:sz w:val="18"/>
-          <w:szCs w:val="21"/>
-          <w:lang w:val="en-US" w:eastAsia="es-AR"/>
-        </w:rPr>
-        <w:t xml:space="preserve"> = </w:t>
-      </w:r>
-      <w:r>
-        <w:rPr>
-          <w:rFonts w:ascii="Courier New" w:eastAsia="Times New Roman" w:hAnsi="Courier New" w:cs="Courier New"/>
-          <w:color w:val="C586C0"/>
-          <w:sz w:val="18"/>
-          <w:szCs w:val="21"/>
-          <w:lang w:val="en-US" w:eastAsia="es-AR"/>
-        </w:rPr>
-        <w:t>new</w:t>
-      </w:r>
-      <w:r>
-        <w:rPr>
-          <w:rFonts w:ascii="Courier New" w:eastAsia="Times New Roman" w:hAnsi="Courier New" w:cs="Courier New"/>
-          <w:color w:val="D4D4D4"/>
-          <w:sz w:val="18"/>
-          <w:szCs w:val="21"/>
-          <w:lang w:val="en-US" w:eastAsia="es-AR"/>
-        </w:rPr>
-        <w:t xml:space="preserve"> </w:t>
-      </w:r>
-      <w:r>
-        <w:rPr>
-          <w:rFonts w:ascii="Courier New" w:eastAsia="Times New Roman" w:hAnsi="Courier New" w:cs="Courier New"/>
-          <w:color w:val="DCDCAA"/>
-          <w:sz w:val="18"/>
-          <w:szCs w:val="21"/>
-          <w:lang w:val="en-US" w:eastAsia="es-AR"/>
-        </w:rPr>
-        <w:t>User</w:t>
-      </w:r>
-      <w:r>
-        <w:rPr>
-          <w:rFonts w:ascii="Courier New" w:eastAsia="Times New Roman" w:hAnsi="Courier New" w:cs="Courier New"/>
-          <w:color w:val="D4D4D4"/>
-          <w:sz w:val="18"/>
-          <w:szCs w:val="21"/>
-          <w:lang w:val="en-US" w:eastAsia="es-AR"/>
-        </w:rPr>
-        <w:t>();</w:t>
-      </w:r>
-    </w:p>
-    <w:p>
-      <w:pPr>
-        <w:shd w:val="clear" w:color="auto" w:fill="1E1E1E"/>
-        <w:spacing w:after="0" w:line="240" w:lineRule="auto"/>
-        <w:contextualSpacing w:val="0"/>
-        <w:rPr>
-          <w:rFonts w:ascii="Courier New" w:eastAsia="Times New Roman" w:hAnsi="Courier New" w:cs="Courier New"/>
-          <w:color w:val="D4D4D4"/>
-          <w:sz w:val="18"/>
-          <w:szCs w:val="21"/>
-          <w:lang w:val="en-US" w:eastAsia="es-AR"/>
-        </w:rPr>
-      </w:pPr>
-      <w:r>
-        <w:rPr>
-          <w:rFonts w:ascii="Courier New" w:eastAsia="Times New Roman" w:hAnsi="Courier New" w:cs="Courier New"/>
-          <w:color w:val="D4D4D4"/>
-          <w:sz w:val="18"/>
-          <w:szCs w:val="21"/>
-          <w:lang w:val="en-US" w:eastAsia="es-AR"/>
-        </w:rPr>
-        <w:t xml:space="preserve">        </w:t>
-      </w:r>
-      <w:r>
-        <w:rPr>
-          <w:rFonts w:ascii="Courier New" w:eastAsia="Times New Roman" w:hAnsi="Courier New" w:cs="Courier New"/>
-          <w:color w:val="9CDCFE"/>
-          <w:sz w:val="18"/>
-          <w:szCs w:val="21"/>
-          <w:lang w:val="en-US" w:eastAsia="es-AR"/>
-        </w:rPr>
-        <w:t>user</w:t>
-      </w:r>
-      <w:r>
-        <w:rPr>
-          <w:rFonts w:ascii="Courier New" w:eastAsia="Times New Roman" w:hAnsi="Courier New" w:cs="Courier New"/>
-          <w:color w:val="D4D4D4"/>
-          <w:sz w:val="18"/>
-          <w:szCs w:val="21"/>
-          <w:lang w:val="en-US" w:eastAsia="es-AR"/>
-        </w:rPr>
-        <w:t>.</w:t>
-      </w:r>
-      <w:r>
-        <w:rPr>
-          <w:rFonts w:ascii="Courier New" w:eastAsia="Times New Roman" w:hAnsi="Courier New" w:cs="Courier New"/>
-          <w:color w:val="DCDCAA"/>
-          <w:sz w:val="18"/>
-          <w:szCs w:val="21"/>
-          <w:lang w:val="en-US" w:eastAsia="es-AR"/>
-        </w:rPr>
-        <w:t>setName</w:t>
-      </w:r>
-      <w:r>
-        <w:rPr>
-          <w:rFonts w:ascii="Courier New" w:eastAsia="Times New Roman" w:hAnsi="Courier New" w:cs="Courier New"/>
-          <w:color w:val="D4D4D4"/>
-          <w:sz w:val="18"/>
-          <w:szCs w:val="21"/>
-          <w:lang w:val="en-US" w:eastAsia="es-AR"/>
-        </w:rPr>
-        <w:t>(</w:t>
-      </w:r>
-      <w:r>
-        <w:rPr>
-          <w:rFonts w:ascii="Courier New" w:eastAsia="Times New Roman" w:hAnsi="Courier New" w:cs="Courier New"/>
-          <w:color w:val="9CDCFE"/>
-          <w:sz w:val="18"/>
-          <w:szCs w:val="21"/>
-          <w:lang w:val="en-US" w:eastAsia="es-AR"/>
-        </w:rPr>
-        <w:t>name</w:t>
-      </w:r>
-      <w:r>
-        <w:rPr>
-          <w:rFonts w:ascii="Courier New" w:eastAsia="Times New Roman" w:hAnsi="Courier New" w:cs="Courier New"/>
-          <w:color w:val="D4D4D4"/>
-          <w:sz w:val="18"/>
-          <w:szCs w:val="21"/>
-          <w:lang w:val="en-US" w:eastAsia="es-AR"/>
-        </w:rPr>
-        <w:t>);</w:t>
-      </w:r>
-    </w:p>
-    <w:p>
-      <w:pPr>
-        <w:shd w:val="clear" w:color="auto" w:fill="1E1E1E"/>
-        <w:spacing w:after="0" w:line="240" w:lineRule="auto"/>
-        <w:contextualSpacing w:val="0"/>
-        <w:rPr>
-          <w:rFonts w:ascii="Courier New" w:eastAsia="Times New Roman" w:hAnsi="Courier New" w:cs="Courier New"/>
-          <w:color w:val="D4D4D4"/>
-          <w:sz w:val="18"/>
-          <w:szCs w:val="21"/>
-          <w:lang w:val="en-US" w:eastAsia="es-AR"/>
-        </w:rPr>
-      </w:pPr>
-    </w:p>
-    <w:p>
-      <w:pPr>
-        <w:shd w:val="clear" w:color="auto" w:fill="1E1E1E"/>
-        <w:spacing w:after="0" w:line="240" w:lineRule="auto"/>
-        <w:contextualSpacing w:val="0"/>
-        <w:rPr>
-          <w:rFonts w:ascii="Courier New" w:eastAsia="Times New Roman" w:hAnsi="Courier New" w:cs="Courier New"/>
-          <w:color w:val="D4D4D4"/>
-          <w:sz w:val="18"/>
-          <w:szCs w:val="21"/>
-          <w:lang w:val="en-US" w:eastAsia="es-AR"/>
-        </w:rPr>
-      </w:pPr>
-      <w:r>
-        <w:rPr>
-          <w:rFonts w:ascii="Courier New" w:eastAsia="Times New Roman" w:hAnsi="Courier New" w:cs="Courier New"/>
-          <w:color w:val="D4D4D4"/>
-          <w:sz w:val="18"/>
-          <w:szCs w:val="21"/>
-          <w:lang w:val="en-US" w:eastAsia="es-AR"/>
-        </w:rPr>
-        <w:t xml:space="preserve">        </w:t>
-      </w:r>
-      <w:r>
-        <w:rPr>
-          <w:rFonts w:ascii="Courier New" w:eastAsia="Times New Roman" w:hAnsi="Courier New" w:cs="Courier New"/>
-          <w:color w:val="C586C0"/>
-          <w:sz w:val="18"/>
-          <w:szCs w:val="21"/>
-          <w:lang w:val="en-US" w:eastAsia="es-AR"/>
-        </w:rPr>
-        <w:t>return</w:t>
-      </w:r>
-      <w:r>
-        <w:rPr>
-          <w:rFonts w:ascii="Courier New" w:eastAsia="Times New Roman" w:hAnsi="Courier New" w:cs="Courier New"/>
-          <w:color w:val="D4D4D4"/>
-          <w:sz w:val="18"/>
-          <w:szCs w:val="21"/>
-          <w:lang w:val="en-US" w:eastAsia="es-AR"/>
-        </w:rPr>
-        <w:t xml:space="preserve"> </w:t>
-      </w:r>
-      <w:r>
-        <w:rPr>
-          <w:rFonts w:ascii="Courier New" w:eastAsia="Times New Roman" w:hAnsi="Courier New" w:cs="Courier New"/>
-          <w:color w:val="4EC9B0"/>
-          <w:sz w:val="18"/>
-          <w:szCs w:val="21"/>
-          <w:lang w:val="en-US" w:eastAsia="es-AR"/>
-        </w:rPr>
-        <w:t>String</w:t>
-      </w:r>
-      <w:r>
-        <w:rPr>
-          <w:rFonts w:ascii="Courier New" w:eastAsia="Times New Roman" w:hAnsi="Courier New" w:cs="Courier New"/>
-          <w:color w:val="D4D4D4"/>
-          <w:sz w:val="18"/>
-          <w:szCs w:val="21"/>
-          <w:lang w:val="en-US" w:eastAsia="es-AR"/>
-        </w:rPr>
-        <w:t>.</w:t>
-      </w:r>
-      <w:r>
-        <w:rPr>
-          <w:rFonts w:ascii="Courier New" w:eastAsia="Times New Roman" w:hAnsi="Courier New" w:cs="Courier New"/>
-          <w:color w:val="DCDCAA"/>
-          <w:sz w:val="18"/>
-          <w:szCs w:val="21"/>
-          <w:lang w:val="en-US" w:eastAsia="es-AR"/>
-        </w:rPr>
-        <w:t>format</w:t>
-      </w:r>
-      <w:r>
-        <w:rPr>
-          <w:rFonts w:ascii="Courier New" w:eastAsia="Times New Roman" w:hAnsi="Courier New" w:cs="Courier New"/>
-          <w:color w:val="D4D4D4"/>
-          <w:sz w:val="18"/>
-          <w:szCs w:val="21"/>
-          <w:lang w:val="en-US" w:eastAsia="es-AR"/>
-        </w:rPr>
-        <w:t>(</w:t>
-      </w:r>
-      <w:r>
-        <w:rPr>
-          <w:rFonts w:ascii="Courier New" w:eastAsia="Times New Roman" w:hAnsi="Courier New" w:cs="Courier New"/>
-          <w:color w:val="CE9178"/>
-          <w:sz w:val="18"/>
-          <w:szCs w:val="21"/>
-          <w:lang w:val="en-US" w:eastAsia="es-AR"/>
-        </w:rPr>
-        <w:t>"¡Hola %s!"</w:t>
-      </w:r>
-      <w:r>
-        <w:rPr>
-          <w:rFonts w:ascii="Courier New" w:eastAsia="Times New Roman" w:hAnsi="Courier New" w:cs="Courier New"/>
-          <w:color w:val="D4D4D4"/>
-          <w:sz w:val="18"/>
-          <w:szCs w:val="21"/>
-          <w:lang w:val="en-US" w:eastAsia="es-AR"/>
-        </w:rPr>
-        <w:t xml:space="preserve">, </w:t>
-      </w:r>
-      <w:r>
-        <w:rPr>
-          <w:rFonts w:ascii="Courier New" w:eastAsia="Times New Roman" w:hAnsi="Courier New" w:cs="Courier New"/>
-          <w:color w:val="9CDCFE"/>
-          <w:sz w:val="18"/>
-          <w:szCs w:val="21"/>
-          <w:lang w:val="en-US" w:eastAsia="es-AR"/>
-        </w:rPr>
-        <w:t>user</w:t>
-      </w:r>
-      <w:r>
-        <w:rPr>
-          <w:rFonts w:ascii="Courier New" w:eastAsia="Times New Roman" w:hAnsi="Courier New" w:cs="Courier New"/>
-          <w:color w:val="D4D4D4"/>
-          <w:sz w:val="18"/>
-          <w:szCs w:val="21"/>
-          <w:lang w:val="en-US" w:eastAsia="es-AR"/>
-        </w:rPr>
-        <w:t>.</w:t>
-      </w:r>
-      <w:r>
-        <w:rPr>
-          <w:rFonts w:ascii="Courier New" w:eastAsia="Times New Roman" w:hAnsi="Courier New" w:cs="Courier New"/>
-          <w:color w:val="DCDCAA"/>
-          <w:sz w:val="18"/>
-          <w:szCs w:val="21"/>
-          <w:lang w:val="en-US" w:eastAsia="es-AR"/>
-        </w:rPr>
-        <w:t>getName</w:t>
-      </w:r>
-      <w:r>
-        <w:rPr>
-          <w:rFonts w:ascii="Courier New" w:eastAsia="Times New Roman" w:hAnsi="Courier New" w:cs="Courier New"/>
-          <w:color w:val="D4D4D4"/>
-          <w:sz w:val="18"/>
-          <w:szCs w:val="21"/>
-          <w:lang w:val="en-US" w:eastAsia="es-AR"/>
-        </w:rPr>
-        <w:t>());</w:t>
-      </w:r>
-    </w:p>
-    <w:p>
-      <w:pPr>
-        <w:shd w:val="clear" w:color="auto" w:fill="1E1E1E"/>
-        <w:spacing w:after="0" w:line="240" w:lineRule="auto"/>
-        <w:contextualSpacing w:val="0"/>
-        <w:rPr>
-          <w:rFonts w:ascii="Courier New" w:eastAsia="Times New Roman" w:hAnsi="Courier New" w:cs="Courier New"/>
-          <w:color w:val="D4D4D4"/>
-          <w:sz w:val="18"/>
-          <w:szCs w:val="21"/>
-          <w:lang w:eastAsia="es-AR"/>
-        </w:rPr>
-      </w:pPr>
-      <w:r>
-        <w:rPr>
-          <w:rFonts w:ascii="Courier New" w:eastAsia="Times New Roman" w:hAnsi="Courier New" w:cs="Courier New"/>
-          <w:color w:val="D4D4D4"/>
-          <w:sz w:val="18"/>
-          <w:szCs w:val="21"/>
-          <w:lang w:val="en-US" w:eastAsia="es-AR"/>
-        </w:rPr>
-        <w:t xml:space="preserve">    </w:t>
-      </w:r>
-      <w:r>
-        <w:rPr>
-          <w:rFonts w:ascii="Courier New" w:eastAsia="Times New Roman" w:hAnsi="Courier New" w:cs="Courier New"/>
-          <w:color w:val="D4D4D4"/>
-          <w:sz w:val="18"/>
-          <w:szCs w:val="21"/>
-          <w:lang w:eastAsia="es-AR"/>
-        </w:rPr>
-        <w:t>}</w:t>
-      </w:r>
-    </w:p>
-    <w:p>
-      <w:pPr>
-        <w:shd w:val="clear" w:color="auto" w:fill="1E1E1E"/>
-        <w:spacing w:after="0" w:line="240" w:lineRule="auto"/>
-        <w:contextualSpacing w:val="0"/>
-        <w:rPr>
-          <w:rFonts w:ascii="Courier New" w:eastAsia="Times New Roman" w:hAnsi="Courier New" w:cs="Courier New"/>
-          <w:color w:val="D4D4D4"/>
-          <w:sz w:val="18"/>
-          <w:szCs w:val="21"/>
-          <w:lang w:eastAsia="es-AR"/>
-        </w:rPr>
-      </w:pPr>
-      <w:r>
-        <w:rPr>
-          <w:rFonts w:ascii="Courier New" w:eastAsia="Times New Roman" w:hAnsi="Courier New" w:cs="Courier New"/>
-          <w:color w:val="D4D4D4"/>
-          <w:sz w:val="18"/>
-          <w:szCs w:val="21"/>
-          <w:lang w:eastAsia="es-AR"/>
-        </w:rPr>
-        <w:t>}</w:t>
-      </w:r>
     </w:p>
     <w:p>
       <w:pPr>
@@ -3860,13 +3098,13 @@
     <w:p>
       <w:pPr>
         <w:rPr>
-          <w:rStyle w:val="style-scope"/>
+          <w:rStyle w:val="Hyperlink"/>
           <w:rFonts w:ascii="Arial" w:hAnsi="Arial" w:cs="Arial"/>
-          <w:color w:val="030303"/>
           <w:sz w:val="21"/>
           <w:szCs w:val="21"/>
           <w:bdr w:val="none" w:sz="0" w:space="0" w:color="auto" w:frame="1"/>
           <w:shd w:val="clear" w:color="auto" w:fill="F9F9F9"/>
+          <w:lang w:val="es-AR"/>
         </w:rPr>
       </w:pPr>
       <w:hyperlink r:id="rId15" w:history="1">
@@ -3885,6 +3123,37 @@
       </w:hyperlink>
     </w:p>
     <w:p>
+      <w:pPr>
+        <w:rPr>
+          <w:rStyle w:val="style-scope"/>
+          <w:rFonts w:ascii="Arial" w:hAnsi="Arial" w:cs="Arial"/>
+          <w:color w:val="030303"/>
+          <w:sz w:val="21"/>
+          <w:szCs w:val="21"/>
+          <w:bdr w:val="none" w:sz="0" w:space="0" w:color="auto" w:frame="1"/>
+          <w:shd w:val="clear" w:color="auto" w:fill="F9F9F9"/>
+        </w:rPr>
+      </w:pPr>
+      <w:r>
+        <w:rPr>
+          <w:rStyle w:val="style-scope"/>
+          <w:rFonts w:ascii="Arial" w:hAnsi="Arial" w:cs="Arial"/>
+          <w:color w:val="030303"/>
+          <w:sz w:val="21"/>
+          <w:szCs w:val="21"/>
+          <w:bdr w:val="none" w:sz="0" w:space="0" w:color="auto" w:frame="1"/>
+          <w:shd w:val="clear" w:color="auto" w:fill="F9F9F9"/>
+        </w:rPr>
+        <w:t>para tomar el valor por defecto, y</w:t>
+      </w:r>
+    </w:p>
+    <w:p>
+      <w:pPr>
+        <w:rPr>
+          <w:rStyle w:val="Hyperlink"/>
+          <w:lang w:val="es-AR"/>
+        </w:rPr>
+      </w:pPr>
       <w:hyperlink r:id="rId16" w:history="1">
         <w:r>
           <w:rPr>
@@ -3894,6 +3163,11 @@
           <w:t>http://localhost:8080/?name=Rubén</w:t>
         </w:r>
       </w:hyperlink>
+    </w:p>
+    <w:p>
+      <w:r>
+        <w:t>para pasarle en la URL el parámetro que queramos.</w:t>
+      </w:r>
     </w:p>
     <w:sectPr>
       <w:pgSz w:w="11907" w:h="16839" w:code="9"/>
@@ -4634,7 +3908,6 @@
       <w:keepNext/>
       <w:spacing w:before="60" w:after="60"/>
       <w:ind w:left="2160"/>
-      <w:contextualSpacing/>
       <w:outlineLvl w:val="3"/>
     </w:pPr>
     <w:rPr>
@@ -4666,6 +3939,7 @@
   <w:style w:type="character" w:default="1" w:styleId="DefaultParagraphFont">
     <w:name w:val="Default Paragraph Font"/>
     <w:uiPriority w:val="1"/>
+    <w:semiHidden/>
     <w:unhideWhenUsed/>
   </w:style>
   <w:style w:type="table" w:default="1" w:styleId="TableNormal">
@@ -4741,7 +4015,6 @@
     <w:rsid w:val="001D0248"/>
     <w:pPr>
       <w:spacing w:after="0" w:line="240" w:lineRule="auto"/>
-      <w:contextualSpacing/>
     </w:pPr>
     <w:rPr>
       <w:rFonts w:asciiTheme="majorHAnsi" w:eastAsiaTheme="majorEastAsia" w:hAnsiTheme="majorHAnsi" w:cstheme="majorBidi"/>
@@ -5219,7 +4492,6 @@
       <w:numPr>
         <w:numId w:val="8"/>
       </w:numPr>
-      <w:contextualSpacing/>
     </w:pPr>
     <w:rPr>
       <w:rFonts w:cs="Arial"/>
